--- a/보급실적대장.docx
+++ b/보급실적대장.docx
@@ -519,7 +519,7 @@
                 <w:sz w:val="15"/>
                 <w:szCs w:val="15"/>
               </w:rPr>
-              <w:t xml:space="preserve">—</w:t>
+              <w:t xml:space="preserve">동반 수출</w:t>
             </w:r>
           </w:p>
         </w:tc>
@@ -553,7 +553,7 @@
                 <w:sz w:val="15"/>
                 <w:szCs w:val="15"/>
               </w:rPr>
-              <w:t xml:space="preserve">TMR 자동급이 로봇(2017~2024)</w:t>
+              <w:t xml:space="preserve">TMR 자동급이 로봇(2017~2024) · 러시아 선적 시 급이로봇 1대 동반 수출</w:t>
             </w:r>
           </w:p>
         </w:tc>
@@ -6533,7 +6533,7 @@
                 <w:sz w:val="15"/>
                 <w:szCs w:val="15"/>
               </w:rPr>
-              <w:t xml:space="preserve">3</w:t>
+              <w:t xml:space="preserve">4</w:t>
             </w:r>
           </w:p>
         </w:tc>
@@ -6784,78 +6784,6 @@
               <w:bottom w:val="single" w:color="000000" w:sz="6"/>
               <w:right w:val="single" w:color="000000" w:sz="6"/>
             </w:tcBorders>
-            <w:tcMar>
-              <w:top w:type="dxa" w:w="22"/>
-              <w:left w:type="dxa" w:w="40"/>
-              <w:bottom w:type="dxa" w:w="22"/>
-              <w:right w:type="dxa" w:w="40"/>
-            </w:tcMar>
-            <w:vAlign w:val="center"/>
-          </w:tcPr>
-          <w:p>
-            <w:pPr>
-              <w:jc w:val="center"/>
-            </w:pPr>
-            <w:r>
-              <w:rPr>
-                <w:rFonts w:ascii="Malgun Gothic" w:cs="Malgun Gothic" w:eastAsia="Malgun Gothic" w:hAnsi="Malgun Gothic"/>
-                <w:b/>
-                <w:bCs/>
-                <w:color w:val="000000"/>
-                <w:sz w:val="15"/>
-                <w:szCs w:val="15"/>
-              </w:rPr>
-              <w:t xml:space="preserve">49</w:t>
-            </w:r>
-          </w:p>
-        </w:tc>
-      </w:tr>
-      <w:tr>
-        <w:tc>
-          <w:tcPr>
-            <w:gridSpan w:val="9"/>
-            <w:tcBorders>
-              <w:top w:val="single" w:color="000000" w:sz="6"/>
-              <w:left w:val="single" w:color="000000" w:sz="6"/>
-              <w:bottom w:val="single" w:color="000000" w:sz="6"/>
-              <w:right w:val="single" w:color="000000" w:sz="6"/>
-            </w:tcBorders>
-            <w:shd w:fill="EFEFEF" w:color="auto" w:val="clear"/>
-            <w:tcMar>
-              <w:top w:type="dxa" w:w="22"/>
-              <w:left w:type="dxa" w:w="40"/>
-              <w:bottom w:type="dxa" w:w="22"/>
-              <w:right w:type="dxa" w:w="40"/>
-            </w:tcMar>
-            <w:vAlign w:val="center"/>
-          </w:tcPr>
-          <w:p>
-            <w:pPr>
-              <w:jc w:val="left"/>
-            </w:pPr>
-            <w:r>
-              <w:rPr>
-                <w:rFonts w:ascii="Malgun Gothic" w:cs="Malgun Gothic" w:eastAsia="Malgun Gothic" w:hAnsi="Malgun Gothic"/>
-                <w:b/>
-                <w:bCs/>
-                <w:color w:val="000000"/>
-                <w:sz w:val="15"/>
-                <w:szCs w:val="15"/>
-              </w:rPr>
-              <w:t xml:space="preserve">＊공동 구매 1건(이종숙 외 1명)을 2개소로 산정 시 50개소 — 조서 수치와 일치</w:t>
-            </w:r>
-          </w:p>
-        </w:tc>
-        <w:tc>
-          <w:tcPr>
-            <w:tcW w:type="dxa" w:w="1000"/>
-            <w:tcBorders>
-              <w:top w:val="single" w:color="000000" w:sz="6"/>
-              <w:left w:val="single" w:color="000000" w:sz="6"/>
-              <w:bottom w:val="single" w:color="000000" w:sz="6"/>
-              <w:right w:val="single" w:color="000000" w:sz="6"/>
-            </w:tcBorders>
-            <w:shd w:fill="EFEFEF" w:color="auto" w:val="clear"/>
             <w:tcMar>
               <w:top w:type="dxa" w:w="22"/>
               <w:left w:type="dxa" w:w="40"/>
@@ -6897,6 +6825,22 @@
           <w:szCs w:val="14"/>
         </w:rPr>
         <w:t xml:space="preserve">＊TMR(섬유질배합사료) 자동급이 로봇. 판매관리대장·전자세금계산서(46면) 보유. 2020년 최대 보급(18개소).</w:t>
+      </w:r>
+    </w:p>
+    <w:p>
+      <w:pPr>
+        <w:spacing w:before="50"/>
+      </w:pPr>
+      <w:r>
+        <w:rPr>
+          <w:rFonts w:ascii="Malgun Gothic" w:cs="Malgun Gothic" w:eastAsia="Malgun Gothic" w:hAnsi="Malgun Gothic"/>
+          <w:b w:val="false"/>
+          <w:bCs w:val="false"/>
+          <w:color w:val="000000"/>
+          <w:sz w:val="14"/>
+          <w:szCs w:val="14"/>
+        </w:rPr>
+        <w:t xml:space="preserve">＊2017년 4개소 중 1건은 공동 구매(이종숙 외 1명) 2개소임. ＊러시아 수출 시 급이로봇(Cow feed pusher ‘Mileo’) 1대가 로봇착유기와 동반 선적됨.</w:t>
       </w:r>
     </w:p>
     <w:p>
@@ -9224,15 +9168,15 @@
         </w:tblBorders>
       </w:tblPr>
       <w:tblGrid>
-        <w:gridCol w:w="2100"/>
-        <w:gridCol w:w="3900"/>
+        <w:gridCol w:w="2000"/>
+        <w:gridCol w:w="3400"/>
         <w:gridCol w:w="3200"/>
-        <w:gridCol w:w="1400"/>
+        <w:gridCol w:w="2000"/>
       </w:tblGrid>
       <w:tr>
         <w:tc>
           <w:tcPr>
-            <w:tcW w:type="dxa" w:w="2100"/>
+            <w:tcW w:type="dxa" w:w="2000"/>
             <w:tcBorders>
               <w:top w:val="single" w:color="000000" w:sz="6"/>
               <w:left w:val="single" w:color="000000" w:sz="6"/>
@@ -9267,7 +9211,7 @@
         </w:tc>
         <w:tc>
           <w:tcPr>
-            <w:tcW w:type="dxa" w:w="3900"/>
+            <w:tcW w:type="dxa" w:w="3400"/>
             <w:tcBorders>
               <w:top w:val="single" w:color="000000" w:sz="6"/>
               <w:left w:val="single" w:color="000000" w:sz="6"/>
@@ -9337,7 +9281,7 @@
         </w:tc>
         <w:tc>
           <w:tcPr>
-            <w:tcW w:type="dxa" w:w="1400"/>
+            <w:tcW w:type="dxa" w:w="2000"/>
             <w:tcBorders>
               <w:top w:val="single" w:color="000000" w:sz="6"/>
               <w:left w:val="single" w:color="000000" w:sz="6"/>
@@ -9366,7 +9310,7 @@
                 <w:sz w:val="15"/>
                 <w:szCs w:val="15"/>
               </w:rPr>
-              <w:t xml:space="preserve">확보</w:t>
+              <w:t xml:space="preserve">비고</w:t>
             </w:r>
           </w:p>
         </w:tc>
@@ -9374,7 +9318,7 @@
       <w:tr>
         <w:tc>
           <w:tcPr>
-            <w:tcW w:type="dxa" w:w="2100"/>
+            <w:tcW w:type="dxa" w:w="2000"/>
             <w:tcBorders>
               <w:top w:val="single" w:color="000000" w:sz="6"/>
               <w:left w:val="single" w:color="000000" w:sz="6"/>
@@ -9408,7 +9352,7 @@
         </w:tc>
         <w:tc>
           <w:tcPr>
-            <w:tcW w:type="dxa" w:w="3900"/>
+            <w:tcW w:type="dxa" w:w="3400"/>
             <w:tcBorders>
               <w:top w:val="single" w:color="000000" w:sz="6"/>
               <w:left w:val="single" w:color="000000" w:sz="6"/>
@@ -9436,7 +9380,7 @@
                 <w:sz w:val="15"/>
                 <w:szCs w:val="15"/>
               </w:rPr>
-              <w:t xml:space="preserve">㈜다운 판매관리대장</w:t>
+              <w:t xml:space="preserve">㈜다운 판매관리대장(착유기 시트)</w:t>
             </w:r>
           </w:p>
         </w:tc>
@@ -9476,35 +9420,35 @@
         </w:tc>
         <w:tc>
           <w:tcPr>
-            <w:tcW w:type="dxa" w:w="1400"/>
-            <w:tcBorders>
-              <w:top w:val="single" w:color="000000" w:sz="6"/>
-              <w:left w:val="single" w:color="000000" w:sz="6"/>
-              <w:bottom w:val="single" w:color="000000" w:sz="6"/>
-              <w:right w:val="single" w:color="000000" w:sz="6"/>
-            </w:tcBorders>
-            <w:tcMar>
-              <w:top w:type="dxa" w:w="22"/>
-              <w:left w:type="dxa" w:w="40"/>
-              <w:bottom w:type="dxa" w:w="22"/>
-              <w:right w:type="dxa" w:w="40"/>
-            </w:tcMar>
-            <w:vAlign w:val="center"/>
-          </w:tcPr>
-          <w:p>
-            <w:pPr>
-              <w:jc w:val="center"/>
-            </w:pPr>
-            <w:r>
-              <w:rPr>
-                <w:rFonts w:ascii="Malgun Gothic" w:cs="Malgun Gothic" w:eastAsia="Malgun Gothic" w:hAnsi="Malgun Gothic"/>
-                <w:b w:val="false"/>
-                <w:bCs w:val="false"/>
-                <w:color w:val="000000"/>
-                <w:sz w:val="15"/>
-                <w:szCs w:val="15"/>
-              </w:rPr>
-              <w:t xml:space="preserve">보유</w:t>
+            <w:tcW w:type="dxa" w:w="2000"/>
+            <w:tcBorders>
+              <w:top w:val="single" w:color="000000" w:sz="6"/>
+              <w:left w:val="single" w:color="000000" w:sz="6"/>
+              <w:bottom w:val="single" w:color="000000" w:sz="6"/>
+              <w:right w:val="single" w:color="000000" w:sz="6"/>
+            </w:tcBorders>
+            <w:tcMar>
+              <w:top w:type="dxa" w:w="22"/>
+              <w:left w:type="dxa" w:w="40"/>
+              <w:bottom w:type="dxa" w:w="22"/>
+              <w:right w:type="dxa" w:w="40"/>
+            </w:tcMar>
+            <w:vAlign w:val="center"/>
+          </w:tcPr>
+          <w:p>
+            <w:pPr>
+              <w:jc w:val="center"/>
+            </w:pPr>
+            <w:r>
+              <w:rPr>
+                <w:rFonts w:ascii="Malgun Gothic" w:cs="Malgun Gothic" w:eastAsia="Malgun Gothic" w:hAnsi="Malgun Gothic"/>
+                <w:b w:val="false"/>
+                <w:bCs w:val="false"/>
+                <w:color w:val="000000"/>
+                <w:sz w:val="15"/>
+                <w:szCs w:val="15"/>
+              </w:rPr>
+              <w:t xml:space="preserve">붙임 1 (p.3)</w:t>
             </w:r>
           </w:p>
         </w:tc>
@@ -9512,7 +9456,7 @@
       <w:tr>
         <w:tc>
           <w:tcPr>
-            <w:tcW w:type="dxa" w:w="2100"/>
+            <w:tcW w:type="dxa" w:w="2000"/>
             <w:tcBorders>
               <w:top w:val="single" w:color="000000" w:sz="6"/>
               <w:left w:val="single" w:color="000000" w:sz="6"/>
@@ -9546,7 +9490,7 @@
         </w:tc>
         <w:tc>
           <w:tcPr>
-            <w:tcW w:type="dxa" w:w="3900"/>
+            <w:tcW w:type="dxa" w:w="3400"/>
             <w:tcBorders>
               <w:top w:val="single" w:color="000000" w:sz="6"/>
               <w:left w:val="single" w:color="000000" w:sz="6"/>
@@ -9614,35 +9558,35 @@
         </w:tc>
         <w:tc>
           <w:tcPr>
-            <w:tcW w:type="dxa" w:w="1400"/>
-            <w:tcBorders>
-              <w:top w:val="single" w:color="000000" w:sz="6"/>
-              <w:left w:val="single" w:color="000000" w:sz="6"/>
-              <w:bottom w:val="single" w:color="000000" w:sz="6"/>
-              <w:right w:val="single" w:color="000000" w:sz="6"/>
-            </w:tcBorders>
-            <w:tcMar>
-              <w:top w:type="dxa" w:w="22"/>
-              <w:left w:type="dxa" w:w="40"/>
-              <w:bottom w:type="dxa" w:w="22"/>
-              <w:right w:type="dxa" w:w="40"/>
-            </w:tcMar>
-            <w:vAlign w:val="center"/>
-          </w:tcPr>
-          <w:p>
-            <w:pPr>
-              <w:jc w:val="center"/>
-            </w:pPr>
-            <w:r>
-              <w:rPr>
-                <w:rFonts w:ascii="Malgun Gothic" w:cs="Malgun Gothic" w:eastAsia="Malgun Gothic" w:hAnsi="Malgun Gothic"/>
-                <w:b w:val="false"/>
-                <w:bCs w:val="false"/>
-                <w:color w:val="000000"/>
-                <w:sz w:val="15"/>
-                <w:szCs w:val="15"/>
-              </w:rPr>
-              <w:t xml:space="preserve">보유</w:t>
+            <w:tcW w:type="dxa" w:w="2000"/>
+            <w:tcBorders>
+              <w:top w:val="single" w:color="000000" w:sz="6"/>
+              <w:left w:val="single" w:color="000000" w:sz="6"/>
+              <w:bottom w:val="single" w:color="000000" w:sz="6"/>
+              <w:right w:val="single" w:color="000000" w:sz="6"/>
+            </w:tcBorders>
+            <w:tcMar>
+              <w:top w:type="dxa" w:w="22"/>
+              <w:left w:type="dxa" w:w="40"/>
+              <w:bottom w:type="dxa" w:w="22"/>
+              <w:right w:type="dxa" w:w="40"/>
+            </w:tcMar>
+            <w:vAlign w:val="center"/>
+          </w:tcPr>
+          <w:p>
+            <w:pPr>
+              <w:jc w:val="center"/>
+            </w:pPr>
+            <w:r>
+              <w:rPr>
+                <w:rFonts w:ascii="Malgun Gothic" w:cs="Malgun Gothic" w:eastAsia="Malgun Gothic" w:hAnsi="Malgun Gothic"/>
+                <w:b w:val="false"/>
+                <w:bCs w:val="false"/>
+                <w:color w:val="000000"/>
+                <w:sz w:val="15"/>
+                <w:szCs w:val="15"/>
+              </w:rPr>
+              <w:t xml:space="preserve">붙임 1 (p.3)</w:t>
             </w:r>
           </w:p>
         </w:tc>
@@ -9650,7 +9594,7 @@
       <w:tr>
         <w:tc>
           <w:tcPr>
-            <w:tcW w:type="dxa" w:w="2100"/>
+            <w:tcW w:type="dxa" w:w="2000"/>
             <w:tcBorders>
               <w:top w:val="single" w:color="000000" w:sz="6"/>
               <w:left w:val="single" w:color="000000" w:sz="6"/>
@@ -9684,7 +9628,7 @@
         </w:tc>
         <w:tc>
           <w:tcPr>
-            <w:tcW w:type="dxa" w:w="3900"/>
+            <w:tcW w:type="dxa" w:w="3400"/>
             <w:tcBorders>
               <w:top w:val="single" w:color="000000" w:sz="6"/>
               <w:left w:val="single" w:color="000000" w:sz="6"/>
@@ -9752,35 +9696,35 @@
         </w:tc>
         <w:tc>
           <w:tcPr>
-            <w:tcW w:type="dxa" w:w="1400"/>
-            <w:tcBorders>
-              <w:top w:val="single" w:color="000000" w:sz="6"/>
-              <w:left w:val="single" w:color="000000" w:sz="6"/>
-              <w:bottom w:val="single" w:color="000000" w:sz="6"/>
-              <w:right w:val="single" w:color="000000" w:sz="6"/>
-            </w:tcBorders>
-            <w:tcMar>
-              <w:top w:type="dxa" w:w="22"/>
-              <w:left w:type="dxa" w:w="40"/>
-              <w:bottom w:type="dxa" w:w="22"/>
-              <w:right w:type="dxa" w:w="40"/>
-            </w:tcMar>
-            <w:vAlign w:val="center"/>
-          </w:tcPr>
-          <w:p>
-            <w:pPr>
-              <w:jc w:val="center"/>
-            </w:pPr>
-            <w:r>
-              <w:rPr>
-                <w:rFonts w:ascii="Malgun Gothic" w:cs="Malgun Gothic" w:eastAsia="Malgun Gothic" w:hAnsi="Malgun Gothic"/>
-                <w:b w:val="false"/>
-                <w:bCs w:val="false"/>
-                <w:color w:val="000000"/>
-                <w:sz w:val="15"/>
-                <w:szCs w:val="15"/>
-              </w:rPr>
-              <w:t xml:space="preserve">보유</w:t>
+            <w:tcW w:type="dxa" w:w="2000"/>
+            <w:tcBorders>
+              <w:top w:val="single" w:color="000000" w:sz="6"/>
+              <w:left w:val="single" w:color="000000" w:sz="6"/>
+              <w:bottom w:val="single" w:color="000000" w:sz="6"/>
+              <w:right w:val="single" w:color="000000" w:sz="6"/>
+            </w:tcBorders>
+            <w:tcMar>
+              <w:top w:type="dxa" w:w="22"/>
+              <w:left w:type="dxa" w:w="40"/>
+              <w:bottom w:type="dxa" w:w="22"/>
+              <w:right w:type="dxa" w:w="40"/>
+            </w:tcMar>
+            <w:vAlign w:val="center"/>
+          </w:tcPr>
+          <w:p>
+            <w:pPr>
+              <w:jc w:val="center"/>
+            </w:pPr>
+            <w:r>
+              <w:rPr>
+                <w:rFonts w:ascii="Malgun Gothic" w:cs="Malgun Gothic" w:eastAsia="Malgun Gothic" w:hAnsi="Malgun Gothic"/>
+                <w:b w:val="false"/>
+                <w:bCs w:val="false"/>
+                <w:color w:val="000000"/>
+                <w:sz w:val="15"/>
+                <w:szCs w:val="15"/>
+              </w:rPr>
+              <w:t xml:space="preserve">붙임 2 (p.4)</w:t>
             </w:r>
           </w:p>
         </w:tc>
@@ -9788,7 +9732,7 @@
       <w:tr>
         <w:tc>
           <w:tcPr>
-            <w:tcW w:type="dxa" w:w="2100"/>
+            <w:tcW w:type="dxa" w:w="2000"/>
             <w:tcBorders>
               <w:top w:val="single" w:color="000000" w:sz="6"/>
               <w:left w:val="single" w:color="000000" w:sz="6"/>
@@ -9822,7 +9766,7 @@
         </w:tc>
         <w:tc>
           <w:tcPr>
-            <w:tcW w:type="dxa" w:w="3900"/>
+            <w:tcW w:type="dxa" w:w="3400"/>
             <w:tcBorders>
               <w:top w:val="single" w:color="000000" w:sz="6"/>
               <w:left w:val="single" w:color="000000" w:sz="6"/>
@@ -9890,35 +9834,35 @@
         </w:tc>
         <w:tc>
           <w:tcPr>
-            <w:tcW w:type="dxa" w:w="1400"/>
-            <w:tcBorders>
-              <w:top w:val="single" w:color="000000" w:sz="6"/>
-              <w:left w:val="single" w:color="000000" w:sz="6"/>
-              <w:bottom w:val="single" w:color="000000" w:sz="6"/>
-              <w:right w:val="single" w:color="000000" w:sz="6"/>
-            </w:tcBorders>
-            <w:tcMar>
-              <w:top w:type="dxa" w:w="22"/>
-              <w:left w:type="dxa" w:w="40"/>
-              <w:bottom w:type="dxa" w:w="22"/>
-              <w:right w:type="dxa" w:w="40"/>
-            </w:tcMar>
-            <w:vAlign w:val="center"/>
-          </w:tcPr>
-          <w:p>
-            <w:pPr>
-              <w:jc w:val="center"/>
-            </w:pPr>
-            <w:r>
-              <w:rPr>
-                <w:rFonts w:ascii="Malgun Gothic" w:cs="Malgun Gothic" w:eastAsia="Malgun Gothic" w:hAnsi="Malgun Gothic"/>
-                <w:b w:val="false"/>
-                <w:bCs w:val="false"/>
-                <w:color w:val="000000"/>
-                <w:sz w:val="15"/>
-                <w:szCs w:val="15"/>
-              </w:rPr>
-              <w:t xml:space="preserve">보유</w:t>
+            <w:tcW w:type="dxa" w:w="2000"/>
+            <w:tcBorders>
+              <w:top w:val="single" w:color="000000" w:sz="6"/>
+              <w:left w:val="single" w:color="000000" w:sz="6"/>
+              <w:bottom w:val="single" w:color="000000" w:sz="6"/>
+              <w:right w:val="single" w:color="000000" w:sz="6"/>
+            </w:tcBorders>
+            <w:tcMar>
+              <w:top w:type="dxa" w:w="22"/>
+              <w:left w:type="dxa" w:w="40"/>
+              <w:bottom w:type="dxa" w:w="22"/>
+              <w:right w:type="dxa" w:w="40"/>
+            </w:tcMar>
+            <w:vAlign w:val="center"/>
+          </w:tcPr>
+          <w:p>
+            <w:pPr>
+              <w:jc w:val="center"/>
+            </w:pPr>
+            <w:r>
+              <w:rPr>
+                <w:rFonts w:ascii="Malgun Gothic" w:cs="Malgun Gothic" w:eastAsia="Malgun Gothic" w:hAnsi="Malgun Gothic"/>
+                <w:b w:val="false"/>
+                <w:bCs w:val="false"/>
+                <w:color w:val="000000"/>
+                <w:sz w:val="15"/>
+                <w:szCs w:val="15"/>
+              </w:rPr>
+              <w:t xml:space="preserve">붙임 2 (p.4)</w:t>
             </w:r>
           </w:p>
         </w:tc>
@@ -9926,7 +9870,7 @@
       <w:tr>
         <w:tc>
           <w:tcPr>
-            <w:tcW w:type="dxa" w:w="2100"/>
+            <w:tcW w:type="dxa" w:w="2000"/>
             <w:tcBorders>
               <w:top w:val="single" w:color="000000" w:sz="6"/>
               <w:left w:val="single" w:color="000000" w:sz="6"/>
@@ -9960,7 +9904,7 @@
         </w:tc>
         <w:tc>
           <w:tcPr>
-            <w:tcW w:type="dxa" w:w="3900"/>
+            <w:tcW w:type="dxa" w:w="3400"/>
             <w:tcBorders>
               <w:top w:val="single" w:color="000000" w:sz="6"/>
               <w:left w:val="single" w:color="000000" w:sz="6"/>
@@ -9988,7 +9932,7 @@
                 <w:sz w:val="15"/>
                 <w:szCs w:val="15"/>
               </w:rPr>
-              <w:t xml:space="preserve">㈜다운 판매관리대장(급이로봇)</w:t>
+              <w:t xml:space="preserve">㈜다운 판매관리대장(급이로봇 시트)</w:t>
             </w:r>
           </w:p>
         </w:tc>
@@ -10022,41 +9966,41 @@
                 <w:sz w:val="15"/>
                 <w:szCs w:val="15"/>
               </w:rPr>
-              <w:t xml:space="preserve">2017~2024년 49건</w:t>
-            </w:r>
-          </w:p>
-        </w:tc>
-        <w:tc>
-          <w:tcPr>
-            <w:tcW w:type="dxa" w:w="1400"/>
-            <w:tcBorders>
-              <w:top w:val="single" w:color="000000" w:sz="6"/>
-              <w:left w:val="single" w:color="000000" w:sz="6"/>
-              <w:bottom w:val="single" w:color="000000" w:sz="6"/>
-              <w:right w:val="single" w:color="000000" w:sz="6"/>
-            </w:tcBorders>
-            <w:tcMar>
-              <w:top w:type="dxa" w:w="22"/>
-              <w:left w:type="dxa" w:w="40"/>
-              <w:bottom w:type="dxa" w:w="22"/>
-              <w:right w:type="dxa" w:w="40"/>
-            </w:tcMar>
-            <w:vAlign w:val="center"/>
-          </w:tcPr>
-          <w:p>
-            <w:pPr>
-              <w:jc w:val="center"/>
-            </w:pPr>
-            <w:r>
-              <w:rPr>
-                <w:rFonts w:ascii="Malgun Gothic" w:cs="Malgun Gothic" w:eastAsia="Malgun Gothic" w:hAnsi="Malgun Gothic"/>
-                <w:b w:val="false"/>
-                <w:bCs w:val="false"/>
-                <w:color w:val="000000"/>
-                <w:sz w:val="15"/>
-                <w:szCs w:val="15"/>
-              </w:rPr>
-              <w:t xml:space="preserve">보유</w:t>
+              <w:t xml:space="preserve">2017~2024년 50개소</w:t>
+            </w:r>
+          </w:p>
+        </w:tc>
+        <w:tc>
+          <w:tcPr>
+            <w:tcW w:type="dxa" w:w="2000"/>
+            <w:tcBorders>
+              <w:top w:val="single" w:color="000000" w:sz="6"/>
+              <w:left w:val="single" w:color="000000" w:sz="6"/>
+              <w:bottom w:val="single" w:color="000000" w:sz="6"/>
+              <w:right w:val="single" w:color="000000" w:sz="6"/>
+            </w:tcBorders>
+            <w:tcMar>
+              <w:top w:type="dxa" w:w="22"/>
+              <w:left w:type="dxa" w:w="40"/>
+              <w:bottom w:type="dxa" w:w="22"/>
+              <w:right w:type="dxa" w:w="40"/>
+            </w:tcMar>
+            <w:vAlign w:val="center"/>
+          </w:tcPr>
+          <w:p>
+            <w:pPr>
+              <w:jc w:val="center"/>
+            </w:pPr>
+            <w:r>
+              <w:rPr>
+                <w:rFonts w:ascii="Malgun Gothic" w:cs="Malgun Gothic" w:eastAsia="Malgun Gothic" w:hAnsi="Malgun Gothic"/>
+                <w:b w:val="false"/>
+                <w:bCs w:val="false"/>
+                <w:color w:val="000000"/>
+                <w:sz w:val="15"/>
+                <w:szCs w:val="15"/>
+              </w:rPr>
+              <w:t xml:space="preserve">붙임 3 (p.5)</w:t>
             </w:r>
           </w:p>
         </w:tc>
@@ -10064,7 +10008,7 @@
       <w:tr>
         <w:tc>
           <w:tcPr>
-            <w:tcW w:type="dxa" w:w="2100"/>
+            <w:tcW w:type="dxa" w:w="2000"/>
             <w:tcBorders>
               <w:top w:val="single" w:color="000000" w:sz="6"/>
               <w:left w:val="single" w:color="000000" w:sz="6"/>
@@ -10098,7 +10042,7 @@
         </w:tc>
         <w:tc>
           <w:tcPr>
-            <w:tcW w:type="dxa" w:w="3900"/>
+            <w:tcW w:type="dxa" w:w="3400"/>
             <w:tcBorders>
               <w:top w:val="single" w:color="000000" w:sz="6"/>
               <w:left w:val="single" w:color="000000" w:sz="6"/>
@@ -10126,7 +10070,7 @@
                 <w:sz w:val="15"/>
                 <w:szCs w:val="15"/>
               </w:rPr>
-              <w:t xml:space="preserve">전자세금계산서(46면)</w:t>
+              <w:t xml:space="preserve">전자세금계산서(46면)·부가세 신고서</w:t>
             </w:r>
           </w:p>
         </w:tc>
@@ -10160,41 +10104,41 @@
                 <w:sz w:val="15"/>
                 <w:szCs w:val="15"/>
               </w:rPr>
-              <w:t xml:space="preserve">거래 증빙</w:t>
-            </w:r>
-          </w:p>
-        </w:tc>
-        <w:tc>
-          <w:tcPr>
-            <w:tcW w:type="dxa" w:w="1400"/>
-            <w:tcBorders>
-              <w:top w:val="single" w:color="000000" w:sz="6"/>
-              <w:left w:val="single" w:color="000000" w:sz="6"/>
-              <w:bottom w:val="single" w:color="000000" w:sz="6"/>
-              <w:right w:val="single" w:color="000000" w:sz="6"/>
-            </w:tcBorders>
-            <w:tcMar>
-              <w:top w:type="dxa" w:w="22"/>
-              <w:left w:type="dxa" w:w="40"/>
-              <w:bottom w:type="dxa" w:w="22"/>
-              <w:right w:type="dxa" w:w="40"/>
-            </w:tcMar>
-            <w:vAlign w:val="center"/>
-          </w:tcPr>
-          <w:p>
-            <w:pPr>
-              <w:jc w:val="center"/>
-            </w:pPr>
-            <w:r>
-              <w:rPr>
-                <w:rFonts w:ascii="Malgun Gothic" w:cs="Malgun Gothic" w:eastAsia="Malgun Gothic" w:hAnsi="Malgun Gothic"/>
-                <w:b w:val="false"/>
-                <w:bCs w:val="false"/>
-                <w:color w:val="000000"/>
-                <w:sz w:val="15"/>
-                <w:szCs w:val="15"/>
-              </w:rPr>
-              <w:t xml:space="preserve">보유</w:t>
+              <w:t xml:space="preserve">거래 증빙(카드결제분 포함)</w:t>
+            </w:r>
+          </w:p>
+        </w:tc>
+        <w:tc>
+          <w:tcPr>
+            <w:tcW w:type="dxa" w:w="2000"/>
+            <w:tcBorders>
+              <w:top w:val="single" w:color="000000" w:sz="6"/>
+              <w:left w:val="single" w:color="000000" w:sz="6"/>
+              <w:bottom w:val="single" w:color="000000" w:sz="6"/>
+              <w:right w:val="single" w:color="000000" w:sz="6"/>
+            </w:tcBorders>
+            <w:tcMar>
+              <w:top w:type="dxa" w:w="22"/>
+              <w:left w:type="dxa" w:w="40"/>
+              <w:bottom w:type="dxa" w:w="22"/>
+              <w:right w:type="dxa" w:w="40"/>
+            </w:tcMar>
+            <w:vAlign w:val="center"/>
+          </w:tcPr>
+          <w:p>
+            <w:pPr>
+              <w:jc w:val="center"/>
+            </w:pPr>
+            <w:r>
+              <w:rPr>
+                <w:rFonts w:ascii="Malgun Gothic" w:cs="Malgun Gothic" w:eastAsia="Malgun Gothic" w:hAnsi="Malgun Gothic"/>
+                <w:b w:val="false"/>
+                <w:bCs w:val="false"/>
+                <w:color w:val="000000"/>
+                <w:sz w:val="15"/>
+                <w:szCs w:val="15"/>
+              </w:rPr>
+              <w:t xml:space="preserve">붙임 3 (p.5)</w:t>
             </w:r>
           </w:p>
         </w:tc>
@@ -10202,7 +10146,7 @@
       <w:tr>
         <w:tc>
           <w:tcPr>
-            <w:tcW w:type="dxa" w:w="2100"/>
+            <w:tcW w:type="dxa" w:w="2000"/>
             <w:tcBorders>
               <w:top w:val="single" w:color="000000" w:sz="6"/>
               <w:left w:val="single" w:color="000000" w:sz="6"/>
@@ -10236,7 +10180,7 @@
         </w:tc>
         <w:tc>
           <w:tcPr>
-            <w:tcW w:type="dxa" w:w="3900"/>
+            <w:tcW w:type="dxa" w:w="3400"/>
             <w:tcBorders>
               <w:top w:val="single" w:color="000000" w:sz="6"/>
               <w:left w:val="single" w:color="000000" w:sz="6"/>
@@ -10304,35 +10248,35 @@
         </w:tc>
         <w:tc>
           <w:tcPr>
-            <w:tcW w:type="dxa" w:w="1400"/>
-            <w:tcBorders>
-              <w:top w:val="single" w:color="000000" w:sz="6"/>
-              <w:left w:val="single" w:color="000000" w:sz="6"/>
-              <w:bottom w:val="single" w:color="000000" w:sz="6"/>
-              <w:right w:val="single" w:color="000000" w:sz="6"/>
-            </w:tcBorders>
-            <w:tcMar>
-              <w:top w:type="dxa" w:w="22"/>
-              <w:left w:type="dxa" w:w="40"/>
-              <w:bottom w:type="dxa" w:w="22"/>
-              <w:right w:type="dxa" w:w="40"/>
-            </w:tcMar>
-            <w:vAlign w:val="center"/>
-          </w:tcPr>
-          <w:p>
-            <w:pPr>
-              <w:jc w:val="center"/>
-            </w:pPr>
-            <w:r>
-              <w:rPr>
-                <w:rFonts w:ascii="Malgun Gothic" w:cs="Malgun Gothic" w:eastAsia="Malgun Gothic" w:hAnsi="Malgun Gothic"/>
-                <w:b w:val="false"/>
-                <w:bCs w:val="false"/>
-                <w:color w:val="000000"/>
-                <w:sz w:val="15"/>
-                <w:szCs w:val="15"/>
-              </w:rPr>
-              <w:t xml:space="preserve">보유</w:t>
+            <w:tcW w:type="dxa" w:w="2000"/>
+            <w:tcBorders>
+              <w:top w:val="single" w:color="000000" w:sz="6"/>
+              <w:left w:val="single" w:color="000000" w:sz="6"/>
+              <w:bottom w:val="single" w:color="000000" w:sz="6"/>
+              <w:right w:val="single" w:color="000000" w:sz="6"/>
+            </w:tcBorders>
+            <w:tcMar>
+              <w:top w:type="dxa" w:w="22"/>
+              <w:left w:type="dxa" w:w="40"/>
+              <w:bottom w:type="dxa" w:w="22"/>
+              <w:right w:type="dxa" w:w="40"/>
+            </w:tcMar>
+            <w:vAlign w:val="center"/>
+          </w:tcPr>
+          <w:p>
+            <w:pPr>
+              <w:jc w:val="center"/>
+            </w:pPr>
+            <w:r>
+              <w:rPr>
+                <w:rFonts w:ascii="Malgun Gothic" w:cs="Malgun Gothic" w:eastAsia="Malgun Gothic" w:hAnsi="Malgun Gothic"/>
+                <w:b w:val="false"/>
+                <w:bCs w:val="false"/>
+                <w:color w:val="000000"/>
+                <w:sz w:val="15"/>
+                <w:szCs w:val="15"/>
+              </w:rPr>
+              <w:t xml:space="preserve">붙임 4 (p.6)</w:t>
             </w:r>
           </w:p>
         </w:tc>
@@ -10340,7 +10284,7 @@
       <w:tr>
         <w:tc>
           <w:tcPr>
-            <w:tcW w:type="dxa" w:w="2100"/>
+            <w:tcW w:type="dxa" w:w="2000"/>
             <w:tcBorders>
               <w:top w:val="single" w:color="000000" w:sz="6"/>
               <w:left w:val="single" w:color="000000" w:sz="6"/>
@@ -10374,7 +10318,7 @@
         </w:tc>
         <w:tc>
           <w:tcPr>
-            <w:tcW w:type="dxa" w:w="3900"/>
+            <w:tcW w:type="dxa" w:w="3400"/>
             <w:tcBorders>
               <w:top w:val="single" w:color="000000" w:sz="6"/>
               <w:left w:val="single" w:color="000000" w:sz="6"/>
@@ -10436,41 +10380,41 @@
                 <w:sz w:val="15"/>
                 <w:szCs w:val="15"/>
               </w:rPr>
-              <w:t xml:space="preserve">기술이전 43건</w:t>
-            </w:r>
-          </w:p>
-        </w:tc>
-        <w:tc>
-          <w:tcPr>
-            <w:tcW w:type="dxa" w:w="1400"/>
-            <w:tcBorders>
-              <w:top w:val="single" w:color="000000" w:sz="6"/>
-              <w:left w:val="single" w:color="000000" w:sz="6"/>
-              <w:bottom w:val="single" w:color="000000" w:sz="6"/>
-              <w:right w:val="single" w:color="000000" w:sz="6"/>
-            </w:tcBorders>
-            <w:tcMar>
-              <w:top w:type="dxa" w:w="22"/>
-              <w:left w:type="dxa" w:w="40"/>
-              <w:bottom w:type="dxa" w:w="22"/>
-              <w:right w:type="dxa" w:w="40"/>
-            </w:tcMar>
-            <w:vAlign w:val="center"/>
-          </w:tcPr>
-          <w:p>
-            <w:pPr>
-              <w:jc w:val="center"/>
-            </w:pPr>
-            <w:r>
-              <w:rPr>
-                <w:rFonts w:ascii="Malgun Gothic" w:cs="Malgun Gothic" w:eastAsia="Malgun Gothic" w:hAnsi="Malgun Gothic"/>
-                <w:b w:val="false"/>
-                <w:bCs w:val="false"/>
-                <w:color w:val="000000"/>
-                <w:sz w:val="15"/>
-                <w:szCs w:val="15"/>
-              </w:rPr>
-              <w:t xml:space="preserve">보유</w:t>
+              <w:t xml:space="preserve">기술이전 43건(조서·NTIS 누적) / 성과등록 기준 32건</w:t>
+            </w:r>
+          </w:p>
+        </w:tc>
+        <w:tc>
+          <w:tcPr>
+            <w:tcW w:type="dxa" w:w="2000"/>
+            <w:tcBorders>
+              <w:top w:val="single" w:color="000000" w:sz="6"/>
+              <w:left w:val="single" w:color="000000" w:sz="6"/>
+              <w:bottom w:val="single" w:color="000000" w:sz="6"/>
+              <w:right w:val="single" w:color="000000" w:sz="6"/>
+            </w:tcBorders>
+            <w:tcMar>
+              <w:top w:type="dxa" w:w="22"/>
+              <w:left w:type="dxa" w:w="40"/>
+              <w:bottom w:type="dxa" w:w="22"/>
+              <w:right w:type="dxa" w:w="40"/>
+            </w:tcMar>
+            <w:vAlign w:val="center"/>
+          </w:tcPr>
+          <w:p>
+            <w:pPr>
+              <w:jc w:val="center"/>
+            </w:pPr>
+            <w:r>
+              <w:rPr>
+                <w:rFonts w:ascii="Malgun Gothic" w:cs="Malgun Gothic" w:eastAsia="Malgun Gothic" w:hAnsi="Malgun Gothic"/>
+                <w:b w:val="false"/>
+                <w:bCs w:val="false"/>
+                <w:color w:val="000000"/>
+                <w:sz w:val="15"/>
+                <w:szCs w:val="15"/>
+              </w:rPr>
+              <w:t xml:space="preserve">붙임 4 (p.6)</w:t>
             </w:r>
           </w:p>
         </w:tc>
@@ -10490,6 +10434,6600 @@
           <w:szCs w:val="14"/>
         </w:rPr>
         <w:t xml:space="preserve">＊센서 분야 원본 화면에는 농가 연락처 등 개인정보가 포함되어 요약표만 편철함. ＊상세 내역은 「기술이전대장」·「특허대장」 참조.</w:t>
+      </w:r>
+    </w:p>
+    <w:p>
+      <w:pPr>
+        <w:spacing w:before="50"/>
+      </w:pPr>
+      <w:r>
+        <w:rPr>
+          <w:rFonts w:ascii="Malgun Gothic" w:cs="Malgun Gothic" w:eastAsia="Malgun Gothic" w:hAnsi="Malgun Gothic"/>
+          <w:b w:val="false"/>
+          <w:bCs w:val="false"/>
+          <w:color w:val="000000"/>
+          <w:sz w:val="14"/>
+          <w:szCs w:val="14"/>
+        </w:rPr>
+        <w:t xml:space="preserve">＊기술이전 건수 기준 차이 : 조서의 센서 43건은 NTIS 기술이전 누적(위체류형 29·질삽입형 8·목걸이형 6), 「기술이전대장」의 35건(센서 32)은 농진청 성과등록(기술실시 등록건수) 기준으로 집계 대상·기간이 달라 수치가 다름. 두 수치 모두 원자료로 설명 가능.</w:t>
+      </w:r>
+    </w:p>
+    <w:p>
+      <w:pPr>
+        <w:pageBreakBefore/>
+      </w:pPr>
+    </w:p>
+    <w:p>
+      <w:pPr>
+        <w:pBdr>
+          <w:bottom w:val="single" w:color="000000" w:sz="10" w:space="8"/>
+        </w:pBdr>
+        <w:spacing w:after="200"/>
+        <w:jc w:val="center"/>
+      </w:pPr>
+      <w:r>
+        <w:rPr>
+          <w:rFonts w:ascii="Malgun Gothic" w:cs="Malgun Gothic" w:eastAsia="Malgun Gothic" w:hAnsi="Malgun Gothic"/>
+          <w:b/>
+          <w:bCs/>
+          <w:color w:val="000000"/>
+          <w:sz w:val="25"/>
+          <w:szCs w:val="25"/>
+        </w:rPr>
+        <w:t xml:space="preserve">붙임 1. 로봇착유기 국내 보급 증빙 요약</w:t>
+      </w:r>
+    </w:p>
+    <w:p>
+      <w:pPr>
+        <w:spacing w:after="70" w:before="200"/>
+      </w:pPr>
+      <w:r>
+        <w:rPr>
+          <w:rFonts w:ascii="Malgun Gothic" w:cs="Malgun Gothic" w:eastAsia="Malgun Gothic" w:hAnsi="Malgun Gothic"/>
+          <w:b/>
+          <w:bCs/>
+          <w:color w:val="000000"/>
+          <w:sz w:val="22"/>
+          <w:szCs w:val="22"/>
+        </w:rPr>
+        <w:t xml:space="preserve">□ 증빙 자료 개요</w:t>
+      </w:r>
+    </w:p>
+    <w:tbl>
+      <w:tblPr>
+        <w:tblW w:type="dxa" w:w="10600"/>
+        <w:tblBorders>
+          <w:top w:val="single" w:color="auto" w:sz="4"/>
+          <w:left w:val="single" w:color="auto" w:sz="4"/>
+          <w:bottom w:val="single" w:color="auto" w:sz="4"/>
+          <w:right w:val="single" w:color="auto" w:sz="4"/>
+          <w:insideH w:val="single" w:color="auto" w:sz="4"/>
+          <w:insideV w:val="single" w:color="auto" w:sz="4"/>
+        </w:tblBorders>
+      </w:tblPr>
+      <w:tblGrid>
+        <w:gridCol w:w="2700"/>
+        <w:gridCol w:w="1500"/>
+        <w:gridCol w:w="1100"/>
+        <w:gridCol w:w="5300"/>
+      </w:tblGrid>
+      <w:tr>
+        <w:tc>
+          <w:tcPr>
+            <w:tcW w:type="dxa" w:w="2700"/>
+            <w:tcBorders>
+              <w:top w:val="single" w:color="000000" w:sz="6"/>
+              <w:left w:val="single" w:color="000000" w:sz="6"/>
+              <w:bottom w:val="single" w:color="000000" w:sz="6"/>
+              <w:right w:val="single" w:color="000000" w:sz="6"/>
+            </w:tcBorders>
+            <w:shd w:fill="EFEFEF" w:color="auto" w:val="clear"/>
+            <w:tcMar>
+              <w:top w:type="dxa" w:w="22"/>
+              <w:left w:type="dxa" w:w="40"/>
+              <w:bottom w:type="dxa" w:w="22"/>
+              <w:right w:type="dxa" w:w="40"/>
+            </w:tcMar>
+            <w:vAlign w:val="center"/>
+          </w:tcPr>
+          <w:p>
+            <w:pPr>
+              <w:jc w:val="center"/>
+            </w:pPr>
+            <w:r>
+              <w:rPr>
+                <w:rFonts w:ascii="Malgun Gothic" w:cs="Malgun Gothic" w:eastAsia="Malgun Gothic" w:hAnsi="Malgun Gothic"/>
+                <w:b/>
+                <w:bCs/>
+                <w:color w:val="000000"/>
+                <w:sz w:val="15"/>
+                <w:szCs w:val="15"/>
+              </w:rPr>
+              <w:t xml:space="preserve">자료명</w:t>
+            </w:r>
+          </w:p>
+        </w:tc>
+        <w:tc>
+          <w:tcPr>
+            <w:tcW w:type="dxa" w:w="1500"/>
+            <w:tcBorders>
+              <w:top w:val="single" w:color="000000" w:sz="6"/>
+              <w:left w:val="single" w:color="000000" w:sz="6"/>
+              <w:bottom w:val="single" w:color="000000" w:sz="6"/>
+              <w:right w:val="single" w:color="000000" w:sz="6"/>
+            </w:tcBorders>
+            <w:shd w:fill="EFEFEF" w:color="auto" w:val="clear"/>
+            <w:tcMar>
+              <w:top w:type="dxa" w:w="22"/>
+              <w:left w:type="dxa" w:w="40"/>
+              <w:bottom w:type="dxa" w:w="22"/>
+              <w:right w:type="dxa" w:w="40"/>
+            </w:tcMar>
+            <w:vAlign w:val="center"/>
+          </w:tcPr>
+          <w:p>
+            <w:pPr>
+              <w:jc w:val="center"/>
+            </w:pPr>
+            <w:r>
+              <w:rPr>
+                <w:rFonts w:ascii="Malgun Gothic" w:cs="Malgun Gothic" w:eastAsia="Malgun Gothic" w:hAnsi="Malgun Gothic"/>
+                <w:b/>
+                <w:bCs/>
+                <w:color w:val="000000"/>
+                <w:sz w:val="15"/>
+                <w:szCs w:val="15"/>
+              </w:rPr>
+              <w:t xml:space="preserve">작성·발행</w:t>
+            </w:r>
+          </w:p>
+        </w:tc>
+        <w:tc>
+          <w:tcPr>
+            <w:tcW w:type="dxa" w:w="1100"/>
+            <w:tcBorders>
+              <w:top w:val="single" w:color="000000" w:sz="6"/>
+              <w:left w:val="single" w:color="000000" w:sz="6"/>
+              <w:bottom w:val="single" w:color="000000" w:sz="6"/>
+              <w:right w:val="single" w:color="000000" w:sz="6"/>
+            </w:tcBorders>
+            <w:shd w:fill="EFEFEF" w:color="auto" w:val="clear"/>
+            <w:tcMar>
+              <w:top w:type="dxa" w:w="22"/>
+              <w:left w:type="dxa" w:w="40"/>
+              <w:bottom w:type="dxa" w:w="22"/>
+              <w:right w:type="dxa" w:w="40"/>
+            </w:tcMar>
+            <w:vAlign w:val="center"/>
+          </w:tcPr>
+          <w:p>
+            <w:pPr>
+              <w:jc w:val="center"/>
+            </w:pPr>
+            <w:r>
+              <w:rPr>
+                <w:rFonts w:ascii="Malgun Gothic" w:cs="Malgun Gothic" w:eastAsia="Malgun Gothic" w:hAnsi="Malgun Gothic"/>
+                <w:b/>
+                <w:bCs/>
+                <w:color w:val="000000"/>
+                <w:sz w:val="15"/>
+                <w:szCs w:val="15"/>
+              </w:rPr>
+              <w:t xml:space="preserve">분량</w:t>
+            </w:r>
+          </w:p>
+        </w:tc>
+        <w:tc>
+          <w:tcPr>
+            <w:tcW w:type="dxa" w:w="5300"/>
+            <w:tcBorders>
+              <w:top w:val="single" w:color="000000" w:sz="6"/>
+              <w:left w:val="single" w:color="000000" w:sz="6"/>
+              <w:bottom w:val="single" w:color="000000" w:sz="6"/>
+              <w:right w:val="single" w:color="000000" w:sz="6"/>
+            </w:tcBorders>
+            <w:shd w:fill="EFEFEF" w:color="auto" w:val="clear"/>
+            <w:tcMar>
+              <w:top w:type="dxa" w:w="22"/>
+              <w:left w:type="dxa" w:w="40"/>
+              <w:bottom w:type="dxa" w:w="22"/>
+              <w:right w:type="dxa" w:w="40"/>
+            </w:tcMar>
+            <w:vAlign w:val="center"/>
+          </w:tcPr>
+          <w:p>
+            <w:pPr>
+              <w:jc w:val="center"/>
+            </w:pPr>
+            <w:r>
+              <w:rPr>
+                <w:rFonts w:ascii="Malgun Gothic" w:cs="Malgun Gothic" w:eastAsia="Malgun Gothic" w:hAnsi="Malgun Gothic"/>
+                <w:b/>
+                <w:bCs/>
+                <w:color w:val="000000"/>
+                <w:sz w:val="15"/>
+                <w:szCs w:val="15"/>
+              </w:rPr>
+              <w:t xml:space="preserve">확인 내용</w:t>
+            </w:r>
+          </w:p>
+        </w:tc>
+      </w:tr>
+      <w:tr>
+        <w:tc>
+          <w:tcPr>
+            <w:tcW w:type="dxa" w:w="2700"/>
+            <w:tcBorders>
+              <w:top w:val="single" w:color="000000" w:sz="6"/>
+              <w:left w:val="single" w:color="000000" w:sz="6"/>
+              <w:bottom w:val="single" w:color="000000" w:sz="6"/>
+              <w:right w:val="single" w:color="000000" w:sz="6"/>
+            </w:tcBorders>
+            <w:tcMar>
+              <w:top w:type="dxa" w:w="22"/>
+              <w:left w:type="dxa" w:w="40"/>
+              <w:bottom w:type="dxa" w:w="22"/>
+              <w:right w:type="dxa" w:w="40"/>
+            </w:tcMar>
+            <w:vAlign w:val="center"/>
+          </w:tcPr>
+          <w:p>
+            <w:pPr>
+              <w:jc w:val="left"/>
+            </w:pPr>
+            <w:r>
+              <w:rPr>
+                <w:rFonts w:ascii="Malgun Gothic" w:cs="Malgun Gothic" w:eastAsia="Malgun Gothic" w:hAnsi="Malgun Gothic"/>
+                <w:b w:val="false"/>
+                <w:bCs w:val="false"/>
+                <w:color w:val="000000"/>
+                <w:sz w:val="15"/>
+                <w:szCs w:val="15"/>
+              </w:rPr>
+              <w:t xml:space="preserve">판매관리대장(로봇착유기 시트)</w:t>
+            </w:r>
+          </w:p>
+        </w:tc>
+        <w:tc>
+          <w:tcPr>
+            <w:tcW w:type="dxa" w:w="1500"/>
+            <w:tcBorders>
+              <w:top w:val="single" w:color="000000" w:sz="6"/>
+              <w:left w:val="single" w:color="000000" w:sz="6"/>
+              <w:bottom w:val="single" w:color="000000" w:sz="6"/>
+              <w:right w:val="single" w:color="000000" w:sz="6"/>
+            </w:tcBorders>
+            <w:tcMar>
+              <w:top w:type="dxa" w:w="22"/>
+              <w:left w:type="dxa" w:w="40"/>
+              <w:bottom w:type="dxa" w:w="22"/>
+              <w:right w:type="dxa" w:w="40"/>
+            </w:tcMar>
+            <w:vAlign w:val="center"/>
+          </w:tcPr>
+          <w:p>
+            <w:pPr>
+              <w:jc w:val="center"/>
+            </w:pPr>
+            <w:r>
+              <w:rPr>
+                <w:rFonts w:ascii="Malgun Gothic" w:cs="Malgun Gothic" w:eastAsia="Malgun Gothic" w:hAnsi="Malgun Gothic"/>
+                <w:b w:val="false"/>
+                <w:bCs w:val="false"/>
+                <w:color w:val="000000"/>
+                <w:sz w:val="15"/>
+                <w:szCs w:val="15"/>
+              </w:rPr>
+              <w:t xml:space="preserve">㈜다운</w:t>
+            </w:r>
+          </w:p>
+        </w:tc>
+        <w:tc>
+          <w:tcPr>
+            <w:tcW w:type="dxa" w:w="1100"/>
+            <w:tcBorders>
+              <w:top w:val="single" w:color="000000" w:sz="6"/>
+              <w:left w:val="single" w:color="000000" w:sz="6"/>
+              <w:bottom w:val="single" w:color="000000" w:sz="6"/>
+              <w:right w:val="single" w:color="000000" w:sz="6"/>
+            </w:tcBorders>
+            <w:tcMar>
+              <w:top w:type="dxa" w:w="22"/>
+              <w:left w:type="dxa" w:w="40"/>
+              <w:bottom w:type="dxa" w:w="22"/>
+              <w:right w:type="dxa" w:w="40"/>
+            </w:tcMar>
+            <w:vAlign w:val="center"/>
+          </w:tcPr>
+          <w:p>
+            <w:pPr>
+              <w:jc w:val="center"/>
+            </w:pPr>
+            <w:r>
+              <w:rPr>
+                <w:rFonts w:ascii="Malgun Gothic" w:cs="Malgun Gothic" w:eastAsia="Malgun Gothic" w:hAnsi="Malgun Gothic"/>
+                <w:b w:val="false"/>
+                <w:bCs w:val="false"/>
+                <w:color w:val="000000"/>
+                <w:sz w:val="15"/>
+                <w:szCs w:val="15"/>
+              </w:rPr>
+              <w:t xml:space="preserve">1시트</w:t>
+            </w:r>
+          </w:p>
+        </w:tc>
+        <w:tc>
+          <w:tcPr>
+            <w:tcW w:type="dxa" w:w="5300"/>
+            <w:tcBorders>
+              <w:top w:val="single" w:color="000000" w:sz="6"/>
+              <w:left w:val="single" w:color="000000" w:sz="6"/>
+              <w:bottom w:val="single" w:color="000000" w:sz="6"/>
+              <w:right w:val="single" w:color="000000" w:sz="6"/>
+            </w:tcBorders>
+            <w:tcMar>
+              <w:top w:type="dxa" w:w="22"/>
+              <w:left w:type="dxa" w:w="40"/>
+              <w:bottom w:type="dxa" w:w="22"/>
+              <w:right w:type="dxa" w:w="40"/>
+            </w:tcMar>
+            <w:vAlign w:val="center"/>
+          </w:tcPr>
+          <w:p>
+            <w:pPr>
+              <w:jc w:val="left"/>
+            </w:pPr>
+            <w:r>
+              <w:rPr>
+                <w:rFonts w:ascii="Malgun Gothic" w:cs="Malgun Gothic" w:eastAsia="Malgun Gothic" w:hAnsi="Malgun Gothic"/>
+                <w:b w:val="false"/>
+                <w:bCs w:val="false"/>
+                <w:color w:val="000000"/>
+                <w:sz w:val="15"/>
+                <w:szCs w:val="15"/>
+              </w:rPr>
+              <w:t xml:space="preserve">설치연도·농장·대표·수량·공급금액 — 국내 16개소 18대 전건</w:t>
+            </w:r>
+          </w:p>
+        </w:tc>
+      </w:tr>
+      <w:tr>
+        <w:tc>
+          <w:tcPr>
+            <w:tcW w:type="dxa" w:w="2700"/>
+            <w:tcBorders>
+              <w:top w:val="single" w:color="000000" w:sz="6"/>
+              <w:left w:val="single" w:color="000000" w:sz="6"/>
+              <w:bottom w:val="single" w:color="000000" w:sz="6"/>
+              <w:right w:val="single" w:color="000000" w:sz="6"/>
+            </w:tcBorders>
+            <w:tcMar>
+              <w:top w:type="dxa" w:w="22"/>
+              <w:left w:type="dxa" w:w="40"/>
+              <w:bottom w:type="dxa" w:w="22"/>
+              <w:right w:type="dxa" w:w="40"/>
+            </w:tcMar>
+            <w:vAlign w:val="center"/>
+          </w:tcPr>
+          <w:p>
+            <w:pPr>
+              <w:jc w:val="left"/>
+            </w:pPr>
+            <w:r>
+              <w:rPr>
+                <w:rFonts w:ascii="Malgun Gothic" w:cs="Malgun Gothic" w:eastAsia="Malgun Gothic" w:hAnsi="Malgun Gothic"/>
+                <w:b w:val="false"/>
+                <w:bCs w:val="false"/>
+                <w:color w:val="000000"/>
+                <w:sz w:val="15"/>
+                <w:szCs w:val="15"/>
+              </w:rPr>
+              <w:t xml:space="preserve">전자세금계산서 모음</w:t>
+            </w:r>
+          </w:p>
+        </w:tc>
+        <w:tc>
+          <w:tcPr>
+            <w:tcW w:type="dxa" w:w="1500"/>
+            <w:tcBorders>
+              <w:top w:val="single" w:color="000000" w:sz="6"/>
+              <w:left w:val="single" w:color="000000" w:sz="6"/>
+              <w:bottom w:val="single" w:color="000000" w:sz="6"/>
+              <w:right w:val="single" w:color="000000" w:sz="6"/>
+            </w:tcBorders>
+            <w:tcMar>
+              <w:top w:type="dxa" w:w="22"/>
+              <w:left w:type="dxa" w:w="40"/>
+              <w:bottom w:type="dxa" w:w="22"/>
+              <w:right w:type="dxa" w:w="40"/>
+            </w:tcMar>
+            <w:vAlign w:val="center"/>
+          </w:tcPr>
+          <w:p>
+            <w:pPr>
+              <w:jc w:val="center"/>
+            </w:pPr>
+            <w:r>
+              <w:rPr>
+                <w:rFonts w:ascii="Malgun Gothic" w:cs="Malgun Gothic" w:eastAsia="Malgun Gothic" w:hAnsi="Malgun Gothic"/>
+                <w:b w:val="false"/>
+                <w:bCs w:val="false"/>
+                <w:color w:val="000000"/>
+                <w:sz w:val="15"/>
+                <w:szCs w:val="15"/>
+              </w:rPr>
+              <w:t xml:space="preserve">㈜다운(국세청 발행)</w:t>
+            </w:r>
+          </w:p>
+        </w:tc>
+        <w:tc>
+          <w:tcPr>
+            <w:tcW w:type="dxa" w:w="1100"/>
+            <w:tcBorders>
+              <w:top w:val="single" w:color="000000" w:sz="6"/>
+              <w:left w:val="single" w:color="000000" w:sz="6"/>
+              <w:bottom w:val="single" w:color="000000" w:sz="6"/>
+              <w:right w:val="single" w:color="000000" w:sz="6"/>
+            </w:tcBorders>
+            <w:tcMar>
+              <w:top w:type="dxa" w:w="22"/>
+              <w:left w:type="dxa" w:w="40"/>
+              <w:bottom w:type="dxa" w:w="22"/>
+              <w:right w:type="dxa" w:w="40"/>
+            </w:tcMar>
+            <w:vAlign w:val="center"/>
+          </w:tcPr>
+          <w:p>
+            <w:pPr>
+              <w:jc w:val="center"/>
+            </w:pPr>
+            <w:r>
+              <w:rPr>
+                <w:rFonts w:ascii="Malgun Gothic" w:cs="Malgun Gothic" w:eastAsia="Malgun Gothic" w:hAnsi="Malgun Gothic"/>
+                <w:b w:val="false"/>
+                <w:bCs w:val="false"/>
+                <w:color w:val="000000"/>
+                <w:sz w:val="15"/>
+                <w:szCs w:val="15"/>
+              </w:rPr>
+              <w:t xml:space="preserve">30면</w:t>
+            </w:r>
+          </w:p>
+        </w:tc>
+        <w:tc>
+          <w:tcPr>
+            <w:tcW w:type="dxa" w:w="5300"/>
+            <w:tcBorders>
+              <w:top w:val="single" w:color="000000" w:sz="6"/>
+              <w:left w:val="single" w:color="000000" w:sz="6"/>
+              <w:bottom w:val="single" w:color="000000" w:sz="6"/>
+              <w:right w:val="single" w:color="000000" w:sz="6"/>
+            </w:tcBorders>
+            <w:tcMar>
+              <w:top w:type="dxa" w:w="22"/>
+              <w:left w:type="dxa" w:w="40"/>
+              <w:bottom w:type="dxa" w:w="22"/>
+              <w:right w:type="dxa" w:w="40"/>
+            </w:tcMar>
+            <w:vAlign w:val="center"/>
+          </w:tcPr>
+          <w:p>
+            <w:pPr>
+              <w:jc w:val="left"/>
+            </w:pPr>
+            <w:r>
+              <w:rPr>
+                <w:rFonts w:ascii="Malgun Gothic" w:cs="Malgun Gothic" w:eastAsia="Malgun Gothic" w:hAnsi="Malgun Gothic"/>
+                <w:b w:val="false"/>
+                <w:bCs w:val="false"/>
+                <w:color w:val="000000"/>
+                <w:sz w:val="15"/>
+                <w:szCs w:val="15"/>
+              </w:rPr>
+              <w:t xml:space="preserve">대장 각 행에 대응하는 실거래 증빙(공급가액·거래일자)</w:t>
+            </w:r>
+          </w:p>
+        </w:tc>
+      </w:tr>
+      <w:tr>
+        <w:tc>
+          <w:tcPr>
+            <w:tcW w:type="dxa" w:w="2700"/>
+            <w:tcBorders>
+              <w:top w:val="single" w:color="000000" w:sz="6"/>
+              <w:left w:val="single" w:color="000000" w:sz="6"/>
+              <w:bottom w:val="single" w:color="000000" w:sz="6"/>
+              <w:right w:val="single" w:color="000000" w:sz="6"/>
+            </w:tcBorders>
+            <w:tcMar>
+              <w:top w:type="dxa" w:w="22"/>
+              <w:left w:type="dxa" w:w="40"/>
+              <w:bottom w:type="dxa" w:w="22"/>
+              <w:right w:type="dxa" w:w="40"/>
+            </w:tcMar>
+            <w:vAlign w:val="center"/>
+          </w:tcPr>
+          <w:p>
+            <w:pPr>
+              <w:jc w:val="left"/>
+            </w:pPr>
+            <w:r>
+              <w:rPr>
+                <w:rFonts w:ascii="Malgun Gothic" w:cs="Malgun Gothic" w:eastAsia="Malgun Gothic" w:hAnsi="Malgun Gothic"/>
+                <w:b w:val="false"/>
+                <w:bCs w:val="false"/>
+                <w:color w:val="000000"/>
+                <w:sz w:val="15"/>
+                <w:szCs w:val="15"/>
+              </w:rPr>
+              <w:t xml:space="preserve">부가가치세 신고서</w:t>
+            </w:r>
+          </w:p>
+        </w:tc>
+        <w:tc>
+          <w:tcPr>
+            <w:tcW w:type="dxa" w:w="1500"/>
+            <w:tcBorders>
+              <w:top w:val="single" w:color="000000" w:sz="6"/>
+              <w:left w:val="single" w:color="000000" w:sz="6"/>
+              <w:bottom w:val="single" w:color="000000" w:sz="6"/>
+              <w:right w:val="single" w:color="000000" w:sz="6"/>
+            </w:tcBorders>
+            <w:tcMar>
+              <w:top w:type="dxa" w:w="22"/>
+              <w:left w:type="dxa" w:w="40"/>
+              <w:bottom w:type="dxa" w:w="22"/>
+              <w:right w:type="dxa" w:w="40"/>
+            </w:tcMar>
+            <w:vAlign w:val="center"/>
+          </w:tcPr>
+          <w:p>
+            <w:pPr>
+              <w:jc w:val="center"/>
+            </w:pPr>
+            <w:r>
+              <w:rPr>
+                <w:rFonts w:ascii="Malgun Gothic" w:cs="Malgun Gothic" w:eastAsia="Malgun Gothic" w:hAnsi="Malgun Gothic"/>
+                <w:b w:val="false"/>
+                <w:bCs w:val="false"/>
+                <w:color w:val="000000"/>
+                <w:sz w:val="15"/>
+                <w:szCs w:val="15"/>
+              </w:rPr>
+              <w:t xml:space="preserve">㈜다운(’20년 2기)</w:t>
+            </w:r>
+          </w:p>
+        </w:tc>
+        <w:tc>
+          <w:tcPr>
+            <w:tcW w:type="dxa" w:w="1100"/>
+            <w:tcBorders>
+              <w:top w:val="single" w:color="000000" w:sz="6"/>
+              <w:left w:val="single" w:color="000000" w:sz="6"/>
+              <w:bottom w:val="single" w:color="000000" w:sz="6"/>
+              <w:right w:val="single" w:color="000000" w:sz="6"/>
+            </w:tcBorders>
+            <w:tcMar>
+              <w:top w:type="dxa" w:w="22"/>
+              <w:left w:type="dxa" w:w="40"/>
+              <w:bottom w:type="dxa" w:w="22"/>
+              <w:right w:type="dxa" w:w="40"/>
+            </w:tcMar>
+            <w:vAlign w:val="center"/>
+          </w:tcPr>
+          <w:p>
+            <w:pPr>
+              <w:jc w:val="center"/>
+            </w:pPr>
+            <w:r>
+              <w:rPr>
+                <w:rFonts w:ascii="Malgun Gothic" w:cs="Malgun Gothic" w:eastAsia="Malgun Gothic" w:hAnsi="Malgun Gothic"/>
+                <w:b w:val="false"/>
+                <w:bCs w:val="false"/>
+                <w:color w:val="000000"/>
+                <w:sz w:val="15"/>
+                <w:szCs w:val="15"/>
+              </w:rPr>
+              <w:t xml:space="preserve">1부</w:t>
+            </w:r>
+          </w:p>
+        </w:tc>
+        <w:tc>
+          <w:tcPr>
+            <w:tcW w:type="dxa" w:w="5300"/>
+            <w:tcBorders>
+              <w:top w:val="single" w:color="000000" w:sz="6"/>
+              <w:left w:val="single" w:color="000000" w:sz="6"/>
+              <w:bottom w:val="single" w:color="000000" w:sz="6"/>
+              <w:right w:val="single" w:color="000000" w:sz="6"/>
+            </w:tcBorders>
+            <w:tcMar>
+              <w:top w:type="dxa" w:w="22"/>
+              <w:left w:type="dxa" w:w="40"/>
+              <w:bottom w:type="dxa" w:w="22"/>
+              <w:right w:type="dxa" w:w="40"/>
+            </w:tcMar>
+            <w:vAlign w:val="center"/>
+          </w:tcPr>
+          <w:p>
+            <w:pPr>
+              <w:jc w:val="left"/>
+            </w:pPr>
+            <w:r>
+              <w:rPr>
+                <w:rFonts w:ascii="Malgun Gothic" w:cs="Malgun Gothic" w:eastAsia="Malgun Gothic" w:hAnsi="Malgun Gothic"/>
+                <w:b w:val="false"/>
+                <w:bCs w:val="false"/>
+                <w:color w:val="000000"/>
+                <w:sz w:val="15"/>
+                <w:szCs w:val="15"/>
+              </w:rPr>
+              <w:t xml:space="preserve">세금계산서 미발행 카드결제 건의 보조 증빙</w:t>
+            </w:r>
+          </w:p>
+        </w:tc>
+      </w:tr>
+    </w:tbl>
+    <w:p>
+      <w:pPr>
+        <w:spacing w:after="70" w:before="200"/>
+      </w:pPr>
+      <w:r>
+        <w:rPr>
+          <w:rFonts w:ascii="Malgun Gothic" w:cs="Malgun Gothic" w:eastAsia="Malgun Gothic" w:hAnsi="Malgun Gothic"/>
+          <w:b/>
+          <w:bCs/>
+          <w:color w:val="000000"/>
+          <w:sz w:val="22"/>
+          <w:szCs w:val="22"/>
+        </w:rPr>
+        <w:t xml:space="preserve">□ 대장 집계 결과</w:t>
+      </w:r>
+    </w:p>
+    <w:tbl>
+      <w:tblPr>
+        <w:tblW w:type="dxa" w:w="10600"/>
+        <w:tblBorders>
+          <w:top w:val="single" w:color="auto" w:sz="4"/>
+          <w:left w:val="single" w:color="auto" w:sz="4"/>
+          <w:bottom w:val="single" w:color="auto" w:sz="4"/>
+          <w:right w:val="single" w:color="auto" w:sz="4"/>
+          <w:insideH w:val="single" w:color="auto" w:sz="4"/>
+          <w:insideV w:val="single" w:color="auto" w:sz="4"/>
+        </w:tblBorders>
+      </w:tblPr>
+      <w:tblGrid>
+        <w:gridCol w:w="2700"/>
+        <w:gridCol w:w="2700"/>
+        <w:gridCol w:w="5200"/>
+      </w:tblGrid>
+      <w:tr>
+        <w:tc>
+          <w:tcPr>
+            <w:tcW w:type="dxa" w:w="2700"/>
+            <w:tcBorders>
+              <w:top w:val="single" w:color="000000" w:sz="6"/>
+              <w:left w:val="single" w:color="000000" w:sz="6"/>
+              <w:bottom w:val="single" w:color="000000" w:sz="6"/>
+              <w:right w:val="single" w:color="000000" w:sz="6"/>
+            </w:tcBorders>
+            <w:shd w:fill="EFEFEF" w:color="auto" w:val="clear"/>
+            <w:tcMar>
+              <w:top w:type="dxa" w:w="22"/>
+              <w:left w:type="dxa" w:w="40"/>
+              <w:bottom w:type="dxa" w:w="22"/>
+              <w:right w:type="dxa" w:w="40"/>
+            </w:tcMar>
+            <w:vAlign w:val="center"/>
+          </w:tcPr>
+          <w:p>
+            <w:pPr>
+              <w:jc w:val="center"/>
+            </w:pPr>
+            <w:r>
+              <w:rPr>
+                <w:rFonts w:ascii="Malgun Gothic" w:cs="Malgun Gothic" w:eastAsia="Malgun Gothic" w:hAnsi="Malgun Gothic"/>
+                <w:b/>
+                <w:bCs/>
+                <w:color w:val="000000"/>
+                <w:sz w:val="15"/>
+                <w:szCs w:val="15"/>
+              </w:rPr>
+              <w:t xml:space="preserve">항목</w:t>
+            </w:r>
+          </w:p>
+        </w:tc>
+        <w:tc>
+          <w:tcPr>
+            <w:tcW w:type="dxa" w:w="2700"/>
+            <w:tcBorders>
+              <w:top w:val="single" w:color="000000" w:sz="6"/>
+              <w:left w:val="single" w:color="000000" w:sz="6"/>
+              <w:bottom w:val="single" w:color="000000" w:sz="6"/>
+              <w:right w:val="single" w:color="000000" w:sz="6"/>
+            </w:tcBorders>
+            <w:shd w:fill="EFEFEF" w:color="auto" w:val="clear"/>
+            <w:tcMar>
+              <w:top w:type="dxa" w:w="22"/>
+              <w:left w:type="dxa" w:w="40"/>
+              <w:bottom w:type="dxa" w:w="22"/>
+              <w:right w:type="dxa" w:w="40"/>
+            </w:tcMar>
+            <w:vAlign w:val="center"/>
+          </w:tcPr>
+          <w:p>
+            <w:pPr>
+              <w:jc w:val="center"/>
+            </w:pPr>
+            <w:r>
+              <w:rPr>
+                <w:rFonts w:ascii="Malgun Gothic" w:cs="Malgun Gothic" w:eastAsia="Malgun Gothic" w:hAnsi="Malgun Gothic"/>
+                <w:b/>
+                <w:bCs/>
+                <w:color w:val="000000"/>
+                <w:sz w:val="15"/>
+                <w:szCs w:val="15"/>
+              </w:rPr>
+              <w:t xml:space="preserve">수치</w:t>
+            </w:r>
+          </w:p>
+        </w:tc>
+        <w:tc>
+          <w:tcPr>
+            <w:tcW w:type="dxa" w:w="5200"/>
+            <w:tcBorders>
+              <w:top w:val="single" w:color="000000" w:sz="6"/>
+              <w:left w:val="single" w:color="000000" w:sz="6"/>
+              <w:bottom w:val="single" w:color="000000" w:sz="6"/>
+              <w:right w:val="single" w:color="000000" w:sz="6"/>
+            </w:tcBorders>
+            <w:shd w:fill="EFEFEF" w:color="auto" w:val="clear"/>
+            <w:tcMar>
+              <w:top w:type="dxa" w:w="22"/>
+              <w:left w:type="dxa" w:w="40"/>
+              <w:bottom w:type="dxa" w:w="22"/>
+              <w:right w:type="dxa" w:w="40"/>
+            </w:tcMar>
+            <w:vAlign w:val="center"/>
+          </w:tcPr>
+          <w:p>
+            <w:pPr>
+              <w:jc w:val="center"/>
+            </w:pPr>
+            <w:r>
+              <w:rPr>
+                <w:rFonts w:ascii="Malgun Gothic" w:cs="Malgun Gothic" w:eastAsia="Malgun Gothic" w:hAnsi="Malgun Gothic"/>
+                <w:b/>
+                <w:bCs/>
+                <w:color w:val="000000"/>
+                <w:sz w:val="15"/>
+                <w:szCs w:val="15"/>
+              </w:rPr>
+              <w:t xml:space="preserve">내용</w:t>
+            </w:r>
+          </w:p>
+        </w:tc>
+      </w:tr>
+      <w:tr>
+        <w:tc>
+          <w:tcPr>
+            <w:tcW w:type="dxa" w:w="2700"/>
+            <w:tcBorders>
+              <w:top w:val="single" w:color="000000" w:sz="6"/>
+              <w:left w:val="single" w:color="000000" w:sz="6"/>
+              <w:bottom w:val="single" w:color="000000" w:sz="6"/>
+              <w:right w:val="single" w:color="000000" w:sz="6"/>
+            </w:tcBorders>
+            <w:tcMar>
+              <w:top w:type="dxa" w:w="22"/>
+              <w:left w:type="dxa" w:w="40"/>
+              <w:bottom w:type="dxa" w:w="22"/>
+              <w:right w:type="dxa" w:w="40"/>
+            </w:tcMar>
+            <w:vAlign w:val="center"/>
+          </w:tcPr>
+          <w:p>
+            <w:pPr>
+              <w:jc w:val="left"/>
+            </w:pPr>
+            <w:r>
+              <w:rPr>
+                <w:rFonts w:ascii="Malgun Gothic" w:cs="Malgun Gothic" w:eastAsia="Malgun Gothic" w:hAnsi="Malgun Gothic"/>
+                <w:b w:val="false"/>
+                <w:bCs w:val="false"/>
+                <w:color w:val="000000"/>
+                <w:sz w:val="15"/>
+                <w:szCs w:val="15"/>
+              </w:rPr>
+              <w:t xml:space="preserve">국내 보급</w:t>
+            </w:r>
+          </w:p>
+        </w:tc>
+        <w:tc>
+          <w:tcPr>
+            <w:tcW w:type="dxa" w:w="2700"/>
+            <w:tcBorders>
+              <w:top w:val="single" w:color="000000" w:sz="6"/>
+              <w:left w:val="single" w:color="000000" w:sz="6"/>
+              <w:bottom w:val="single" w:color="000000" w:sz="6"/>
+              <w:right w:val="single" w:color="000000" w:sz="6"/>
+            </w:tcBorders>
+            <w:tcMar>
+              <w:top w:type="dxa" w:w="22"/>
+              <w:left w:type="dxa" w:w="40"/>
+              <w:bottom w:type="dxa" w:w="22"/>
+              <w:right w:type="dxa" w:w="40"/>
+            </w:tcMar>
+            <w:vAlign w:val="center"/>
+          </w:tcPr>
+          <w:p>
+            <w:pPr>
+              <w:jc w:val="center"/>
+            </w:pPr>
+            <w:r>
+              <w:rPr>
+                <w:rFonts w:ascii="Malgun Gothic" w:cs="Malgun Gothic" w:eastAsia="Malgun Gothic" w:hAnsi="Malgun Gothic"/>
+                <w:b w:val="false"/>
+                <w:bCs w:val="false"/>
+                <w:color w:val="000000"/>
+                <w:sz w:val="15"/>
+                <w:szCs w:val="15"/>
+              </w:rPr>
+              <w:t xml:space="preserve">16개소 18대</w:t>
+            </w:r>
+          </w:p>
+        </w:tc>
+        <w:tc>
+          <w:tcPr>
+            <w:tcW w:type="dxa" w:w="5200"/>
+            <w:tcBorders>
+              <w:top w:val="single" w:color="000000" w:sz="6"/>
+              <w:left w:val="single" w:color="000000" w:sz="6"/>
+              <w:bottom w:val="single" w:color="000000" w:sz="6"/>
+              <w:right w:val="single" w:color="000000" w:sz="6"/>
+            </w:tcBorders>
+            <w:tcMar>
+              <w:top w:type="dxa" w:w="22"/>
+              <w:left w:type="dxa" w:w="40"/>
+              <w:bottom w:type="dxa" w:w="22"/>
+              <w:right w:type="dxa" w:w="40"/>
+            </w:tcMar>
+            <w:vAlign w:val="center"/>
+          </w:tcPr>
+          <w:p>
+            <w:pPr>
+              <w:jc w:val="left"/>
+            </w:pPr>
+            <w:r>
+              <w:rPr>
+                <w:rFonts w:ascii="Malgun Gothic" w:cs="Malgun Gothic" w:eastAsia="Malgun Gothic" w:hAnsi="Malgun Gothic"/>
+                <w:b w:val="false"/>
+                <w:bCs w:val="false"/>
+                <w:color w:val="000000"/>
+                <w:sz w:val="15"/>
+                <w:szCs w:val="15"/>
+              </w:rPr>
+              <w:t xml:space="preserve">국립축산과학원(’21) ~ 걸보목장(’25)</w:t>
+            </w:r>
+          </w:p>
+        </w:tc>
+      </w:tr>
+      <w:tr>
+        <w:tc>
+          <w:tcPr>
+            <w:tcW w:type="dxa" w:w="2700"/>
+            <w:tcBorders>
+              <w:top w:val="single" w:color="000000" w:sz="6"/>
+              <w:left w:val="single" w:color="000000" w:sz="6"/>
+              <w:bottom w:val="single" w:color="000000" w:sz="6"/>
+              <w:right w:val="single" w:color="000000" w:sz="6"/>
+            </w:tcBorders>
+            <w:tcMar>
+              <w:top w:type="dxa" w:w="22"/>
+              <w:left w:type="dxa" w:w="40"/>
+              <w:bottom w:type="dxa" w:w="22"/>
+              <w:right w:type="dxa" w:w="40"/>
+            </w:tcMar>
+            <w:vAlign w:val="center"/>
+          </w:tcPr>
+          <w:p>
+            <w:pPr>
+              <w:jc w:val="left"/>
+            </w:pPr>
+            <w:r>
+              <w:rPr>
+                <w:rFonts w:ascii="Malgun Gothic" w:cs="Malgun Gothic" w:eastAsia="Malgun Gothic" w:hAnsi="Malgun Gothic"/>
+                <w:b w:val="false"/>
+                <w:bCs w:val="false"/>
+                <w:color w:val="000000"/>
+                <w:sz w:val="15"/>
+                <w:szCs w:val="15"/>
+              </w:rPr>
+              <w:t xml:space="preserve">공급금액 합계</w:t>
+            </w:r>
+          </w:p>
+        </w:tc>
+        <w:tc>
+          <w:tcPr>
+            <w:tcW w:type="dxa" w:w="2700"/>
+            <w:tcBorders>
+              <w:top w:val="single" w:color="000000" w:sz="6"/>
+              <w:left w:val="single" w:color="000000" w:sz="6"/>
+              <w:bottom w:val="single" w:color="000000" w:sz="6"/>
+              <w:right w:val="single" w:color="000000" w:sz="6"/>
+            </w:tcBorders>
+            <w:tcMar>
+              <w:top w:type="dxa" w:w="22"/>
+              <w:left w:type="dxa" w:w="40"/>
+              <w:bottom w:type="dxa" w:w="22"/>
+              <w:right w:type="dxa" w:w="40"/>
+            </w:tcMar>
+            <w:vAlign w:val="center"/>
+          </w:tcPr>
+          <w:p>
+            <w:pPr>
+              <w:jc w:val="center"/>
+            </w:pPr>
+            <w:r>
+              <w:rPr>
+                <w:rFonts w:ascii="Malgun Gothic" w:cs="Malgun Gothic" w:eastAsia="Malgun Gothic" w:hAnsi="Malgun Gothic"/>
+                <w:b w:val="false"/>
+                <w:bCs w:val="false"/>
+                <w:color w:val="000000"/>
+                <w:sz w:val="15"/>
+                <w:szCs w:val="15"/>
+              </w:rPr>
+              <w:t xml:space="preserve">약 32.4억원</w:t>
+            </w:r>
+          </w:p>
+        </w:tc>
+        <w:tc>
+          <w:tcPr>
+            <w:tcW w:type="dxa" w:w="5200"/>
+            <w:tcBorders>
+              <w:top w:val="single" w:color="000000" w:sz="6"/>
+              <w:left w:val="single" w:color="000000" w:sz="6"/>
+              <w:bottom w:val="single" w:color="000000" w:sz="6"/>
+              <w:right w:val="single" w:color="000000" w:sz="6"/>
+            </w:tcBorders>
+            <w:tcMar>
+              <w:top w:type="dxa" w:w="22"/>
+              <w:left w:type="dxa" w:w="40"/>
+              <w:bottom w:type="dxa" w:w="22"/>
+              <w:right w:type="dxa" w:w="40"/>
+            </w:tcMar>
+            <w:vAlign w:val="center"/>
+          </w:tcPr>
+          <w:p>
+            <w:pPr>
+              <w:jc w:val="left"/>
+            </w:pPr>
+            <w:r>
+              <w:rPr>
+                <w:rFonts w:ascii="Malgun Gothic" w:cs="Malgun Gothic" w:eastAsia="Malgun Gothic" w:hAnsi="Malgun Gothic"/>
+                <w:b w:val="false"/>
+                <w:bCs w:val="false"/>
+                <w:color w:val="000000"/>
+                <w:sz w:val="15"/>
+                <w:szCs w:val="15"/>
+              </w:rPr>
+              <w:t xml:space="preserve">3,244,204,546원 (무상 1대 제외한 실판매액)</w:t>
+            </w:r>
+          </w:p>
+        </w:tc>
+      </w:tr>
+      <w:tr>
+        <w:tc>
+          <w:tcPr>
+            <w:tcW w:type="dxa" w:w="2700"/>
+            <w:tcBorders>
+              <w:top w:val="single" w:color="000000" w:sz="6"/>
+              <w:left w:val="single" w:color="000000" w:sz="6"/>
+              <w:bottom w:val="single" w:color="000000" w:sz="6"/>
+              <w:right w:val="single" w:color="000000" w:sz="6"/>
+            </w:tcBorders>
+            <w:tcMar>
+              <w:top w:type="dxa" w:w="22"/>
+              <w:left w:type="dxa" w:w="40"/>
+              <w:bottom w:type="dxa" w:w="22"/>
+              <w:right w:type="dxa" w:w="40"/>
+            </w:tcMar>
+            <w:vAlign w:val="center"/>
+          </w:tcPr>
+          <w:p>
+            <w:pPr>
+              <w:jc w:val="left"/>
+            </w:pPr>
+            <w:r>
+              <w:rPr>
+                <w:rFonts w:ascii="Malgun Gothic" w:cs="Malgun Gothic" w:eastAsia="Malgun Gothic" w:hAnsi="Malgun Gothic"/>
+                <w:b w:val="false"/>
+                <w:bCs w:val="false"/>
+                <w:color w:val="000000"/>
+                <w:sz w:val="15"/>
+                <w:szCs w:val="15"/>
+              </w:rPr>
+              <w:t xml:space="preserve">대당 공급가</w:t>
+            </w:r>
+          </w:p>
+        </w:tc>
+        <w:tc>
+          <w:tcPr>
+            <w:tcW w:type="dxa" w:w="2700"/>
+            <w:tcBorders>
+              <w:top w:val="single" w:color="000000" w:sz="6"/>
+              <w:left w:val="single" w:color="000000" w:sz="6"/>
+              <w:bottom w:val="single" w:color="000000" w:sz="6"/>
+              <w:right w:val="single" w:color="000000" w:sz="6"/>
+            </w:tcBorders>
+            <w:tcMar>
+              <w:top w:type="dxa" w:w="22"/>
+              <w:left w:type="dxa" w:w="40"/>
+              <w:bottom w:type="dxa" w:w="22"/>
+              <w:right w:type="dxa" w:w="40"/>
+            </w:tcMar>
+            <w:vAlign w:val="center"/>
+          </w:tcPr>
+          <w:p>
+            <w:pPr>
+              <w:jc w:val="center"/>
+            </w:pPr>
+            <w:r>
+              <w:rPr>
+                <w:rFonts w:ascii="Malgun Gothic" w:cs="Malgun Gothic" w:eastAsia="Malgun Gothic" w:hAnsi="Malgun Gothic"/>
+                <w:b w:val="false"/>
+                <w:bCs w:val="false"/>
+                <w:color w:val="000000"/>
+                <w:sz w:val="15"/>
+                <w:szCs w:val="15"/>
+              </w:rPr>
+              <w:t xml:space="preserve">1.2 ~ 1.8억원</w:t>
+            </w:r>
+          </w:p>
+        </w:tc>
+        <w:tc>
+          <w:tcPr>
+            <w:tcW w:type="dxa" w:w="5200"/>
+            <w:tcBorders>
+              <w:top w:val="single" w:color="000000" w:sz="6"/>
+              <w:left w:val="single" w:color="000000" w:sz="6"/>
+              <w:bottom w:val="single" w:color="000000" w:sz="6"/>
+              <w:right w:val="single" w:color="000000" w:sz="6"/>
+            </w:tcBorders>
+            <w:tcMar>
+              <w:top w:type="dxa" w:w="22"/>
+              <w:left w:type="dxa" w:w="40"/>
+              <w:bottom w:type="dxa" w:w="22"/>
+              <w:right w:type="dxa" w:w="40"/>
+            </w:tcMar>
+            <w:vAlign w:val="center"/>
+          </w:tcPr>
+          <w:p>
+            <w:pPr>
+              <w:jc w:val="left"/>
+            </w:pPr>
+            <w:r>
+              <w:rPr>
+                <w:rFonts w:ascii="Malgun Gothic" w:cs="Malgun Gothic" w:eastAsia="Malgun Gothic" w:hAnsi="Malgun Gothic"/>
+                <w:b w:val="false"/>
+                <w:bCs w:val="false"/>
+                <w:color w:val="000000"/>
+                <w:sz w:val="15"/>
+                <w:szCs w:val="15"/>
+              </w:rPr>
+              <w:t xml:space="preserve">설치 여건·부대 구성(옵션)에 따른 차이 — 외국산(약 4억) 대비 약 40% 수준</w:t>
+            </w:r>
+          </w:p>
+        </w:tc>
+      </w:tr>
+      <w:tr>
+        <w:tc>
+          <w:tcPr>
+            <w:tcW w:type="dxa" w:w="2700"/>
+            <w:tcBorders>
+              <w:top w:val="single" w:color="000000" w:sz="6"/>
+              <w:left w:val="single" w:color="000000" w:sz="6"/>
+              <w:bottom w:val="single" w:color="000000" w:sz="6"/>
+              <w:right w:val="single" w:color="000000" w:sz="6"/>
+            </w:tcBorders>
+            <w:tcMar>
+              <w:top w:type="dxa" w:w="22"/>
+              <w:left w:type="dxa" w:w="40"/>
+              <w:bottom w:type="dxa" w:w="22"/>
+              <w:right w:type="dxa" w:w="40"/>
+            </w:tcMar>
+            <w:vAlign w:val="center"/>
+          </w:tcPr>
+          <w:p>
+            <w:pPr>
+              <w:jc w:val="left"/>
+            </w:pPr>
+            <w:r>
+              <w:rPr>
+                <w:rFonts w:ascii="Malgun Gothic" w:cs="Malgun Gothic" w:eastAsia="Malgun Gothic" w:hAnsi="Malgun Gothic"/>
+                <w:b w:val="false"/>
+                <w:bCs w:val="false"/>
+                <w:color w:val="000000"/>
+                <w:sz w:val="15"/>
+                <w:szCs w:val="15"/>
+              </w:rPr>
+              <w:t xml:space="preserve">조서 정합</w:t>
+            </w:r>
+          </w:p>
+        </w:tc>
+        <w:tc>
+          <w:tcPr>
+            <w:tcW w:type="dxa" w:w="2700"/>
+            <w:tcBorders>
+              <w:top w:val="single" w:color="000000" w:sz="6"/>
+              <w:left w:val="single" w:color="000000" w:sz="6"/>
+              <w:bottom w:val="single" w:color="000000" w:sz="6"/>
+              <w:right w:val="single" w:color="000000" w:sz="6"/>
+            </w:tcBorders>
+            <w:tcMar>
+              <w:top w:type="dxa" w:w="22"/>
+              <w:left w:type="dxa" w:w="40"/>
+              <w:bottom w:type="dxa" w:w="22"/>
+              <w:right w:type="dxa" w:w="40"/>
+            </w:tcMar>
+            <w:vAlign w:val="center"/>
+          </w:tcPr>
+          <w:p>
+            <w:pPr>
+              <w:jc w:val="center"/>
+            </w:pPr>
+            <w:r>
+              <w:rPr>
+                <w:rFonts w:ascii="Malgun Gothic" w:cs="Malgun Gothic" w:eastAsia="Malgun Gothic" w:hAnsi="Malgun Gothic"/>
+                <w:b w:val="false"/>
+                <w:bCs w:val="false"/>
+                <w:color w:val="000000"/>
+                <w:sz w:val="15"/>
+                <w:szCs w:val="15"/>
+              </w:rPr>
+              <w:t xml:space="preserve">15개소 17대 + 1대</w:t>
+            </w:r>
+          </w:p>
+        </w:tc>
+        <w:tc>
+          <w:tcPr>
+            <w:tcW w:type="dxa" w:w="5200"/>
+            <w:tcBorders>
+              <w:top w:val="single" w:color="000000" w:sz="6"/>
+              <w:left w:val="single" w:color="000000" w:sz="6"/>
+              <w:bottom w:val="single" w:color="000000" w:sz="6"/>
+              <w:right w:val="single" w:color="000000" w:sz="6"/>
+            </w:tcBorders>
+            <w:tcMar>
+              <w:top w:type="dxa" w:w="22"/>
+              <w:left w:type="dxa" w:w="40"/>
+              <w:bottom w:type="dxa" w:w="22"/>
+              <w:right w:type="dxa" w:w="40"/>
+            </w:tcMar>
+            <w:vAlign w:val="center"/>
+          </w:tcPr>
+          <w:p>
+            <w:pPr>
+              <w:jc w:val="left"/>
+            </w:pPr>
+            <w:r>
+              <w:rPr>
+                <w:rFonts w:ascii="Malgun Gothic" w:cs="Malgun Gothic" w:eastAsia="Malgun Gothic" w:hAnsi="Malgun Gothic"/>
+                <w:b w:val="false"/>
+                <w:bCs w:val="false"/>
+                <w:color w:val="000000"/>
+                <w:sz w:val="15"/>
+                <w:szCs w:val="15"/>
+              </w:rPr>
+              <w:t xml:space="preserve">조서 수치 = 축산과학원~가야목장 / 제출 이후 추가 = 걸보목장(16호)</w:t>
+            </w:r>
+          </w:p>
+        </w:tc>
+      </w:tr>
+    </w:tbl>
+    <w:p>
+      <w:pPr>
+        <w:spacing w:after="70" w:before="200"/>
+      </w:pPr>
+      <w:r>
+        <w:rPr>
+          <w:rFonts w:ascii="Malgun Gothic" w:cs="Malgun Gothic" w:eastAsia="Malgun Gothic" w:hAnsi="Malgun Gothic"/>
+          <w:b/>
+          <w:bCs/>
+          <w:color w:val="000000"/>
+          <w:sz w:val="22"/>
+          <w:szCs w:val="22"/>
+        </w:rPr>
+        <w:t xml:space="preserve">□ 특기 사항 (선제 설명 대상)</w:t>
+      </w:r>
+    </w:p>
+    <w:tbl>
+      <w:tblPr>
+        <w:tblW w:type="dxa" w:w="10600"/>
+        <w:tblBorders>
+          <w:top w:val="single" w:color="auto" w:sz="4"/>
+          <w:left w:val="single" w:color="auto" w:sz="4"/>
+          <w:bottom w:val="single" w:color="auto" w:sz="4"/>
+          <w:right w:val="single" w:color="auto" w:sz="4"/>
+          <w:insideH w:val="single" w:color="auto" w:sz="4"/>
+          <w:insideV w:val="single" w:color="auto" w:sz="4"/>
+        </w:tblBorders>
+      </w:tblPr>
+      <w:tblGrid>
+        <w:gridCol w:w="2200"/>
+        <w:gridCol w:w="8400"/>
+      </w:tblGrid>
+      <w:tr>
+        <w:tc>
+          <w:tcPr>
+            <w:tcW w:type="dxa" w:w="2200"/>
+            <w:tcBorders>
+              <w:top w:val="single" w:color="000000" w:sz="6"/>
+              <w:left w:val="single" w:color="000000" w:sz="6"/>
+              <w:bottom w:val="single" w:color="000000" w:sz="6"/>
+              <w:right w:val="single" w:color="000000" w:sz="6"/>
+            </w:tcBorders>
+            <w:shd w:fill="EFEFEF" w:color="auto" w:val="clear"/>
+            <w:tcMar>
+              <w:top w:type="dxa" w:w="22"/>
+              <w:left w:type="dxa" w:w="40"/>
+              <w:bottom w:type="dxa" w:w="22"/>
+              <w:right w:type="dxa" w:w="40"/>
+            </w:tcMar>
+            <w:vAlign w:val="center"/>
+          </w:tcPr>
+          <w:p>
+            <w:pPr>
+              <w:jc w:val="center"/>
+            </w:pPr>
+            <w:r>
+              <w:rPr>
+                <w:rFonts w:ascii="Malgun Gothic" w:cs="Malgun Gothic" w:eastAsia="Malgun Gothic" w:hAnsi="Malgun Gothic"/>
+                <w:b/>
+                <w:bCs/>
+                <w:color w:val="000000"/>
+                <w:sz w:val="15"/>
+                <w:szCs w:val="15"/>
+              </w:rPr>
+              <w:t xml:space="preserve">구분</w:t>
+            </w:r>
+          </w:p>
+        </w:tc>
+        <w:tc>
+          <w:tcPr>
+            <w:tcW w:type="dxa" w:w="8400"/>
+            <w:tcBorders>
+              <w:top w:val="single" w:color="000000" w:sz="6"/>
+              <w:left w:val="single" w:color="000000" w:sz="6"/>
+              <w:bottom w:val="single" w:color="000000" w:sz="6"/>
+              <w:right w:val="single" w:color="000000" w:sz="6"/>
+            </w:tcBorders>
+            <w:shd w:fill="EFEFEF" w:color="auto" w:val="clear"/>
+            <w:tcMar>
+              <w:top w:type="dxa" w:w="22"/>
+              <w:left w:type="dxa" w:w="40"/>
+              <w:bottom w:type="dxa" w:w="22"/>
+              <w:right w:type="dxa" w:w="40"/>
+            </w:tcMar>
+            <w:vAlign w:val="center"/>
+          </w:tcPr>
+          <w:p>
+            <w:pPr>
+              <w:jc w:val="center"/>
+            </w:pPr>
+            <w:r>
+              <w:rPr>
+                <w:rFonts w:ascii="Malgun Gothic" w:cs="Malgun Gothic" w:eastAsia="Malgun Gothic" w:hAnsi="Malgun Gothic"/>
+                <w:b/>
+                <w:bCs/>
+                <w:color w:val="000000"/>
+                <w:sz w:val="15"/>
+                <w:szCs w:val="15"/>
+              </w:rPr>
+              <w:t xml:space="preserve">내용</w:t>
+            </w:r>
+          </w:p>
+        </w:tc>
+      </w:tr>
+      <w:tr>
+        <w:tc>
+          <w:tcPr>
+            <w:tcW w:type="dxa" w:w="2200"/>
+            <w:tcBorders>
+              <w:top w:val="single" w:color="000000" w:sz="6"/>
+              <w:left w:val="single" w:color="000000" w:sz="6"/>
+              <w:bottom w:val="single" w:color="000000" w:sz="6"/>
+              <w:right w:val="single" w:color="000000" w:sz="6"/>
+            </w:tcBorders>
+            <w:tcMar>
+              <w:top w:type="dxa" w:w="22"/>
+              <w:left w:type="dxa" w:w="40"/>
+              <w:bottom w:type="dxa" w:w="22"/>
+              <w:right w:type="dxa" w:w="40"/>
+            </w:tcMar>
+            <w:vAlign w:val="center"/>
+          </w:tcPr>
+          <w:p>
+            <w:pPr>
+              <w:jc w:val="left"/>
+            </w:pPr>
+            <w:r>
+              <w:rPr>
+                <w:rFonts w:ascii="Malgun Gothic" w:cs="Malgun Gothic" w:eastAsia="Malgun Gothic" w:hAnsi="Malgun Gothic"/>
+                <w:b w:val="false"/>
+                <w:bCs w:val="false"/>
+                <w:color w:val="000000"/>
+                <w:sz w:val="15"/>
+                <w:szCs w:val="15"/>
+              </w:rPr>
+              <w:t xml:space="preserve">대응목장 0원 1대</w:t>
+            </w:r>
+          </w:p>
+        </w:tc>
+        <w:tc>
+          <w:tcPr>
+            <w:tcW w:type="dxa" w:w="8400"/>
+            <w:tcBorders>
+              <w:top w:val="single" w:color="000000" w:sz="6"/>
+              <w:left w:val="single" w:color="000000" w:sz="6"/>
+              <w:bottom w:val="single" w:color="000000" w:sz="6"/>
+              <w:right w:val="single" w:color="000000" w:sz="6"/>
+            </w:tcBorders>
+            <w:tcMar>
+              <w:top w:type="dxa" w:w="22"/>
+              <w:left w:type="dxa" w:w="40"/>
+              <w:bottom w:type="dxa" w:w="22"/>
+              <w:right w:type="dxa" w:w="40"/>
+            </w:tcMar>
+            <w:vAlign w:val="center"/>
+          </w:tcPr>
+          <w:p>
+            <w:pPr>
+              <w:jc w:val="left"/>
+            </w:pPr>
+            <w:r>
+              <w:rPr>
+                <w:rFonts w:ascii="Malgun Gothic" w:cs="Malgun Gothic" w:eastAsia="Malgun Gothic" w:hAnsi="Malgun Gothic"/>
+                <w:b w:val="false"/>
+                <w:bCs w:val="false"/>
+                <w:color w:val="000000"/>
+                <w:sz w:val="15"/>
+                <w:szCs w:val="15"/>
+              </w:rPr>
+              <w:t xml:space="preserve">K1 최초 실증 협력 농가로, 개선형 K2 무상 전환 대상 — 초기 실증 협력에 대한 전환 지원(그 밖의 전 건은 유상 거래)</w:t>
+            </w:r>
+          </w:p>
+        </w:tc>
+      </w:tr>
+      <w:tr>
+        <w:tc>
+          <w:tcPr>
+            <w:tcW w:type="dxa" w:w="2200"/>
+            <w:tcBorders>
+              <w:top w:val="single" w:color="000000" w:sz="6"/>
+              <w:left w:val="single" w:color="000000" w:sz="6"/>
+              <w:bottom w:val="single" w:color="000000" w:sz="6"/>
+              <w:right w:val="single" w:color="000000" w:sz="6"/>
+            </w:tcBorders>
+            <w:tcMar>
+              <w:top w:type="dxa" w:w="22"/>
+              <w:left w:type="dxa" w:w="40"/>
+              <w:bottom w:type="dxa" w:w="22"/>
+              <w:right w:type="dxa" w:w="40"/>
+            </w:tcMar>
+            <w:vAlign w:val="center"/>
+          </w:tcPr>
+          <w:p>
+            <w:pPr>
+              <w:jc w:val="left"/>
+            </w:pPr>
+            <w:r>
+              <w:rPr>
+                <w:rFonts w:ascii="Malgun Gothic" w:cs="Malgun Gothic" w:eastAsia="Malgun Gothic" w:hAnsi="Malgun Gothic"/>
+                <w:b w:val="false"/>
+                <w:bCs w:val="false"/>
+                <w:color w:val="000000"/>
+                <w:sz w:val="15"/>
+                <w:szCs w:val="15"/>
+              </w:rPr>
+              <w:t xml:space="preserve">애동목장 2대</w:t>
+            </w:r>
+          </w:p>
+        </w:tc>
+        <w:tc>
+          <w:tcPr>
+            <w:tcW w:type="dxa" w:w="8400"/>
+            <w:tcBorders>
+              <w:top w:val="single" w:color="000000" w:sz="6"/>
+              <w:left w:val="single" w:color="000000" w:sz="6"/>
+              <w:bottom w:val="single" w:color="000000" w:sz="6"/>
+              <w:right w:val="single" w:color="000000" w:sz="6"/>
+            </w:tcBorders>
+            <w:tcMar>
+              <w:top w:type="dxa" w:w="22"/>
+              <w:left w:type="dxa" w:w="40"/>
+              <w:bottom w:type="dxa" w:w="22"/>
+              <w:right w:type="dxa" w:w="40"/>
+            </w:tcMar>
+            <w:vAlign w:val="center"/>
+          </w:tcPr>
+          <w:p>
+            <w:pPr>
+              <w:jc w:val="left"/>
+            </w:pPr>
+            <w:r>
+              <w:rPr>
+                <w:rFonts w:ascii="Malgun Gothic" w:cs="Malgun Gothic" w:eastAsia="Malgun Gothic" w:hAnsi="Malgun Gothic"/>
+                <w:b w:val="false"/>
+                <w:bCs w:val="false"/>
+                <w:color w:val="000000"/>
+                <w:sz w:val="15"/>
+                <w:szCs w:val="15"/>
+              </w:rPr>
+              <w:t xml:space="preserve">대장상 중복 행은 기재 오류이며 실제 2대(공급금액 488,750,000원)로 확정(’26. 7. 22.)</w:t>
+            </w:r>
+          </w:p>
+        </w:tc>
+      </w:tr>
+      <w:tr>
+        <w:tc>
+          <w:tcPr>
+            <w:tcW w:type="dxa" w:w="2200"/>
+            <w:tcBorders>
+              <w:top w:val="single" w:color="000000" w:sz="6"/>
+              <w:left w:val="single" w:color="000000" w:sz="6"/>
+              <w:bottom w:val="single" w:color="000000" w:sz="6"/>
+              <w:right w:val="single" w:color="000000" w:sz="6"/>
+            </w:tcBorders>
+            <w:tcMar>
+              <w:top w:type="dxa" w:w="22"/>
+              <w:left w:type="dxa" w:w="40"/>
+              <w:bottom w:type="dxa" w:w="22"/>
+              <w:right w:type="dxa" w:w="40"/>
+            </w:tcMar>
+            <w:vAlign w:val="center"/>
+          </w:tcPr>
+          <w:p>
+            <w:pPr>
+              <w:jc w:val="left"/>
+            </w:pPr>
+            <w:r>
+              <w:rPr>
+                <w:rFonts w:ascii="Malgun Gothic" w:cs="Malgun Gothic" w:eastAsia="Malgun Gothic" w:hAnsi="Malgun Gothic"/>
+                <w:b w:val="false"/>
+                <w:bCs w:val="false"/>
+                <w:color w:val="000000"/>
+                <w:sz w:val="15"/>
+                <w:szCs w:val="15"/>
+              </w:rPr>
+              <w:t xml:space="preserve">국립축산과학원 1대</w:t>
+            </w:r>
+          </w:p>
+        </w:tc>
+        <w:tc>
+          <w:tcPr>
+            <w:tcW w:type="dxa" w:w="8400"/>
+            <w:tcBorders>
+              <w:top w:val="single" w:color="000000" w:sz="6"/>
+              <w:left w:val="single" w:color="000000" w:sz="6"/>
+              <w:bottom w:val="single" w:color="000000" w:sz="6"/>
+              <w:right w:val="single" w:color="000000" w:sz="6"/>
+            </w:tcBorders>
+            <w:tcMar>
+              <w:top w:type="dxa" w:w="22"/>
+              <w:left w:type="dxa" w:w="40"/>
+              <w:bottom w:type="dxa" w:w="22"/>
+              <w:right w:type="dxa" w:w="40"/>
+            </w:tcMar>
+            <w:vAlign w:val="center"/>
+          </w:tcPr>
+          <w:p>
+            <w:pPr>
+              <w:jc w:val="left"/>
+            </w:pPr>
+            <w:r>
+              <w:rPr>
+                <w:rFonts w:ascii="Malgun Gothic" w:cs="Malgun Gothic" w:eastAsia="Malgun Gothic" w:hAnsi="Malgun Gothic"/>
+                <w:b w:val="false"/>
+                <w:bCs w:val="false"/>
+                <w:color w:val="000000"/>
+                <w:sz w:val="15"/>
+                <w:szCs w:val="15"/>
+              </w:rPr>
+              <w:t xml:space="preserve">원내 실험축사 설치분 — 실증 기반 확보 목적(전국 보급의 출발점)</w:t>
+            </w:r>
+          </w:p>
+        </w:tc>
+      </w:tr>
+      <w:tr>
+        <w:tc>
+          <w:tcPr>
+            <w:tcW w:type="dxa" w:w="2200"/>
+            <w:tcBorders>
+              <w:top w:val="single" w:color="000000" w:sz="6"/>
+              <w:left w:val="single" w:color="000000" w:sz="6"/>
+              <w:bottom w:val="single" w:color="000000" w:sz="6"/>
+              <w:right w:val="single" w:color="000000" w:sz="6"/>
+            </w:tcBorders>
+            <w:tcMar>
+              <w:top w:type="dxa" w:w="22"/>
+              <w:left w:type="dxa" w:w="40"/>
+              <w:bottom w:type="dxa" w:w="22"/>
+              <w:right w:type="dxa" w:w="40"/>
+            </w:tcMar>
+            <w:vAlign w:val="center"/>
+          </w:tcPr>
+          <w:p>
+            <w:pPr>
+              <w:jc w:val="left"/>
+            </w:pPr>
+            <w:r>
+              <w:rPr>
+                <w:rFonts w:ascii="Malgun Gothic" w:cs="Malgun Gothic" w:eastAsia="Malgun Gothic" w:hAnsi="Malgun Gothic"/>
+                <w:b w:val="false"/>
+                <w:bCs w:val="false"/>
+                <w:color w:val="000000"/>
+                <w:sz w:val="15"/>
+                <w:szCs w:val="15"/>
+              </w:rPr>
+              <w:t xml:space="preserve">국내 15·16호</w:t>
+            </w:r>
+          </w:p>
+        </w:tc>
+        <w:tc>
+          <w:tcPr>
+            <w:tcW w:type="dxa" w:w="8400"/>
+            <w:tcBorders>
+              <w:top w:val="single" w:color="000000" w:sz="6"/>
+              <w:left w:val="single" w:color="000000" w:sz="6"/>
+              <w:bottom w:val="single" w:color="000000" w:sz="6"/>
+              <w:right w:val="single" w:color="000000" w:sz="6"/>
+            </w:tcBorders>
+            <w:tcMar>
+              <w:top w:type="dxa" w:w="22"/>
+              <w:left w:type="dxa" w:w="40"/>
+              <w:bottom w:type="dxa" w:w="22"/>
+              <w:right w:type="dxa" w:w="40"/>
+            </w:tcMar>
+            <w:vAlign w:val="center"/>
+          </w:tcPr>
+          <w:p>
+            <w:pPr>
+              <w:jc w:val="left"/>
+            </w:pPr>
+            <w:r>
+              <w:rPr>
+                <w:rFonts w:ascii="Malgun Gothic" w:cs="Malgun Gothic" w:eastAsia="Malgun Gothic" w:hAnsi="Malgun Gothic"/>
+                <w:b w:val="false"/>
+                <w:bCs w:val="false"/>
+                <w:color w:val="000000"/>
+                <w:sz w:val="15"/>
+                <w:szCs w:val="15"/>
+              </w:rPr>
+              <w:t xml:space="preserve">가야목장(고성) = 외국산 계약 파기 후 국산 도입 / 걸보목장 = 조서 제출 이후 추가분</w:t>
+            </w:r>
+          </w:p>
+        </w:tc>
+      </w:tr>
+    </w:tbl>
+    <w:p>
+      <w:pPr>
+        <w:spacing w:before="50"/>
+      </w:pPr>
+      <w:r>
+        <w:rPr>
+          <w:rFonts w:ascii="Malgun Gothic" w:cs="Malgun Gothic" w:eastAsia="Malgun Gothic" w:hAnsi="Malgun Gothic"/>
+          <w:b w:val="false"/>
+          <w:bCs w:val="false"/>
+          <w:color w:val="000000"/>
+          <w:sz w:val="14"/>
+          <w:szCs w:val="14"/>
+        </w:rPr>
+        <w:t xml:space="preserve">＊세금계산서 30면은 대장 행 순서와 동일하게 편철되어 있어 대장·증빙 대조가 즉시 가능함.</w:t>
+      </w:r>
+    </w:p>
+    <w:p>
+      <w:pPr>
+        <w:pageBreakBefore/>
+      </w:pPr>
+    </w:p>
+    <w:p>
+      <w:pPr>
+        <w:pBdr>
+          <w:bottom w:val="single" w:color="000000" w:sz="10" w:space="8"/>
+        </w:pBdr>
+        <w:spacing w:after="200"/>
+        <w:jc w:val="center"/>
+      </w:pPr>
+      <w:r>
+        <w:rPr>
+          <w:rFonts w:ascii="Malgun Gothic" w:cs="Malgun Gothic" w:eastAsia="Malgun Gothic" w:hAnsi="Malgun Gothic"/>
+          <w:b/>
+          <w:bCs/>
+          <w:color w:val="000000"/>
+          <w:sz w:val="25"/>
+          <w:szCs w:val="25"/>
+        </w:rPr>
+        <w:t xml:space="preserve">붙임 2. 로봇착유기 수출 증빙 요약</w:t>
+      </w:r>
+    </w:p>
+    <w:p>
+      <w:pPr>
+        <w:spacing w:after="70" w:before="200"/>
+      </w:pPr>
+      <w:r>
+        <w:rPr>
+          <w:rFonts w:ascii="Malgun Gothic" w:cs="Malgun Gothic" w:eastAsia="Malgun Gothic" w:hAnsi="Malgun Gothic"/>
+          <w:b/>
+          <w:bCs/>
+          <w:color w:val="000000"/>
+          <w:sz w:val="22"/>
+          <w:szCs w:val="22"/>
+        </w:rPr>
+        <w:t xml:space="preserve">□ 수출 실적과 증빙</w:t>
+      </w:r>
+    </w:p>
+    <w:tbl>
+      <w:tblPr>
+        <w:tblW w:type="dxa" w:w="10600"/>
+        <w:tblBorders>
+          <w:top w:val="single" w:color="auto" w:sz="4"/>
+          <w:left w:val="single" w:color="auto" w:sz="4"/>
+          <w:bottom w:val="single" w:color="auto" w:sz="4"/>
+          <w:right w:val="single" w:color="auto" w:sz="4"/>
+          <w:insideH w:val="single" w:color="auto" w:sz="4"/>
+          <w:insideV w:val="single" w:color="auto" w:sz="4"/>
+        </w:tblBorders>
+      </w:tblPr>
+      <w:tblGrid>
+        <w:gridCol w:w="1300"/>
+        <w:gridCol w:w="2700"/>
+        <w:gridCol w:w="900"/>
+        <w:gridCol w:w="2200"/>
+        <w:gridCol w:w="3500"/>
+      </w:tblGrid>
+      <w:tr>
+        <w:tc>
+          <w:tcPr>
+            <w:tcW w:type="dxa" w:w="1300"/>
+            <w:tcBorders>
+              <w:top w:val="single" w:color="000000" w:sz="6"/>
+              <w:left w:val="single" w:color="000000" w:sz="6"/>
+              <w:bottom w:val="single" w:color="000000" w:sz="6"/>
+              <w:right w:val="single" w:color="000000" w:sz="6"/>
+            </w:tcBorders>
+            <w:shd w:fill="EFEFEF" w:color="auto" w:val="clear"/>
+            <w:tcMar>
+              <w:top w:type="dxa" w:w="22"/>
+              <w:left w:type="dxa" w:w="40"/>
+              <w:bottom w:type="dxa" w:w="22"/>
+              <w:right w:type="dxa" w:w="40"/>
+            </w:tcMar>
+            <w:vAlign w:val="center"/>
+          </w:tcPr>
+          <w:p>
+            <w:pPr>
+              <w:jc w:val="center"/>
+            </w:pPr>
+            <w:r>
+              <w:rPr>
+                <w:rFonts w:ascii="Malgun Gothic" w:cs="Malgun Gothic" w:eastAsia="Malgun Gothic" w:hAnsi="Malgun Gothic"/>
+                <w:b/>
+                <w:bCs/>
+                <w:color w:val="000000"/>
+                <w:sz w:val="15"/>
+                <w:szCs w:val="15"/>
+              </w:rPr>
+              <w:t xml:space="preserve">국가</w:t>
+            </w:r>
+          </w:p>
+        </w:tc>
+        <w:tc>
+          <w:tcPr>
+            <w:tcW w:type="dxa" w:w="2700"/>
+            <w:tcBorders>
+              <w:top w:val="single" w:color="000000" w:sz="6"/>
+              <w:left w:val="single" w:color="000000" w:sz="6"/>
+              <w:bottom w:val="single" w:color="000000" w:sz="6"/>
+              <w:right w:val="single" w:color="000000" w:sz="6"/>
+            </w:tcBorders>
+            <w:shd w:fill="EFEFEF" w:color="auto" w:val="clear"/>
+            <w:tcMar>
+              <w:top w:type="dxa" w:w="22"/>
+              <w:left w:type="dxa" w:w="40"/>
+              <w:bottom w:type="dxa" w:w="22"/>
+              <w:right w:type="dxa" w:w="40"/>
+            </w:tcMar>
+            <w:vAlign w:val="center"/>
+          </w:tcPr>
+          <w:p>
+            <w:pPr>
+              <w:jc w:val="center"/>
+            </w:pPr>
+            <w:r>
+              <w:rPr>
+                <w:rFonts w:ascii="Malgun Gothic" w:cs="Malgun Gothic" w:eastAsia="Malgun Gothic" w:hAnsi="Malgun Gothic"/>
+                <w:b/>
+                <w:bCs/>
+                <w:color w:val="000000"/>
+                <w:sz w:val="15"/>
+                <w:szCs w:val="15"/>
+              </w:rPr>
+              <w:t xml:space="preserve">수입 경로</w:t>
+            </w:r>
+          </w:p>
+        </w:tc>
+        <w:tc>
+          <w:tcPr>
+            <w:tcW w:type="dxa" w:w="900"/>
+            <w:tcBorders>
+              <w:top w:val="single" w:color="000000" w:sz="6"/>
+              <w:left w:val="single" w:color="000000" w:sz="6"/>
+              <w:bottom w:val="single" w:color="000000" w:sz="6"/>
+              <w:right w:val="single" w:color="000000" w:sz="6"/>
+            </w:tcBorders>
+            <w:shd w:fill="EFEFEF" w:color="auto" w:val="clear"/>
+            <w:tcMar>
+              <w:top w:type="dxa" w:w="22"/>
+              <w:left w:type="dxa" w:w="40"/>
+              <w:bottom w:type="dxa" w:w="22"/>
+              <w:right w:type="dxa" w:w="40"/>
+            </w:tcMar>
+            <w:vAlign w:val="center"/>
+          </w:tcPr>
+          <w:p>
+            <w:pPr>
+              <w:jc w:val="center"/>
+            </w:pPr>
+            <w:r>
+              <w:rPr>
+                <w:rFonts w:ascii="Malgun Gothic" w:cs="Malgun Gothic" w:eastAsia="Malgun Gothic" w:hAnsi="Malgun Gothic"/>
+                <w:b/>
+                <w:bCs/>
+                <w:color w:val="000000"/>
+                <w:sz w:val="15"/>
+                <w:szCs w:val="15"/>
+              </w:rPr>
+              <w:t xml:space="preserve">대수</w:t>
+            </w:r>
+          </w:p>
+        </w:tc>
+        <w:tc>
+          <w:tcPr>
+            <w:tcW w:type="dxa" w:w="2200"/>
+            <w:tcBorders>
+              <w:top w:val="single" w:color="000000" w:sz="6"/>
+              <w:left w:val="single" w:color="000000" w:sz="6"/>
+              <w:bottom w:val="single" w:color="000000" w:sz="6"/>
+              <w:right w:val="single" w:color="000000" w:sz="6"/>
+            </w:tcBorders>
+            <w:shd w:fill="EFEFEF" w:color="auto" w:val="clear"/>
+            <w:tcMar>
+              <w:top w:type="dxa" w:w="22"/>
+              <w:left w:type="dxa" w:w="40"/>
+              <w:bottom w:type="dxa" w:w="22"/>
+              <w:right w:type="dxa" w:w="40"/>
+            </w:tcMar>
+            <w:vAlign w:val="center"/>
+          </w:tcPr>
+          <w:p>
+            <w:pPr>
+              <w:jc w:val="center"/>
+            </w:pPr>
+            <w:r>
+              <w:rPr>
+                <w:rFonts w:ascii="Malgun Gothic" w:cs="Malgun Gothic" w:eastAsia="Malgun Gothic" w:hAnsi="Malgun Gothic"/>
+                <w:b/>
+                <w:bCs/>
+                <w:color w:val="000000"/>
+                <w:sz w:val="15"/>
+                <w:szCs w:val="15"/>
+              </w:rPr>
+              <w:t xml:space="preserve">금액</w:t>
+            </w:r>
+          </w:p>
+        </w:tc>
+        <w:tc>
+          <w:tcPr>
+            <w:tcW w:type="dxa" w:w="3500"/>
+            <w:tcBorders>
+              <w:top w:val="single" w:color="000000" w:sz="6"/>
+              <w:left w:val="single" w:color="000000" w:sz="6"/>
+              <w:bottom w:val="single" w:color="000000" w:sz="6"/>
+              <w:right w:val="single" w:color="000000" w:sz="6"/>
+            </w:tcBorders>
+            <w:shd w:fill="EFEFEF" w:color="auto" w:val="clear"/>
+            <w:tcMar>
+              <w:top w:type="dxa" w:w="22"/>
+              <w:left w:type="dxa" w:w="40"/>
+              <w:bottom w:type="dxa" w:w="22"/>
+              <w:right w:type="dxa" w:w="40"/>
+            </w:tcMar>
+            <w:vAlign w:val="center"/>
+          </w:tcPr>
+          <w:p>
+            <w:pPr>
+              <w:jc w:val="center"/>
+            </w:pPr>
+            <w:r>
+              <w:rPr>
+                <w:rFonts w:ascii="Malgun Gothic" w:cs="Malgun Gothic" w:eastAsia="Malgun Gothic" w:hAnsi="Malgun Gothic"/>
+                <w:b/>
+                <w:bCs/>
+                <w:color w:val="000000"/>
+                <w:sz w:val="15"/>
+                <w:szCs w:val="15"/>
+              </w:rPr>
+              <w:t xml:space="preserve">증빙 자료</w:t>
+            </w:r>
+          </w:p>
+        </w:tc>
+      </w:tr>
+      <w:tr>
+        <w:tc>
+          <w:tcPr>
+            <w:tcW w:type="dxa" w:w="1300"/>
+            <w:tcBorders>
+              <w:top w:val="single" w:color="000000" w:sz="6"/>
+              <w:left w:val="single" w:color="000000" w:sz="6"/>
+              <w:bottom w:val="single" w:color="000000" w:sz="6"/>
+              <w:right w:val="single" w:color="000000" w:sz="6"/>
+            </w:tcBorders>
+            <w:tcMar>
+              <w:top w:type="dxa" w:w="22"/>
+              <w:left w:type="dxa" w:w="40"/>
+              <w:bottom w:type="dxa" w:w="22"/>
+              <w:right w:type="dxa" w:w="40"/>
+            </w:tcMar>
+            <w:vAlign w:val="center"/>
+          </w:tcPr>
+          <w:p>
+            <w:pPr>
+              <w:jc w:val="center"/>
+            </w:pPr>
+            <w:r>
+              <w:rPr>
+                <w:rFonts w:ascii="Malgun Gothic" w:cs="Malgun Gothic" w:eastAsia="Malgun Gothic" w:hAnsi="Malgun Gothic"/>
+                <w:b w:val="false"/>
+                <w:bCs w:val="false"/>
+                <w:color w:val="000000"/>
+                <w:sz w:val="15"/>
+                <w:szCs w:val="15"/>
+              </w:rPr>
+              <w:t xml:space="preserve">대만</w:t>
+            </w:r>
+          </w:p>
+        </w:tc>
+        <w:tc>
+          <w:tcPr>
+            <w:tcW w:type="dxa" w:w="2700"/>
+            <w:tcBorders>
+              <w:top w:val="single" w:color="000000" w:sz="6"/>
+              <w:left w:val="single" w:color="000000" w:sz="6"/>
+              <w:bottom w:val="single" w:color="000000" w:sz="6"/>
+              <w:right w:val="single" w:color="000000" w:sz="6"/>
+            </w:tcBorders>
+            <w:tcMar>
+              <w:top w:type="dxa" w:w="22"/>
+              <w:left w:type="dxa" w:w="40"/>
+              <w:bottom w:type="dxa" w:w="22"/>
+              <w:right w:type="dxa" w:w="40"/>
+            </w:tcMar>
+            <w:vAlign w:val="center"/>
+          </w:tcPr>
+          <w:p>
+            <w:pPr>
+              <w:jc w:val="left"/>
+            </w:pPr>
+            <w:r>
+              <w:rPr>
+                <w:rFonts w:ascii="Malgun Gothic" w:cs="Malgun Gothic" w:eastAsia="Malgun Gothic" w:hAnsi="Malgun Gothic"/>
+                <w:b w:val="false"/>
+                <w:bCs w:val="false"/>
+                <w:color w:val="000000"/>
+                <w:sz w:val="15"/>
+                <w:szCs w:val="15"/>
+              </w:rPr>
+              <w:t xml:space="preserve">BEST COMING TRADING (EDISON)</w:t>
+            </w:r>
+          </w:p>
+        </w:tc>
+        <w:tc>
+          <w:tcPr>
+            <w:tcW w:type="dxa" w:w="900"/>
+            <w:tcBorders>
+              <w:top w:val="single" w:color="000000" w:sz="6"/>
+              <w:left w:val="single" w:color="000000" w:sz="6"/>
+              <w:bottom w:val="single" w:color="000000" w:sz="6"/>
+              <w:right w:val="single" w:color="000000" w:sz="6"/>
+            </w:tcBorders>
+            <w:tcMar>
+              <w:top w:type="dxa" w:w="22"/>
+              <w:left w:type="dxa" w:w="40"/>
+              <w:bottom w:type="dxa" w:w="22"/>
+              <w:right w:type="dxa" w:w="40"/>
+            </w:tcMar>
+            <w:vAlign w:val="center"/>
+          </w:tcPr>
+          <w:p>
+            <w:pPr>
+              <w:jc w:val="center"/>
+            </w:pPr>
+            <w:r>
+              <w:rPr>
+                <w:rFonts w:ascii="Malgun Gothic" w:cs="Malgun Gothic" w:eastAsia="Malgun Gothic" w:hAnsi="Malgun Gothic"/>
+                <w:b w:val="false"/>
+                <w:bCs w:val="false"/>
+                <w:color w:val="000000"/>
+                <w:sz w:val="15"/>
+                <w:szCs w:val="15"/>
+              </w:rPr>
+              <w:t xml:space="preserve">7</w:t>
+            </w:r>
+          </w:p>
+        </w:tc>
+        <w:tc>
+          <w:tcPr>
+            <w:tcW w:type="dxa" w:w="2200"/>
+            <w:tcBorders>
+              <w:top w:val="single" w:color="000000" w:sz="6"/>
+              <w:left w:val="single" w:color="000000" w:sz="6"/>
+              <w:bottom w:val="single" w:color="000000" w:sz="6"/>
+              <w:right w:val="single" w:color="000000" w:sz="6"/>
+            </w:tcBorders>
+            <w:tcMar>
+              <w:top w:type="dxa" w:w="22"/>
+              <w:left w:type="dxa" w:w="40"/>
+              <w:bottom w:type="dxa" w:w="22"/>
+              <w:right w:type="dxa" w:w="40"/>
+            </w:tcMar>
+            <w:vAlign w:val="center"/>
+          </w:tcPr>
+          <w:p>
+            <w:pPr>
+              <w:jc w:val="center"/>
+            </w:pPr>
+            <w:r>
+              <w:rPr>
+                <w:rFonts w:ascii="Malgun Gothic" w:cs="Malgun Gothic" w:eastAsia="Malgun Gothic" w:hAnsi="Malgun Gothic"/>
+                <w:b w:val="false"/>
+                <w:bCs w:val="false"/>
+                <w:color w:val="000000"/>
+                <w:sz w:val="15"/>
+                <w:szCs w:val="15"/>
+              </w:rPr>
+              <w:t xml:space="preserve">USD 464,267</w:t>
+            </w:r>
+          </w:p>
+        </w:tc>
+        <w:tc>
+          <w:tcPr>
+            <w:tcW w:type="dxa" w:w="3500"/>
+            <w:tcBorders>
+              <w:top w:val="single" w:color="000000" w:sz="6"/>
+              <w:left w:val="single" w:color="000000" w:sz="6"/>
+              <w:bottom w:val="single" w:color="000000" w:sz="6"/>
+              <w:right w:val="single" w:color="000000" w:sz="6"/>
+            </w:tcBorders>
+            <w:tcMar>
+              <w:top w:type="dxa" w:w="22"/>
+              <w:left w:type="dxa" w:w="40"/>
+              <w:bottom w:type="dxa" w:w="22"/>
+              <w:right w:type="dxa" w:w="40"/>
+            </w:tcMar>
+            <w:vAlign w:val="center"/>
+          </w:tcPr>
+          <w:p>
+            <w:pPr>
+              <w:jc w:val="left"/>
+            </w:pPr>
+            <w:r>
+              <w:rPr>
+                <w:rFonts w:ascii="Malgun Gothic" w:cs="Malgun Gothic" w:eastAsia="Malgun Gothic" w:hAnsi="Malgun Gothic"/>
+                <w:b w:val="false"/>
+                <w:bCs w:val="false"/>
+                <w:color w:val="000000"/>
+                <w:sz w:val="15"/>
+                <w:szCs w:val="15"/>
+              </w:rPr>
+              <w:t xml:space="preserve">판매관리대장 · 전자세금계산서</w:t>
+            </w:r>
+          </w:p>
+        </w:tc>
+      </w:tr>
+      <w:tr>
+        <w:tc>
+          <w:tcPr>
+            <w:tcW w:type="dxa" w:w="1300"/>
+            <w:tcBorders>
+              <w:top w:val="single" w:color="000000" w:sz="6"/>
+              <w:left w:val="single" w:color="000000" w:sz="6"/>
+              <w:bottom w:val="single" w:color="000000" w:sz="6"/>
+              <w:right w:val="single" w:color="000000" w:sz="6"/>
+            </w:tcBorders>
+            <w:tcMar>
+              <w:top w:type="dxa" w:w="22"/>
+              <w:left w:type="dxa" w:w="40"/>
+              <w:bottom w:type="dxa" w:w="22"/>
+              <w:right w:type="dxa" w:w="40"/>
+            </w:tcMar>
+            <w:vAlign w:val="center"/>
+          </w:tcPr>
+          <w:p>
+            <w:pPr>
+              <w:jc w:val="center"/>
+            </w:pPr>
+            <w:r>
+              <w:rPr>
+                <w:rFonts w:ascii="Malgun Gothic" w:cs="Malgun Gothic" w:eastAsia="Malgun Gothic" w:hAnsi="Malgun Gothic"/>
+                <w:b w:val="false"/>
+                <w:bCs w:val="false"/>
+                <w:color w:val="000000"/>
+                <w:sz w:val="15"/>
+                <w:szCs w:val="15"/>
+              </w:rPr>
+              <w:t xml:space="preserve">러시아</w:t>
+            </w:r>
+          </w:p>
+        </w:tc>
+        <w:tc>
+          <w:tcPr>
+            <w:tcW w:type="dxa" w:w="2700"/>
+            <w:tcBorders>
+              <w:top w:val="single" w:color="000000" w:sz="6"/>
+              <w:left w:val="single" w:color="000000" w:sz="6"/>
+              <w:bottom w:val="single" w:color="000000" w:sz="6"/>
+              <w:right w:val="single" w:color="000000" w:sz="6"/>
+            </w:tcBorders>
+            <w:tcMar>
+              <w:top w:type="dxa" w:w="22"/>
+              <w:left w:type="dxa" w:w="40"/>
+              <w:bottom w:type="dxa" w:w="22"/>
+              <w:right w:type="dxa" w:w="40"/>
+            </w:tcMar>
+            <w:vAlign w:val="center"/>
+          </w:tcPr>
+          <w:p>
+            <w:pPr>
+              <w:jc w:val="left"/>
+            </w:pPr>
+            <w:r>
+              <w:rPr>
+                <w:rFonts w:ascii="Malgun Gothic" w:cs="Malgun Gothic" w:eastAsia="Malgun Gothic" w:hAnsi="Malgun Gothic"/>
+                <w:b w:val="false"/>
+                <w:bCs w:val="false"/>
+                <w:color w:val="000000"/>
+                <w:sz w:val="15"/>
+                <w:szCs w:val="15"/>
+              </w:rPr>
+              <w:t xml:space="preserve">지엘윈텍㈜(GL Wintech) 경유 3건</w:t>
+            </w:r>
+          </w:p>
+        </w:tc>
+        <w:tc>
+          <w:tcPr>
+            <w:tcW w:type="dxa" w:w="900"/>
+            <w:tcBorders>
+              <w:top w:val="single" w:color="000000" w:sz="6"/>
+              <w:left w:val="single" w:color="000000" w:sz="6"/>
+              <w:bottom w:val="single" w:color="000000" w:sz="6"/>
+              <w:right w:val="single" w:color="000000" w:sz="6"/>
+            </w:tcBorders>
+            <w:tcMar>
+              <w:top w:type="dxa" w:w="22"/>
+              <w:left w:type="dxa" w:w="40"/>
+              <w:bottom w:type="dxa" w:w="22"/>
+              <w:right w:type="dxa" w:w="40"/>
+            </w:tcMar>
+            <w:vAlign w:val="center"/>
+          </w:tcPr>
+          <w:p>
+            <w:pPr>
+              <w:jc w:val="center"/>
+            </w:pPr>
+            <w:r>
+              <w:rPr>
+                <w:rFonts w:ascii="Malgun Gothic" w:cs="Malgun Gothic" w:eastAsia="Malgun Gothic" w:hAnsi="Malgun Gothic"/>
+                <w:b w:val="false"/>
+                <w:bCs w:val="false"/>
+                <w:color w:val="000000"/>
+                <w:sz w:val="15"/>
+                <w:szCs w:val="15"/>
+              </w:rPr>
+              <w:t xml:space="preserve">6</w:t>
+            </w:r>
+          </w:p>
+        </w:tc>
+        <w:tc>
+          <w:tcPr>
+            <w:tcW w:type="dxa" w:w="2200"/>
+            <w:tcBorders>
+              <w:top w:val="single" w:color="000000" w:sz="6"/>
+              <w:left w:val="single" w:color="000000" w:sz="6"/>
+              <w:bottom w:val="single" w:color="000000" w:sz="6"/>
+              <w:right w:val="single" w:color="000000" w:sz="6"/>
+            </w:tcBorders>
+            <w:tcMar>
+              <w:top w:type="dxa" w:w="22"/>
+              <w:left w:type="dxa" w:w="40"/>
+              <w:bottom w:type="dxa" w:w="22"/>
+              <w:right w:type="dxa" w:w="40"/>
+            </w:tcMar>
+            <w:vAlign w:val="center"/>
+          </w:tcPr>
+          <w:p>
+            <w:pPr>
+              <w:jc w:val="center"/>
+            </w:pPr>
+            <w:r>
+              <w:rPr>
+                <w:rFonts w:ascii="Malgun Gothic" w:cs="Malgun Gothic" w:eastAsia="Malgun Gothic" w:hAnsi="Malgun Gothic"/>
+                <w:b w:val="false"/>
+                <w:bCs w:val="false"/>
+                <w:color w:val="000000"/>
+                <w:sz w:val="15"/>
+                <w:szCs w:val="15"/>
+              </w:rPr>
+              <w:t xml:space="preserve">675,720,000원</w:t>
+            </w:r>
+          </w:p>
+        </w:tc>
+        <w:tc>
+          <w:tcPr>
+            <w:tcW w:type="dxa" w:w="3500"/>
+            <w:tcBorders>
+              <w:top w:val="single" w:color="000000" w:sz="6"/>
+              <w:left w:val="single" w:color="000000" w:sz="6"/>
+              <w:bottom w:val="single" w:color="000000" w:sz="6"/>
+              <w:right w:val="single" w:color="000000" w:sz="6"/>
+            </w:tcBorders>
+            <w:tcMar>
+              <w:top w:type="dxa" w:w="22"/>
+              <w:left w:type="dxa" w:w="40"/>
+              <w:bottom w:type="dxa" w:w="22"/>
+              <w:right w:type="dxa" w:w="40"/>
+            </w:tcMar>
+            <w:vAlign w:val="center"/>
+          </w:tcPr>
+          <w:p>
+            <w:pPr>
+              <w:jc w:val="left"/>
+            </w:pPr>
+            <w:r>
+              <w:rPr>
+                <w:rFonts w:ascii="Malgun Gothic" w:cs="Malgun Gothic" w:eastAsia="Malgun Gothic" w:hAnsi="Malgun Gothic"/>
+                <w:b w:val="false"/>
+                <w:bCs w:val="false"/>
+                <w:color w:val="000000"/>
+                <w:sz w:val="15"/>
+                <w:szCs w:val="15"/>
+              </w:rPr>
+              <w:t xml:space="preserve">판매관리대장 · 전자세금계산서</w:t>
+            </w:r>
+          </w:p>
+        </w:tc>
+      </w:tr>
+      <w:tr>
+        <w:tc>
+          <w:tcPr>
+            <w:tcW w:type="dxa" w:w="1300"/>
+            <w:tcBorders>
+              <w:top w:val="single" w:color="000000" w:sz="6"/>
+              <w:left w:val="single" w:color="000000" w:sz="6"/>
+              <w:bottom w:val="single" w:color="000000" w:sz="6"/>
+              <w:right w:val="single" w:color="000000" w:sz="6"/>
+            </w:tcBorders>
+            <w:shd w:fill="EFEFEF" w:color="auto" w:val="clear"/>
+            <w:tcMar>
+              <w:top w:type="dxa" w:w="22"/>
+              <w:left w:type="dxa" w:w="40"/>
+              <w:bottom w:type="dxa" w:w="22"/>
+              <w:right w:type="dxa" w:w="40"/>
+            </w:tcMar>
+            <w:vAlign w:val="center"/>
+          </w:tcPr>
+          <w:p>
+            <w:pPr>
+              <w:jc w:val="center"/>
+            </w:pPr>
+            <w:r>
+              <w:rPr>
+                <w:rFonts w:ascii="Malgun Gothic" w:cs="Malgun Gothic" w:eastAsia="Malgun Gothic" w:hAnsi="Malgun Gothic"/>
+                <w:b w:val="false"/>
+                <w:bCs w:val="false"/>
+                <w:color w:val="000000"/>
+                <w:sz w:val="15"/>
+                <w:szCs w:val="15"/>
+              </w:rPr>
+              <w:t xml:space="preserve">소　계 (조서 기재분)</w:t>
+            </w:r>
+          </w:p>
+        </w:tc>
+        <w:tc>
+          <w:tcPr>
+            <w:tcW w:type="dxa" w:w="2700"/>
+            <w:tcBorders>
+              <w:top w:val="single" w:color="000000" w:sz="6"/>
+              <w:left w:val="single" w:color="000000" w:sz="6"/>
+              <w:bottom w:val="single" w:color="000000" w:sz="6"/>
+              <w:right w:val="single" w:color="000000" w:sz="6"/>
+            </w:tcBorders>
+            <w:shd w:fill="EFEFEF" w:color="auto" w:val="clear"/>
+            <w:tcMar>
+              <w:top w:type="dxa" w:w="22"/>
+              <w:left w:type="dxa" w:w="40"/>
+              <w:bottom w:type="dxa" w:w="22"/>
+              <w:right w:type="dxa" w:w="40"/>
+            </w:tcMar>
+            <w:vAlign w:val="center"/>
+          </w:tcPr>
+          <w:p>
+            <w:pPr>
+              <w:jc w:val="left"/>
+            </w:pPr>
+            <w:r>
+              <w:rPr>
+                <w:rFonts w:ascii="Malgun Gothic" w:cs="Malgun Gothic" w:eastAsia="Malgun Gothic" w:hAnsi="Malgun Gothic"/>
+                <w:b w:val="false"/>
+                <w:bCs w:val="false"/>
+                <w:color w:val="000000"/>
+                <w:sz w:val="15"/>
+                <w:szCs w:val="15"/>
+              </w:rPr>
+              <w:t xml:space="preserve"/>
+            </w:r>
+          </w:p>
+        </w:tc>
+        <w:tc>
+          <w:tcPr>
+            <w:tcW w:type="dxa" w:w="900"/>
+            <w:tcBorders>
+              <w:top w:val="single" w:color="000000" w:sz="6"/>
+              <w:left w:val="single" w:color="000000" w:sz="6"/>
+              <w:bottom w:val="single" w:color="000000" w:sz="6"/>
+              <w:right w:val="single" w:color="000000" w:sz="6"/>
+            </w:tcBorders>
+            <w:shd w:fill="EFEFEF" w:color="auto" w:val="clear"/>
+            <w:tcMar>
+              <w:top w:type="dxa" w:w="22"/>
+              <w:left w:type="dxa" w:w="40"/>
+              <w:bottom w:type="dxa" w:w="22"/>
+              <w:right w:type="dxa" w:w="40"/>
+            </w:tcMar>
+            <w:vAlign w:val="center"/>
+          </w:tcPr>
+          <w:p>
+            <w:pPr>
+              <w:jc w:val="center"/>
+            </w:pPr>
+            <w:r>
+              <w:rPr>
+                <w:rFonts w:ascii="Malgun Gothic" w:cs="Malgun Gothic" w:eastAsia="Malgun Gothic" w:hAnsi="Malgun Gothic"/>
+                <w:b w:val="false"/>
+                <w:bCs w:val="false"/>
+                <w:color w:val="000000"/>
+                <w:sz w:val="15"/>
+                <w:szCs w:val="15"/>
+              </w:rPr>
+              <w:t xml:space="preserve">13</w:t>
+            </w:r>
+          </w:p>
+        </w:tc>
+        <w:tc>
+          <w:tcPr>
+            <w:tcW w:type="dxa" w:w="2200"/>
+            <w:tcBorders>
+              <w:top w:val="single" w:color="000000" w:sz="6"/>
+              <w:left w:val="single" w:color="000000" w:sz="6"/>
+              <w:bottom w:val="single" w:color="000000" w:sz="6"/>
+              <w:right w:val="single" w:color="000000" w:sz="6"/>
+            </w:tcBorders>
+            <w:shd w:fill="EFEFEF" w:color="auto" w:val="clear"/>
+            <w:tcMar>
+              <w:top w:type="dxa" w:w="22"/>
+              <w:left w:type="dxa" w:w="40"/>
+              <w:bottom w:type="dxa" w:w="22"/>
+              <w:right w:type="dxa" w:w="40"/>
+            </w:tcMar>
+            <w:vAlign w:val="center"/>
+          </w:tcPr>
+          <w:p>
+            <w:pPr>
+              <w:jc w:val="center"/>
+            </w:pPr>
+            <w:r>
+              <w:rPr>
+                <w:rFonts w:ascii="Malgun Gothic" w:cs="Malgun Gothic" w:eastAsia="Malgun Gothic" w:hAnsi="Malgun Gothic"/>
+                <w:b w:val="false"/>
+                <w:bCs w:val="false"/>
+                <w:color w:val="000000"/>
+                <w:sz w:val="15"/>
+                <w:szCs w:val="15"/>
+              </w:rPr>
+              <w:t xml:space="preserve">조서 「2개국 13대」와 일치</w:t>
+            </w:r>
+          </w:p>
+        </w:tc>
+        <w:tc>
+          <w:tcPr>
+            <w:tcW w:type="dxa" w:w="3500"/>
+            <w:tcBorders>
+              <w:top w:val="single" w:color="000000" w:sz="6"/>
+              <w:left w:val="single" w:color="000000" w:sz="6"/>
+              <w:bottom w:val="single" w:color="000000" w:sz="6"/>
+              <w:right w:val="single" w:color="000000" w:sz="6"/>
+            </w:tcBorders>
+            <w:shd w:fill="EFEFEF" w:color="auto" w:val="clear"/>
+            <w:tcMar>
+              <w:top w:type="dxa" w:w="22"/>
+              <w:left w:type="dxa" w:w="40"/>
+              <w:bottom w:type="dxa" w:w="22"/>
+              <w:right w:type="dxa" w:w="40"/>
+            </w:tcMar>
+            <w:vAlign w:val="center"/>
+          </w:tcPr>
+          <w:p>
+            <w:pPr>
+              <w:jc w:val="left"/>
+            </w:pPr>
+            <w:r>
+              <w:rPr>
+                <w:rFonts w:ascii="Malgun Gothic" w:cs="Malgun Gothic" w:eastAsia="Malgun Gothic" w:hAnsi="Malgun Gothic"/>
+                <w:b w:val="false"/>
+                <w:bCs w:val="false"/>
+                <w:color w:val="000000"/>
+                <w:sz w:val="15"/>
+                <w:szCs w:val="15"/>
+              </w:rPr>
+              <w:t xml:space="preserve"/>
+            </w:r>
+          </w:p>
+        </w:tc>
+      </w:tr>
+      <w:tr>
+        <w:tc>
+          <w:tcPr>
+            <w:tcW w:type="dxa" w:w="1300"/>
+            <w:tcBorders>
+              <w:top w:val="single" w:color="000000" w:sz="6"/>
+              <w:left w:val="single" w:color="000000" w:sz="6"/>
+              <w:bottom w:val="single" w:color="000000" w:sz="6"/>
+              <w:right w:val="single" w:color="000000" w:sz="6"/>
+            </w:tcBorders>
+            <w:tcMar>
+              <w:top w:type="dxa" w:w="22"/>
+              <w:left w:type="dxa" w:w="40"/>
+              <w:bottom w:type="dxa" w:w="22"/>
+              <w:right w:type="dxa" w:w="40"/>
+            </w:tcMar>
+            <w:vAlign w:val="center"/>
+          </w:tcPr>
+          <w:p>
+            <w:pPr>
+              <w:jc w:val="center"/>
+            </w:pPr>
+            <w:r>
+              <w:rPr>
+                <w:rFonts w:ascii="Malgun Gothic" w:cs="Malgun Gothic" w:eastAsia="Malgun Gothic" w:hAnsi="Malgun Gothic"/>
+                <w:b w:val="false"/>
+                <w:bCs w:val="false"/>
+                <w:color w:val="000000"/>
+                <w:sz w:val="15"/>
+                <w:szCs w:val="15"/>
+              </w:rPr>
+              <w:t xml:space="preserve">러시아</w:t>
+            </w:r>
+          </w:p>
+        </w:tc>
+        <w:tc>
+          <w:tcPr>
+            <w:tcW w:type="dxa" w:w="2700"/>
+            <w:tcBorders>
+              <w:top w:val="single" w:color="000000" w:sz="6"/>
+              <w:left w:val="single" w:color="000000" w:sz="6"/>
+              <w:bottom w:val="single" w:color="000000" w:sz="6"/>
+              <w:right w:val="single" w:color="000000" w:sz="6"/>
+            </w:tcBorders>
+            <w:tcMar>
+              <w:top w:type="dxa" w:w="22"/>
+              <w:left w:type="dxa" w:w="40"/>
+              <w:bottom w:type="dxa" w:w="22"/>
+              <w:right w:type="dxa" w:w="40"/>
+            </w:tcMar>
+            <w:vAlign w:val="center"/>
+          </w:tcPr>
+          <w:p>
+            <w:pPr>
+              <w:jc w:val="left"/>
+            </w:pPr>
+            <w:r>
+              <w:rPr>
+                <w:rFonts w:ascii="Malgun Gothic" w:cs="Malgun Gothic" w:eastAsia="Malgun Gothic" w:hAnsi="Malgun Gothic"/>
+                <w:b w:val="false"/>
+                <w:bCs w:val="false"/>
+                <w:color w:val="000000"/>
+                <w:sz w:val="15"/>
+                <w:szCs w:val="15"/>
+              </w:rPr>
+              <w:t xml:space="preserve">GL Wintech → OOO DeLagro</w:t>
+            </w:r>
+          </w:p>
+        </w:tc>
+        <w:tc>
+          <w:tcPr>
+            <w:tcW w:type="dxa" w:w="900"/>
+            <w:tcBorders>
+              <w:top w:val="single" w:color="000000" w:sz="6"/>
+              <w:left w:val="single" w:color="000000" w:sz="6"/>
+              <w:bottom w:val="single" w:color="000000" w:sz="6"/>
+              <w:right w:val="single" w:color="000000" w:sz="6"/>
+            </w:tcBorders>
+            <w:tcMar>
+              <w:top w:type="dxa" w:w="22"/>
+              <w:left w:type="dxa" w:w="40"/>
+              <w:bottom w:type="dxa" w:w="22"/>
+              <w:right w:type="dxa" w:w="40"/>
+            </w:tcMar>
+            <w:vAlign w:val="center"/>
+          </w:tcPr>
+          <w:p>
+            <w:pPr>
+              <w:jc w:val="center"/>
+            </w:pPr>
+            <w:r>
+              <w:rPr>
+                <w:rFonts w:ascii="Malgun Gothic" w:cs="Malgun Gothic" w:eastAsia="Malgun Gothic" w:hAnsi="Malgun Gothic"/>
+                <w:b w:val="false"/>
+                <w:bCs w:val="false"/>
+                <w:color w:val="000000"/>
+                <w:sz w:val="15"/>
+                <w:szCs w:val="15"/>
+              </w:rPr>
+              <w:t xml:space="preserve">2</w:t>
+            </w:r>
+          </w:p>
+        </w:tc>
+        <w:tc>
+          <w:tcPr>
+            <w:tcW w:type="dxa" w:w="2200"/>
+            <w:tcBorders>
+              <w:top w:val="single" w:color="000000" w:sz="6"/>
+              <w:left w:val="single" w:color="000000" w:sz="6"/>
+              <w:bottom w:val="single" w:color="000000" w:sz="6"/>
+              <w:right w:val="single" w:color="000000" w:sz="6"/>
+            </w:tcBorders>
+            <w:tcMar>
+              <w:top w:type="dxa" w:w="22"/>
+              <w:left w:type="dxa" w:w="40"/>
+              <w:bottom w:type="dxa" w:w="22"/>
+              <w:right w:type="dxa" w:w="40"/>
+            </w:tcMar>
+            <w:vAlign w:val="center"/>
+          </w:tcPr>
+          <w:p>
+            <w:pPr>
+              <w:jc w:val="center"/>
+            </w:pPr>
+            <w:r>
+              <w:rPr>
+                <w:rFonts w:ascii="Malgun Gothic" w:cs="Malgun Gothic" w:eastAsia="Malgun Gothic" w:hAnsi="Malgun Gothic"/>
+                <w:b w:val="false"/>
+                <w:bCs w:val="false"/>
+                <w:color w:val="000000"/>
+                <w:sz w:val="15"/>
+                <w:szCs w:val="15"/>
+              </w:rPr>
+              <w:t xml:space="preserve">확정 중</w:t>
+            </w:r>
+          </w:p>
+        </w:tc>
+        <w:tc>
+          <w:tcPr>
+            <w:tcW w:type="dxa" w:w="3500"/>
+            <w:tcBorders>
+              <w:top w:val="single" w:color="000000" w:sz="6"/>
+              <w:left w:val="single" w:color="000000" w:sz="6"/>
+              <w:bottom w:val="single" w:color="000000" w:sz="6"/>
+              <w:right w:val="single" w:color="000000" w:sz="6"/>
+            </w:tcBorders>
+            <w:tcMar>
+              <w:top w:type="dxa" w:w="22"/>
+              <w:left w:type="dxa" w:w="40"/>
+              <w:bottom w:type="dxa" w:w="22"/>
+              <w:right w:type="dxa" w:w="40"/>
+            </w:tcMar>
+            <w:vAlign w:val="center"/>
+          </w:tcPr>
+          <w:p>
+            <w:pPr>
+              <w:jc w:val="left"/>
+            </w:pPr>
+            <w:r>
+              <w:rPr>
+                <w:rFonts w:ascii="Malgun Gothic" w:cs="Malgun Gothic" w:eastAsia="Malgun Gothic" w:hAnsi="Malgun Gothic"/>
+                <w:b w:val="false"/>
+                <w:bCs w:val="false"/>
+                <w:color w:val="000000"/>
+                <w:sz w:val="15"/>
+                <w:szCs w:val="15"/>
+              </w:rPr>
+              <w:t xml:space="preserve">Packing List · 선하증권(B/L) 2세트</w:t>
+            </w:r>
+          </w:p>
+        </w:tc>
+      </w:tr>
+      <w:tr>
+        <w:tc>
+          <w:tcPr>
+            <w:tcW w:type="dxa" w:w="1300"/>
+            <w:tcBorders>
+              <w:top w:val="single" w:color="000000" w:sz="6"/>
+              <w:left w:val="single" w:color="000000" w:sz="6"/>
+              <w:bottom w:val="single" w:color="000000" w:sz="6"/>
+              <w:right w:val="single" w:color="000000" w:sz="6"/>
+            </w:tcBorders>
+            <w:shd w:fill="EFEFEF" w:color="auto" w:val="clear"/>
+            <w:tcMar>
+              <w:top w:type="dxa" w:w="22"/>
+              <w:left w:type="dxa" w:w="40"/>
+              <w:bottom w:type="dxa" w:w="22"/>
+              <w:right w:type="dxa" w:w="40"/>
+            </w:tcMar>
+            <w:vAlign w:val="center"/>
+          </w:tcPr>
+          <w:p>
+            <w:pPr>
+              <w:jc w:val="center"/>
+            </w:pPr>
+            <w:r>
+              <w:rPr>
+                <w:rFonts w:ascii="Malgun Gothic" w:cs="Malgun Gothic" w:eastAsia="Malgun Gothic" w:hAnsi="Malgun Gothic"/>
+                <w:b w:val="false"/>
+                <w:bCs w:val="false"/>
+                <w:color w:val="000000"/>
+                <w:sz w:val="15"/>
+                <w:szCs w:val="15"/>
+              </w:rPr>
+              <w:t xml:space="preserve">합　계</w:t>
+            </w:r>
+          </w:p>
+        </w:tc>
+        <w:tc>
+          <w:tcPr>
+            <w:tcW w:type="dxa" w:w="2700"/>
+            <w:tcBorders>
+              <w:top w:val="single" w:color="000000" w:sz="6"/>
+              <w:left w:val="single" w:color="000000" w:sz="6"/>
+              <w:bottom w:val="single" w:color="000000" w:sz="6"/>
+              <w:right w:val="single" w:color="000000" w:sz="6"/>
+            </w:tcBorders>
+            <w:shd w:fill="EFEFEF" w:color="auto" w:val="clear"/>
+            <w:tcMar>
+              <w:top w:type="dxa" w:w="22"/>
+              <w:left w:type="dxa" w:w="40"/>
+              <w:bottom w:type="dxa" w:w="22"/>
+              <w:right w:type="dxa" w:w="40"/>
+            </w:tcMar>
+            <w:vAlign w:val="center"/>
+          </w:tcPr>
+          <w:p>
+            <w:pPr>
+              <w:jc w:val="left"/>
+            </w:pPr>
+            <w:r>
+              <w:rPr>
+                <w:rFonts w:ascii="Malgun Gothic" w:cs="Malgun Gothic" w:eastAsia="Malgun Gothic" w:hAnsi="Malgun Gothic"/>
+                <w:b w:val="false"/>
+                <w:bCs w:val="false"/>
+                <w:color w:val="000000"/>
+                <w:sz w:val="15"/>
+                <w:szCs w:val="15"/>
+              </w:rPr>
+              <w:t xml:space="preserve"/>
+            </w:r>
+          </w:p>
+        </w:tc>
+        <w:tc>
+          <w:tcPr>
+            <w:tcW w:type="dxa" w:w="900"/>
+            <w:tcBorders>
+              <w:top w:val="single" w:color="000000" w:sz="6"/>
+              <w:left w:val="single" w:color="000000" w:sz="6"/>
+              <w:bottom w:val="single" w:color="000000" w:sz="6"/>
+              <w:right w:val="single" w:color="000000" w:sz="6"/>
+            </w:tcBorders>
+            <w:shd w:fill="EFEFEF" w:color="auto" w:val="clear"/>
+            <w:tcMar>
+              <w:top w:type="dxa" w:w="22"/>
+              <w:left w:type="dxa" w:w="40"/>
+              <w:bottom w:type="dxa" w:w="22"/>
+              <w:right w:type="dxa" w:w="40"/>
+            </w:tcMar>
+            <w:vAlign w:val="center"/>
+          </w:tcPr>
+          <w:p>
+            <w:pPr>
+              <w:jc w:val="center"/>
+            </w:pPr>
+            <w:r>
+              <w:rPr>
+                <w:rFonts w:ascii="Malgun Gothic" w:cs="Malgun Gothic" w:eastAsia="Malgun Gothic" w:hAnsi="Malgun Gothic"/>
+                <w:b w:val="false"/>
+                <w:bCs w:val="false"/>
+                <w:color w:val="000000"/>
+                <w:sz w:val="15"/>
+                <w:szCs w:val="15"/>
+              </w:rPr>
+              <w:t xml:space="preserve">15</w:t>
+            </w:r>
+          </w:p>
+        </w:tc>
+        <w:tc>
+          <w:tcPr>
+            <w:tcW w:type="dxa" w:w="2200"/>
+            <w:tcBorders>
+              <w:top w:val="single" w:color="000000" w:sz="6"/>
+              <w:left w:val="single" w:color="000000" w:sz="6"/>
+              <w:bottom w:val="single" w:color="000000" w:sz="6"/>
+              <w:right w:val="single" w:color="000000" w:sz="6"/>
+            </w:tcBorders>
+            <w:shd w:fill="EFEFEF" w:color="auto" w:val="clear"/>
+            <w:tcMar>
+              <w:top w:type="dxa" w:w="22"/>
+              <w:left w:type="dxa" w:w="40"/>
+              <w:bottom w:type="dxa" w:w="22"/>
+              <w:right w:type="dxa" w:w="40"/>
+            </w:tcMar>
+            <w:vAlign w:val="center"/>
+          </w:tcPr>
+          <w:p>
+            <w:pPr>
+              <w:jc w:val="center"/>
+            </w:pPr>
+            <w:r>
+              <w:rPr>
+                <w:rFonts w:ascii="Malgun Gothic" w:cs="Malgun Gothic" w:eastAsia="Malgun Gothic" w:hAnsi="Malgun Gothic"/>
+                <w:b w:val="false"/>
+                <w:bCs w:val="false"/>
+                <w:color w:val="000000"/>
+                <w:sz w:val="15"/>
+                <w:szCs w:val="15"/>
+              </w:rPr>
+              <w:t xml:space="preserve">제출 이후 추가 2대 포함</w:t>
+            </w:r>
+          </w:p>
+        </w:tc>
+        <w:tc>
+          <w:tcPr>
+            <w:tcW w:type="dxa" w:w="3500"/>
+            <w:tcBorders>
+              <w:top w:val="single" w:color="000000" w:sz="6"/>
+              <w:left w:val="single" w:color="000000" w:sz="6"/>
+              <w:bottom w:val="single" w:color="000000" w:sz="6"/>
+              <w:right w:val="single" w:color="000000" w:sz="6"/>
+            </w:tcBorders>
+            <w:shd w:fill="EFEFEF" w:color="auto" w:val="clear"/>
+            <w:tcMar>
+              <w:top w:type="dxa" w:w="22"/>
+              <w:left w:type="dxa" w:w="40"/>
+              <w:bottom w:type="dxa" w:w="22"/>
+              <w:right w:type="dxa" w:w="40"/>
+            </w:tcMar>
+            <w:vAlign w:val="center"/>
+          </w:tcPr>
+          <w:p>
+            <w:pPr>
+              <w:jc w:val="left"/>
+            </w:pPr>
+            <w:r>
+              <w:rPr>
+                <w:rFonts w:ascii="Malgun Gothic" w:cs="Malgun Gothic" w:eastAsia="Malgun Gothic" w:hAnsi="Malgun Gothic"/>
+                <w:b w:val="false"/>
+                <w:bCs w:val="false"/>
+                <w:color w:val="000000"/>
+                <w:sz w:val="15"/>
+                <w:szCs w:val="15"/>
+              </w:rPr>
+              <w:t xml:space="preserve"/>
+            </w:r>
+          </w:p>
+        </w:tc>
+      </w:tr>
+    </w:tbl>
+    <w:p>
+      <w:pPr>
+        <w:spacing w:after="70" w:before="200"/>
+      </w:pPr>
+      <w:r>
+        <w:rPr>
+          <w:rFonts w:ascii="Malgun Gothic" w:cs="Malgun Gothic" w:eastAsia="Malgun Gothic" w:hAnsi="Malgun Gothic"/>
+          <w:b/>
+          <w:bCs/>
+          <w:color w:val="000000"/>
+          <w:sz w:val="22"/>
+          <w:szCs w:val="22"/>
+        </w:rPr>
+        <w:t xml:space="preserve">□ 추가 2대 선적서류 대조 (제출 이후 성과)</w:t>
+      </w:r>
+    </w:p>
+    <w:tbl>
+      <w:tblPr>
+        <w:tblW w:type="dxa" w:w="10600"/>
+        <w:tblBorders>
+          <w:top w:val="single" w:color="auto" w:sz="4"/>
+          <w:left w:val="single" w:color="auto" w:sz="4"/>
+          <w:bottom w:val="single" w:color="auto" w:sz="4"/>
+          <w:right w:val="single" w:color="auto" w:sz="4"/>
+          <w:insideH w:val="single" w:color="auto" w:sz="4"/>
+          <w:insideV w:val="single" w:color="auto" w:sz="4"/>
+        </w:tblBorders>
+      </w:tblPr>
+      <w:tblGrid>
+        <w:gridCol w:w="900"/>
+        <w:gridCol w:w="2400"/>
+        <w:gridCol w:w="2900"/>
+        <w:gridCol w:w="1700"/>
+        <w:gridCol w:w="1800"/>
+        <w:gridCol w:w="900"/>
+      </w:tblGrid>
+      <w:tr>
+        <w:tc>
+          <w:tcPr>
+            <w:tcW w:type="dxa" w:w="900"/>
+            <w:tcBorders>
+              <w:top w:val="single" w:color="000000" w:sz="6"/>
+              <w:left w:val="single" w:color="000000" w:sz="6"/>
+              <w:bottom w:val="single" w:color="000000" w:sz="6"/>
+              <w:right w:val="single" w:color="000000" w:sz="6"/>
+            </w:tcBorders>
+            <w:shd w:fill="EFEFEF" w:color="auto" w:val="clear"/>
+            <w:tcMar>
+              <w:top w:type="dxa" w:w="22"/>
+              <w:left w:type="dxa" w:w="40"/>
+              <w:bottom w:type="dxa" w:w="22"/>
+              <w:right w:type="dxa" w:w="40"/>
+            </w:tcMar>
+            <w:vAlign w:val="center"/>
+          </w:tcPr>
+          <w:p>
+            <w:pPr>
+              <w:jc w:val="center"/>
+            </w:pPr>
+            <w:r>
+              <w:rPr>
+                <w:rFonts w:ascii="Malgun Gothic" w:cs="Malgun Gothic" w:eastAsia="Malgun Gothic" w:hAnsi="Malgun Gothic"/>
+                <w:b/>
+                <w:bCs/>
+                <w:color w:val="000000"/>
+                <w:sz w:val="15"/>
+                <w:szCs w:val="15"/>
+              </w:rPr>
+              <w:t xml:space="preserve">선적</w:t>
+            </w:r>
+          </w:p>
+        </w:tc>
+        <w:tc>
+          <w:tcPr>
+            <w:tcW w:type="dxa" w:w="2400"/>
+            <w:tcBorders>
+              <w:top w:val="single" w:color="000000" w:sz="6"/>
+              <w:left w:val="single" w:color="000000" w:sz="6"/>
+              <w:bottom w:val="single" w:color="000000" w:sz="6"/>
+              <w:right w:val="single" w:color="000000" w:sz="6"/>
+            </w:tcBorders>
+            <w:shd w:fill="EFEFEF" w:color="auto" w:val="clear"/>
+            <w:tcMar>
+              <w:top w:type="dxa" w:w="22"/>
+              <w:left w:type="dxa" w:w="40"/>
+              <w:bottom w:type="dxa" w:w="22"/>
+              <w:right w:type="dxa" w:w="40"/>
+            </w:tcMar>
+            <w:vAlign w:val="center"/>
+          </w:tcPr>
+          <w:p>
+            <w:pPr>
+              <w:jc w:val="center"/>
+            </w:pPr>
+            <w:r>
+              <w:rPr>
+                <w:rFonts w:ascii="Malgun Gothic" w:cs="Malgun Gothic" w:eastAsia="Malgun Gothic" w:hAnsi="Malgun Gothic"/>
+                <w:b/>
+                <w:bCs/>
+                <w:color w:val="000000"/>
+                <w:sz w:val="15"/>
+                <w:szCs w:val="15"/>
+              </w:rPr>
+              <w:t xml:space="preserve">Packing List</w:t>
+            </w:r>
+          </w:p>
+        </w:tc>
+        <w:tc>
+          <w:tcPr>
+            <w:tcW w:type="dxa" w:w="2900"/>
+            <w:tcBorders>
+              <w:top w:val="single" w:color="000000" w:sz="6"/>
+              <w:left w:val="single" w:color="000000" w:sz="6"/>
+              <w:bottom w:val="single" w:color="000000" w:sz="6"/>
+              <w:right w:val="single" w:color="000000" w:sz="6"/>
+            </w:tcBorders>
+            <w:shd w:fill="EFEFEF" w:color="auto" w:val="clear"/>
+            <w:tcMar>
+              <w:top w:type="dxa" w:w="22"/>
+              <w:left w:type="dxa" w:w="40"/>
+              <w:bottom w:type="dxa" w:w="22"/>
+              <w:right w:type="dxa" w:w="40"/>
+            </w:tcMar>
+            <w:vAlign w:val="center"/>
+          </w:tcPr>
+          <w:p>
+            <w:pPr>
+              <w:jc w:val="center"/>
+            </w:pPr>
+            <w:r>
+              <w:rPr>
+                <w:rFonts w:ascii="Malgun Gothic" w:cs="Malgun Gothic" w:eastAsia="Malgun Gothic" w:hAnsi="Malgun Gothic"/>
+                <w:b/>
+                <w:bCs/>
+                <w:color w:val="000000"/>
+                <w:sz w:val="15"/>
+                <w:szCs w:val="15"/>
+              </w:rPr>
+              <w:t xml:space="preserve">선하증권(B/L)</w:t>
+            </w:r>
+          </w:p>
+        </w:tc>
+        <w:tc>
+          <w:tcPr>
+            <w:tcW w:type="dxa" w:w="1700"/>
+            <w:tcBorders>
+              <w:top w:val="single" w:color="000000" w:sz="6"/>
+              <w:left w:val="single" w:color="000000" w:sz="6"/>
+              <w:bottom w:val="single" w:color="000000" w:sz="6"/>
+              <w:right w:val="single" w:color="000000" w:sz="6"/>
+            </w:tcBorders>
+            <w:shd w:fill="EFEFEF" w:color="auto" w:val="clear"/>
+            <w:tcMar>
+              <w:top w:type="dxa" w:w="22"/>
+              <w:left w:type="dxa" w:w="40"/>
+              <w:bottom w:type="dxa" w:w="22"/>
+              <w:right w:type="dxa" w:w="40"/>
+            </w:tcMar>
+            <w:vAlign w:val="center"/>
+          </w:tcPr>
+          <w:p>
+            <w:pPr>
+              <w:jc w:val="center"/>
+            </w:pPr>
+            <w:r>
+              <w:rPr>
+                <w:rFonts w:ascii="Malgun Gothic" w:cs="Malgun Gothic" w:eastAsia="Malgun Gothic" w:hAnsi="Malgun Gothic"/>
+                <w:b/>
+                <w:bCs/>
+                <w:color w:val="000000"/>
+                <w:sz w:val="15"/>
+                <w:szCs w:val="15"/>
+              </w:rPr>
+              <w:t xml:space="preserve">착유기</w:t>
+            </w:r>
+          </w:p>
+        </w:tc>
+        <w:tc>
+          <w:tcPr>
+            <w:tcW w:type="dxa" w:w="1800"/>
+            <w:tcBorders>
+              <w:top w:val="single" w:color="000000" w:sz="6"/>
+              <w:left w:val="single" w:color="000000" w:sz="6"/>
+              <w:bottom w:val="single" w:color="000000" w:sz="6"/>
+              <w:right w:val="single" w:color="000000" w:sz="6"/>
+            </w:tcBorders>
+            <w:shd w:fill="EFEFEF" w:color="auto" w:val="clear"/>
+            <w:tcMar>
+              <w:top w:type="dxa" w:w="22"/>
+              <w:left w:type="dxa" w:w="40"/>
+              <w:bottom w:type="dxa" w:w="22"/>
+              <w:right w:type="dxa" w:w="40"/>
+            </w:tcMar>
+            <w:vAlign w:val="center"/>
+          </w:tcPr>
+          <w:p>
+            <w:pPr>
+              <w:jc w:val="center"/>
+            </w:pPr>
+            <w:r>
+              <w:rPr>
+                <w:rFonts w:ascii="Malgun Gothic" w:cs="Malgun Gothic" w:eastAsia="Malgun Gothic" w:hAnsi="Malgun Gothic"/>
+                <w:b/>
+                <w:bCs/>
+                <w:color w:val="000000"/>
+                <w:sz w:val="15"/>
+                <w:szCs w:val="15"/>
+              </w:rPr>
+              <w:t xml:space="preserve">동반 품목</w:t>
+            </w:r>
+          </w:p>
+        </w:tc>
+        <w:tc>
+          <w:tcPr>
+            <w:tcW w:type="dxa" w:w="900"/>
+            <w:tcBorders>
+              <w:top w:val="single" w:color="000000" w:sz="6"/>
+              <w:left w:val="single" w:color="000000" w:sz="6"/>
+              <w:bottom w:val="single" w:color="000000" w:sz="6"/>
+              <w:right w:val="single" w:color="000000" w:sz="6"/>
+            </w:tcBorders>
+            <w:shd w:fill="EFEFEF" w:color="auto" w:val="clear"/>
+            <w:tcMar>
+              <w:top w:type="dxa" w:w="22"/>
+              <w:left w:type="dxa" w:w="40"/>
+              <w:bottom w:type="dxa" w:w="22"/>
+              <w:right w:type="dxa" w:w="40"/>
+            </w:tcMar>
+            <w:vAlign w:val="center"/>
+          </w:tcPr>
+          <w:p>
+            <w:pPr>
+              <w:jc w:val="center"/>
+            </w:pPr>
+            <w:r>
+              <w:rPr>
+                <w:rFonts w:ascii="Malgun Gothic" w:cs="Malgun Gothic" w:eastAsia="Malgun Gothic" w:hAnsi="Malgun Gothic"/>
+                <w:b/>
+                <w:bCs/>
+                <w:color w:val="000000"/>
+                <w:sz w:val="15"/>
+                <w:szCs w:val="15"/>
+              </w:rPr>
+              <w:t xml:space="preserve">총중량</w:t>
+            </w:r>
+          </w:p>
+        </w:tc>
+      </w:tr>
+      <w:tr>
+        <w:tc>
+          <w:tcPr>
+            <w:tcW w:type="dxa" w:w="900"/>
+            <w:tcBorders>
+              <w:top w:val="single" w:color="000000" w:sz="6"/>
+              <w:left w:val="single" w:color="000000" w:sz="6"/>
+              <w:bottom w:val="single" w:color="000000" w:sz="6"/>
+              <w:right w:val="single" w:color="000000" w:sz="6"/>
+            </w:tcBorders>
+            <w:tcMar>
+              <w:top w:type="dxa" w:w="22"/>
+              <w:left w:type="dxa" w:w="40"/>
+              <w:bottom w:type="dxa" w:w="22"/>
+              <w:right w:type="dxa" w:w="40"/>
+            </w:tcMar>
+            <w:vAlign w:val="center"/>
+          </w:tcPr>
+          <w:p>
+            <w:pPr>
+              <w:jc w:val="center"/>
+            </w:pPr>
+            <w:r>
+              <w:rPr>
+                <w:rFonts w:ascii="Malgun Gothic" w:cs="Malgun Gothic" w:eastAsia="Malgun Gothic" w:hAnsi="Malgun Gothic"/>
+                <w:b w:val="false"/>
+                <w:bCs w:val="false"/>
+                <w:color w:val="000000"/>
+                <w:sz w:val="15"/>
+                <w:szCs w:val="15"/>
+              </w:rPr>
+              <w:t xml:space="preserve">1차</w:t>
+            </w:r>
+          </w:p>
+        </w:tc>
+        <w:tc>
+          <w:tcPr>
+            <w:tcW w:type="dxa" w:w="2400"/>
+            <w:tcBorders>
+              <w:top w:val="single" w:color="000000" w:sz="6"/>
+              <w:left w:val="single" w:color="000000" w:sz="6"/>
+              <w:bottom w:val="single" w:color="000000" w:sz="6"/>
+              <w:right w:val="single" w:color="000000" w:sz="6"/>
+            </w:tcBorders>
+            <w:tcMar>
+              <w:top w:type="dxa" w:w="22"/>
+              <w:left w:type="dxa" w:w="40"/>
+              <w:bottom w:type="dxa" w:w="22"/>
+              <w:right w:type="dxa" w:w="40"/>
+            </w:tcMar>
+            <w:vAlign w:val="center"/>
+          </w:tcPr>
+          <w:p>
+            <w:pPr>
+              <w:jc w:val="left"/>
+            </w:pPr>
+            <w:r>
+              <w:rPr>
+                <w:rFonts w:ascii="Malgun Gothic" w:cs="Malgun Gothic" w:eastAsia="Malgun Gothic" w:hAnsi="Malgun Gothic"/>
+                <w:b w:val="false"/>
+                <w:bCs w:val="false"/>
+                <w:color w:val="000000"/>
+                <w:sz w:val="15"/>
+                <w:szCs w:val="15"/>
+              </w:rPr>
+              <w:t xml:space="preserve">Invoice DB-7 (2025. 10. 22.)</w:t>
+            </w:r>
+          </w:p>
+        </w:tc>
+        <w:tc>
+          <w:tcPr>
+            <w:tcW w:type="dxa" w:w="2900"/>
+            <w:tcBorders>
+              <w:top w:val="single" w:color="000000" w:sz="6"/>
+              <w:left w:val="single" w:color="000000" w:sz="6"/>
+              <w:bottom w:val="single" w:color="000000" w:sz="6"/>
+              <w:right w:val="single" w:color="000000" w:sz="6"/>
+            </w:tcBorders>
+            <w:tcMar>
+              <w:top w:type="dxa" w:w="22"/>
+              <w:left w:type="dxa" w:w="40"/>
+              <w:bottom w:type="dxa" w:w="22"/>
+              <w:right w:type="dxa" w:w="40"/>
+            </w:tcMar>
+            <w:vAlign w:val="center"/>
+          </w:tcPr>
+          <w:p>
+            <w:pPr>
+              <w:jc w:val="left"/>
+            </w:pPr>
+            <w:r>
+              <w:rPr>
+                <w:rFonts w:ascii="Malgun Gothic" w:cs="Malgun Gothic" w:eastAsia="Malgun Gothic" w:hAnsi="Malgun Gothic"/>
+                <w:b w:val="false"/>
+                <w:bCs w:val="false"/>
+                <w:color w:val="000000"/>
+                <w:sz w:val="15"/>
+                <w:szCs w:val="15"/>
+              </w:rPr>
+              <w:t xml:space="preserve">HASLK01251005150 (2025. 10. 27., 흥아라인)</w:t>
+            </w:r>
+          </w:p>
+        </w:tc>
+        <w:tc>
+          <w:tcPr>
+            <w:tcW w:type="dxa" w:w="1700"/>
+            <w:tcBorders>
+              <w:top w:val="single" w:color="000000" w:sz="6"/>
+              <w:left w:val="single" w:color="000000" w:sz="6"/>
+              <w:bottom w:val="single" w:color="000000" w:sz="6"/>
+              <w:right w:val="single" w:color="000000" w:sz="6"/>
+            </w:tcBorders>
+            <w:tcMar>
+              <w:top w:type="dxa" w:w="22"/>
+              <w:left w:type="dxa" w:w="40"/>
+              <w:bottom w:type="dxa" w:w="22"/>
+              <w:right w:type="dxa" w:w="40"/>
+            </w:tcMar>
+            <w:vAlign w:val="center"/>
+          </w:tcPr>
+          <w:p>
+            <w:pPr>
+              <w:jc w:val="center"/>
+            </w:pPr>
+            <w:r>
+              <w:rPr>
+                <w:rFonts w:ascii="Malgun Gothic" w:cs="Malgun Gothic" w:eastAsia="Malgun Gothic" w:hAnsi="Malgun Gothic"/>
+                <w:b w:val="false"/>
+                <w:bCs w:val="false"/>
+                <w:color w:val="000000"/>
+                <w:sz w:val="15"/>
+                <w:szCs w:val="15"/>
+              </w:rPr>
+              <w:t xml:space="preserve">DairyBot K-2 1대</w:t>
+            </w:r>
+          </w:p>
+        </w:tc>
+        <w:tc>
+          <w:tcPr>
+            <w:tcW w:type="dxa" w:w="1800"/>
+            <w:tcBorders>
+              <w:top w:val="single" w:color="000000" w:sz="6"/>
+              <w:left w:val="single" w:color="000000" w:sz="6"/>
+              <w:bottom w:val="single" w:color="000000" w:sz="6"/>
+              <w:right w:val="single" w:color="000000" w:sz="6"/>
+            </w:tcBorders>
+            <w:tcMar>
+              <w:top w:type="dxa" w:w="22"/>
+              <w:left w:type="dxa" w:w="40"/>
+              <w:bottom w:type="dxa" w:w="22"/>
+              <w:right w:type="dxa" w:w="40"/>
+            </w:tcMar>
+            <w:vAlign w:val="center"/>
+          </w:tcPr>
+          <w:p>
+            <w:pPr>
+              <w:jc w:val="left"/>
+            </w:pPr>
+            <w:r>
+              <w:rPr>
+                <w:rFonts w:ascii="Malgun Gothic" w:cs="Malgun Gothic" w:eastAsia="Malgun Gothic" w:hAnsi="Malgun Gothic"/>
+                <w:b w:val="false"/>
+                <w:bCs w:val="false"/>
+                <w:color w:val="000000"/>
+                <w:sz w:val="15"/>
+                <w:szCs w:val="15"/>
+              </w:rPr>
+              <w:t xml:space="preserve">Sorting gate 2</w:t>
+            </w:r>
+          </w:p>
+        </w:tc>
+        <w:tc>
+          <w:tcPr>
+            <w:tcW w:type="dxa" w:w="900"/>
+            <w:tcBorders>
+              <w:top w:val="single" w:color="000000" w:sz="6"/>
+              <w:left w:val="single" w:color="000000" w:sz="6"/>
+              <w:bottom w:val="single" w:color="000000" w:sz="6"/>
+              <w:right w:val="single" w:color="000000" w:sz="6"/>
+            </w:tcBorders>
+            <w:tcMar>
+              <w:top w:type="dxa" w:w="22"/>
+              <w:left w:type="dxa" w:w="40"/>
+              <w:bottom w:type="dxa" w:w="22"/>
+              <w:right w:type="dxa" w:w="40"/>
+            </w:tcMar>
+            <w:vAlign w:val="center"/>
+          </w:tcPr>
+          <w:p>
+            <w:pPr>
+              <w:jc w:val="center"/>
+            </w:pPr>
+            <w:r>
+              <w:rPr>
+                <w:rFonts w:ascii="Malgun Gothic" w:cs="Malgun Gothic" w:eastAsia="Malgun Gothic" w:hAnsi="Malgun Gothic"/>
+                <w:b w:val="false"/>
+                <w:bCs w:val="false"/>
+                <w:color w:val="000000"/>
+                <w:sz w:val="15"/>
+                <w:szCs w:val="15"/>
+              </w:rPr>
+              <w:t xml:space="preserve">1,180kg</w:t>
+            </w:r>
+          </w:p>
+        </w:tc>
+      </w:tr>
+      <w:tr>
+        <w:tc>
+          <w:tcPr>
+            <w:tcW w:type="dxa" w:w="900"/>
+            <w:tcBorders>
+              <w:top w:val="single" w:color="000000" w:sz="6"/>
+              <w:left w:val="single" w:color="000000" w:sz="6"/>
+              <w:bottom w:val="single" w:color="000000" w:sz="6"/>
+              <w:right w:val="single" w:color="000000" w:sz="6"/>
+            </w:tcBorders>
+            <w:tcMar>
+              <w:top w:type="dxa" w:w="22"/>
+              <w:left w:type="dxa" w:w="40"/>
+              <w:bottom w:type="dxa" w:w="22"/>
+              <w:right w:type="dxa" w:w="40"/>
+            </w:tcMar>
+            <w:vAlign w:val="center"/>
+          </w:tcPr>
+          <w:p>
+            <w:pPr>
+              <w:jc w:val="center"/>
+            </w:pPr>
+            <w:r>
+              <w:rPr>
+                <w:rFonts w:ascii="Malgun Gothic" w:cs="Malgun Gothic" w:eastAsia="Malgun Gothic" w:hAnsi="Malgun Gothic"/>
+                <w:b w:val="false"/>
+                <w:bCs w:val="false"/>
+                <w:color w:val="000000"/>
+                <w:sz w:val="15"/>
+                <w:szCs w:val="15"/>
+              </w:rPr>
+              <w:t xml:space="preserve">2차</w:t>
+            </w:r>
+          </w:p>
+        </w:tc>
+        <w:tc>
+          <w:tcPr>
+            <w:tcW w:type="dxa" w:w="2400"/>
+            <w:tcBorders>
+              <w:top w:val="single" w:color="000000" w:sz="6"/>
+              <w:left w:val="single" w:color="000000" w:sz="6"/>
+              <w:bottom w:val="single" w:color="000000" w:sz="6"/>
+              <w:right w:val="single" w:color="000000" w:sz="6"/>
+            </w:tcBorders>
+            <w:tcMar>
+              <w:top w:type="dxa" w:w="22"/>
+              <w:left w:type="dxa" w:w="40"/>
+              <w:bottom w:type="dxa" w:w="22"/>
+              <w:right w:type="dxa" w:w="40"/>
+            </w:tcMar>
+            <w:vAlign w:val="center"/>
+          </w:tcPr>
+          <w:p>
+            <w:pPr>
+              <w:jc w:val="left"/>
+            </w:pPr>
+            <w:r>
+              <w:rPr>
+                <w:rFonts w:ascii="Malgun Gothic" w:cs="Malgun Gothic" w:eastAsia="Malgun Gothic" w:hAnsi="Malgun Gothic"/>
+                <w:b w:val="false"/>
+                <w:bCs w:val="false"/>
+                <w:color w:val="000000"/>
+                <w:sz w:val="15"/>
+                <w:szCs w:val="15"/>
+              </w:rPr>
+              <w:t xml:space="preserve">Invoice DB-8 (2025. 11. 19.)</w:t>
+            </w:r>
+          </w:p>
+        </w:tc>
+        <w:tc>
+          <w:tcPr>
+            <w:tcW w:type="dxa" w:w="2900"/>
+            <w:tcBorders>
+              <w:top w:val="single" w:color="000000" w:sz="6"/>
+              <w:left w:val="single" w:color="000000" w:sz="6"/>
+              <w:bottom w:val="single" w:color="000000" w:sz="6"/>
+              <w:right w:val="single" w:color="000000" w:sz="6"/>
+            </w:tcBorders>
+            <w:tcMar>
+              <w:top w:type="dxa" w:w="22"/>
+              <w:left w:type="dxa" w:w="40"/>
+              <w:bottom w:type="dxa" w:w="22"/>
+              <w:right w:type="dxa" w:w="40"/>
+            </w:tcMar>
+            <w:vAlign w:val="center"/>
+          </w:tcPr>
+          <w:p>
+            <w:pPr>
+              <w:jc w:val="left"/>
+            </w:pPr>
+            <w:r>
+              <w:rPr>
+                <w:rFonts w:ascii="Malgun Gothic" w:cs="Malgun Gothic" w:eastAsia="Malgun Gothic" w:hAnsi="Malgun Gothic"/>
+                <w:b w:val="false"/>
+                <w:bCs w:val="false"/>
+                <w:color w:val="000000"/>
+                <w:sz w:val="15"/>
+                <w:szCs w:val="15"/>
+              </w:rPr>
+              <w:t xml:space="preserve">HASLK01251105758 (2025. 11. 23., 흥아라인)</w:t>
+            </w:r>
+          </w:p>
+        </w:tc>
+        <w:tc>
+          <w:tcPr>
+            <w:tcW w:type="dxa" w:w="1700"/>
+            <w:tcBorders>
+              <w:top w:val="single" w:color="000000" w:sz="6"/>
+              <w:left w:val="single" w:color="000000" w:sz="6"/>
+              <w:bottom w:val="single" w:color="000000" w:sz="6"/>
+              <w:right w:val="single" w:color="000000" w:sz="6"/>
+            </w:tcBorders>
+            <w:tcMar>
+              <w:top w:type="dxa" w:w="22"/>
+              <w:left w:type="dxa" w:w="40"/>
+              <w:bottom w:type="dxa" w:w="22"/>
+              <w:right w:type="dxa" w:w="40"/>
+            </w:tcMar>
+            <w:vAlign w:val="center"/>
+          </w:tcPr>
+          <w:p>
+            <w:pPr>
+              <w:jc w:val="center"/>
+            </w:pPr>
+            <w:r>
+              <w:rPr>
+                <w:rFonts w:ascii="Malgun Gothic" w:cs="Malgun Gothic" w:eastAsia="Malgun Gothic" w:hAnsi="Malgun Gothic"/>
+                <w:b w:val="false"/>
+                <w:bCs w:val="false"/>
+                <w:color w:val="000000"/>
+                <w:sz w:val="15"/>
+                <w:szCs w:val="15"/>
+              </w:rPr>
+              <w:t xml:space="preserve">DairyBot K-2 1대</w:t>
+            </w:r>
+          </w:p>
+        </w:tc>
+        <w:tc>
+          <w:tcPr>
+            <w:tcW w:type="dxa" w:w="1800"/>
+            <w:tcBorders>
+              <w:top w:val="single" w:color="000000" w:sz="6"/>
+              <w:left w:val="single" w:color="000000" w:sz="6"/>
+              <w:bottom w:val="single" w:color="000000" w:sz="6"/>
+              <w:right w:val="single" w:color="000000" w:sz="6"/>
+            </w:tcBorders>
+            <w:tcMar>
+              <w:top w:type="dxa" w:w="22"/>
+              <w:left w:type="dxa" w:w="40"/>
+              <w:bottom w:type="dxa" w:w="22"/>
+              <w:right w:type="dxa" w:w="40"/>
+            </w:tcMar>
+            <w:vAlign w:val="center"/>
+          </w:tcPr>
+          <w:p>
+            <w:pPr>
+              <w:jc w:val="left"/>
+            </w:pPr>
+            <w:r>
+              <w:rPr>
+                <w:rFonts w:ascii="Malgun Gothic" w:cs="Malgun Gothic" w:eastAsia="Malgun Gothic" w:hAnsi="Malgun Gothic"/>
+                <w:b w:val="false"/>
+                <w:bCs w:val="false"/>
+                <w:color w:val="000000"/>
+                <w:sz w:val="15"/>
+                <w:szCs w:val="15"/>
+              </w:rPr>
+              <w:t xml:space="preserve">착유컵 4 · 급이로봇(Mileo) 1 · Robot door 3</w:t>
+            </w:r>
+          </w:p>
+        </w:tc>
+        <w:tc>
+          <w:tcPr>
+            <w:tcW w:type="dxa" w:w="900"/>
+            <w:tcBorders>
+              <w:top w:val="single" w:color="000000" w:sz="6"/>
+              <w:left w:val="single" w:color="000000" w:sz="6"/>
+              <w:bottom w:val="single" w:color="000000" w:sz="6"/>
+              <w:right w:val="single" w:color="000000" w:sz="6"/>
+            </w:tcBorders>
+            <w:tcMar>
+              <w:top w:type="dxa" w:w="22"/>
+              <w:left w:type="dxa" w:w="40"/>
+              <w:bottom w:type="dxa" w:w="22"/>
+              <w:right w:type="dxa" w:w="40"/>
+            </w:tcMar>
+            <w:vAlign w:val="center"/>
+          </w:tcPr>
+          <w:p>
+            <w:pPr>
+              <w:jc w:val="center"/>
+            </w:pPr>
+            <w:r>
+              <w:rPr>
+                <w:rFonts w:ascii="Malgun Gothic" w:cs="Malgun Gothic" w:eastAsia="Malgun Gothic" w:hAnsi="Malgun Gothic"/>
+                <w:b w:val="false"/>
+                <w:bCs w:val="false"/>
+                <w:color w:val="000000"/>
+                <w:sz w:val="15"/>
+                <w:szCs w:val="15"/>
+              </w:rPr>
+              <w:t xml:space="preserve">2,230kg</w:t>
+            </w:r>
+          </w:p>
+        </w:tc>
+      </w:tr>
+    </w:tbl>
+    <w:p>
+      <w:pPr>
+        <w:spacing w:before="50"/>
+      </w:pPr>
+      <w:r>
+        <w:rPr>
+          <w:rFonts w:ascii="Malgun Gothic" w:cs="Malgun Gothic" w:eastAsia="Malgun Gothic" w:hAnsi="Malgun Gothic"/>
+          <w:b w:val="false"/>
+          <w:bCs w:val="false"/>
+          <w:color w:val="000000"/>
+          <w:sz w:val="14"/>
+          <w:szCs w:val="14"/>
+        </w:rPr>
+        <w:t xml:space="preserve">＊Packing List와 B/L의 총중량(1,180 / 2,230kg)이 일치하여 두 서류가 동일 선적을 교차 증명함. 부산항 → 블라디보스톡항 해상 운송, 조건 FCA-Incheon.</w:t>
+      </w:r>
+    </w:p>
+    <w:p>
+      <w:pPr>
+        <w:spacing w:after="70" w:before="200"/>
+      </w:pPr>
+      <w:r>
+        <w:rPr>
+          <w:rFonts w:ascii="Malgun Gothic" w:cs="Malgun Gothic" w:eastAsia="Malgun Gothic" w:hAnsi="Malgun Gothic"/>
+          <w:b/>
+          <w:bCs/>
+          <w:color w:val="000000"/>
+          <w:sz w:val="22"/>
+          <w:szCs w:val="22"/>
+        </w:rPr>
+        <w:t xml:space="preserve">□ 증빙으로 확인되는 범위</w:t>
+      </w:r>
+    </w:p>
+    <w:tbl>
+      <w:tblPr>
+        <w:tblW w:type="dxa" w:w="10600"/>
+        <w:tblBorders>
+          <w:top w:val="single" w:color="auto" w:sz="4"/>
+          <w:left w:val="single" w:color="auto" w:sz="4"/>
+          <w:bottom w:val="single" w:color="auto" w:sz="4"/>
+          <w:right w:val="single" w:color="auto" w:sz="4"/>
+          <w:insideH w:val="single" w:color="auto" w:sz="4"/>
+          <w:insideV w:val="single" w:color="auto" w:sz="4"/>
+        </w:tblBorders>
+      </w:tblPr>
+      <w:tblGrid>
+        <w:gridCol w:w="5300"/>
+        <w:gridCol w:w="5300"/>
+      </w:tblGrid>
+      <w:tr>
+        <w:tc>
+          <w:tcPr>
+            <w:tcW w:type="dxa" w:w="5300"/>
+            <w:tcBorders>
+              <w:top w:val="single" w:color="000000" w:sz="6"/>
+              <w:left w:val="single" w:color="000000" w:sz="6"/>
+              <w:bottom w:val="single" w:color="000000" w:sz="6"/>
+              <w:right w:val="single" w:color="000000" w:sz="6"/>
+            </w:tcBorders>
+            <w:shd w:fill="EFEFEF" w:color="auto" w:val="clear"/>
+            <w:tcMar>
+              <w:top w:type="dxa" w:w="22"/>
+              <w:left w:type="dxa" w:w="40"/>
+              <w:bottom w:type="dxa" w:w="22"/>
+              <w:right w:type="dxa" w:w="40"/>
+            </w:tcMar>
+            <w:vAlign w:val="center"/>
+          </w:tcPr>
+          <w:p>
+            <w:pPr>
+              <w:jc w:val="center"/>
+            </w:pPr>
+            <w:r>
+              <w:rPr>
+                <w:rFonts w:ascii="Malgun Gothic" w:cs="Malgun Gothic" w:eastAsia="Malgun Gothic" w:hAnsi="Malgun Gothic"/>
+                <w:b/>
+                <w:bCs/>
+                <w:color w:val="000000"/>
+                <w:sz w:val="15"/>
+                <w:szCs w:val="15"/>
+              </w:rPr>
+              <w:t xml:space="preserve">확인되는 사항</w:t>
+            </w:r>
+          </w:p>
+        </w:tc>
+        <w:tc>
+          <w:tcPr>
+            <w:tcW w:type="dxa" w:w="5300"/>
+            <w:tcBorders>
+              <w:top w:val="single" w:color="000000" w:sz="6"/>
+              <w:left w:val="single" w:color="000000" w:sz="6"/>
+              <w:bottom w:val="single" w:color="000000" w:sz="6"/>
+              <w:right w:val="single" w:color="000000" w:sz="6"/>
+            </w:tcBorders>
+            <w:shd w:fill="EFEFEF" w:color="auto" w:val="clear"/>
+            <w:tcMar>
+              <w:top w:type="dxa" w:w="22"/>
+              <w:left w:type="dxa" w:w="40"/>
+              <w:bottom w:type="dxa" w:w="22"/>
+              <w:right w:type="dxa" w:w="40"/>
+            </w:tcMar>
+            <w:vAlign w:val="center"/>
+          </w:tcPr>
+          <w:p>
+            <w:pPr>
+              <w:jc w:val="center"/>
+            </w:pPr>
+            <w:r>
+              <w:rPr>
+                <w:rFonts w:ascii="Malgun Gothic" w:cs="Malgun Gothic" w:eastAsia="Malgun Gothic" w:hAnsi="Malgun Gothic"/>
+                <w:b/>
+                <w:bCs/>
+                <w:color w:val="000000"/>
+                <w:sz w:val="15"/>
+                <w:szCs w:val="15"/>
+              </w:rPr>
+              <w:t xml:space="preserve">별도 서류가 필요한 사항</w:t>
+            </w:r>
+          </w:p>
+        </w:tc>
+      </w:tr>
+      <w:tr>
+        <w:tc>
+          <w:tcPr>
+            <w:tcW w:type="dxa" w:w="5300"/>
+            <w:tcBorders>
+              <w:top w:val="single" w:color="000000" w:sz="6"/>
+              <w:left w:val="single" w:color="000000" w:sz="6"/>
+              <w:bottom w:val="single" w:color="000000" w:sz="6"/>
+              <w:right w:val="single" w:color="000000" w:sz="6"/>
+            </w:tcBorders>
+            <w:tcMar>
+              <w:top w:type="dxa" w:w="22"/>
+              <w:left w:type="dxa" w:w="40"/>
+              <w:bottom w:type="dxa" w:w="22"/>
+              <w:right w:type="dxa" w:w="40"/>
+            </w:tcMar>
+            <w:vAlign w:val="center"/>
+          </w:tcPr>
+          <w:p>
+            <w:pPr>
+              <w:jc w:val="left"/>
+            </w:pPr>
+            <w:r>
+              <w:rPr>
+                <w:rFonts w:ascii="Malgun Gothic" w:cs="Malgun Gothic" w:eastAsia="Malgun Gothic" w:hAnsi="Malgun Gothic"/>
+                <w:b w:val="false"/>
+                <w:bCs w:val="false"/>
+                <w:color w:val="000000"/>
+                <w:sz w:val="15"/>
+                <w:szCs w:val="15"/>
+              </w:rPr>
+              <w:t xml:space="preserve">· 수출 15대의 수량·기종·선적일  · 수입자 및 최종 수하인, 도착항  · 국내 무역업체(GL Wintech) 경유 구조  · 조서 13대분의 거래 금액</w:t>
+            </w:r>
+          </w:p>
+        </w:tc>
+        <w:tc>
+          <w:tcPr>
+            <w:tcW w:type="dxa" w:w="5300"/>
+            <w:tcBorders>
+              <w:top w:val="single" w:color="000000" w:sz="6"/>
+              <w:left w:val="single" w:color="000000" w:sz="6"/>
+              <w:bottom w:val="single" w:color="000000" w:sz="6"/>
+              <w:right w:val="single" w:color="000000" w:sz="6"/>
+            </w:tcBorders>
+            <w:tcMar>
+              <w:top w:type="dxa" w:w="22"/>
+              <w:left w:type="dxa" w:w="40"/>
+              <w:bottom w:type="dxa" w:w="22"/>
+              <w:right w:type="dxa" w:w="40"/>
+            </w:tcMar>
+            <w:vAlign w:val="center"/>
+          </w:tcPr>
+          <w:p>
+            <w:pPr>
+              <w:jc w:val="left"/>
+            </w:pPr>
+            <w:r>
+              <w:rPr>
+                <w:rFonts w:ascii="Malgun Gothic" w:cs="Malgun Gothic" w:eastAsia="Malgun Gothic" w:hAnsi="Malgun Gothic"/>
+                <w:b w:val="false"/>
+                <w:bCs w:val="false"/>
+                <w:color w:val="000000"/>
+                <w:sz w:val="15"/>
+                <w:szCs w:val="15"/>
+              </w:rPr>
+              <w:t xml:space="preserve">· 추가 2대의 거래 금액 → 상업송장(Commercial Invoice) 또는 부가가치세 신고서 영세율 과세표준란으로 확정 예정</w:t>
+            </w:r>
+          </w:p>
+        </w:tc>
+      </w:tr>
+    </w:tbl>
+    <w:p>
+      <w:pPr>
+        <w:spacing w:before="50"/>
+      </w:pPr>
+      <w:r>
+        <w:rPr>
+          <w:rFonts w:ascii="Malgun Gothic" w:cs="Malgun Gothic" w:eastAsia="Malgun Gothic" w:hAnsi="Malgun Gothic"/>
+          <w:b w:val="false"/>
+          <w:bCs w:val="false"/>
+          <w:color w:val="000000"/>
+          <w:sz w:val="14"/>
+          <w:szCs w:val="14"/>
+        </w:rPr>
+        <w:t xml:space="preserve">＊추가 수출 협의 : 대만 기존 수입사의 K2 6대 재구매 견적서(’26. 7. 15. 발행) 보유 — 계약 전 단계로 실적에는 미산입.</w:t>
+      </w:r>
+    </w:p>
+    <w:p>
+      <w:pPr>
+        <w:pageBreakBefore/>
+      </w:pPr>
+    </w:p>
+    <w:p>
+      <w:pPr>
+        <w:pBdr>
+          <w:bottom w:val="single" w:color="000000" w:sz="10" w:space="8"/>
+        </w:pBdr>
+        <w:spacing w:after="200"/>
+        <w:jc w:val="center"/>
+      </w:pPr>
+      <w:r>
+        <w:rPr>
+          <w:rFonts w:ascii="Malgun Gothic" w:cs="Malgun Gothic" w:eastAsia="Malgun Gothic" w:hAnsi="Malgun Gothic"/>
+          <w:b/>
+          <w:bCs/>
+          <w:color w:val="000000"/>
+          <w:sz w:val="25"/>
+          <w:szCs w:val="25"/>
+        </w:rPr>
+        <w:t xml:space="preserve">붙임 3. 무인 사료급이 로봇 보급 증빙 요약</w:t>
+      </w:r>
+    </w:p>
+    <w:p>
+      <w:pPr>
+        <w:spacing w:after="70" w:before="200"/>
+      </w:pPr>
+      <w:r>
+        <w:rPr>
+          <w:rFonts w:ascii="Malgun Gothic" w:cs="Malgun Gothic" w:eastAsia="Malgun Gothic" w:hAnsi="Malgun Gothic"/>
+          <w:b/>
+          <w:bCs/>
+          <w:color w:val="000000"/>
+          <w:sz w:val="22"/>
+          <w:szCs w:val="22"/>
+        </w:rPr>
+        <w:t xml:space="preserve">□ 증빙 자료 개요</w:t>
+      </w:r>
+    </w:p>
+    <w:tbl>
+      <w:tblPr>
+        <w:tblW w:type="dxa" w:w="10600"/>
+        <w:tblBorders>
+          <w:top w:val="single" w:color="auto" w:sz="4"/>
+          <w:left w:val="single" w:color="auto" w:sz="4"/>
+          <w:bottom w:val="single" w:color="auto" w:sz="4"/>
+          <w:right w:val="single" w:color="auto" w:sz="4"/>
+          <w:insideH w:val="single" w:color="auto" w:sz="4"/>
+          <w:insideV w:val="single" w:color="auto" w:sz="4"/>
+        </w:tblBorders>
+      </w:tblPr>
+      <w:tblGrid>
+        <w:gridCol w:w="2700"/>
+        <w:gridCol w:w="1500"/>
+        <w:gridCol w:w="1100"/>
+        <w:gridCol w:w="5300"/>
+      </w:tblGrid>
+      <w:tr>
+        <w:tc>
+          <w:tcPr>
+            <w:tcW w:type="dxa" w:w="2700"/>
+            <w:tcBorders>
+              <w:top w:val="single" w:color="000000" w:sz="6"/>
+              <w:left w:val="single" w:color="000000" w:sz="6"/>
+              <w:bottom w:val="single" w:color="000000" w:sz="6"/>
+              <w:right w:val="single" w:color="000000" w:sz="6"/>
+            </w:tcBorders>
+            <w:shd w:fill="EFEFEF" w:color="auto" w:val="clear"/>
+            <w:tcMar>
+              <w:top w:type="dxa" w:w="22"/>
+              <w:left w:type="dxa" w:w="40"/>
+              <w:bottom w:type="dxa" w:w="22"/>
+              <w:right w:type="dxa" w:w="40"/>
+            </w:tcMar>
+            <w:vAlign w:val="center"/>
+          </w:tcPr>
+          <w:p>
+            <w:pPr>
+              <w:jc w:val="center"/>
+            </w:pPr>
+            <w:r>
+              <w:rPr>
+                <w:rFonts w:ascii="Malgun Gothic" w:cs="Malgun Gothic" w:eastAsia="Malgun Gothic" w:hAnsi="Malgun Gothic"/>
+                <w:b/>
+                <w:bCs/>
+                <w:color w:val="000000"/>
+                <w:sz w:val="15"/>
+                <w:szCs w:val="15"/>
+              </w:rPr>
+              <w:t xml:space="preserve">자료명</w:t>
+            </w:r>
+          </w:p>
+        </w:tc>
+        <w:tc>
+          <w:tcPr>
+            <w:tcW w:type="dxa" w:w="1500"/>
+            <w:tcBorders>
+              <w:top w:val="single" w:color="000000" w:sz="6"/>
+              <w:left w:val="single" w:color="000000" w:sz="6"/>
+              <w:bottom w:val="single" w:color="000000" w:sz="6"/>
+              <w:right w:val="single" w:color="000000" w:sz="6"/>
+            </w:tcBorders>
+            <w:shd w:fill="EFEFEF" w:color="auto" w:val="clear"/>
+            <w:tcMar>
+              <w:top w:type="dxa" w:w="22"/>
+              <w:left w:type="dxa" w:w="40"/>
+              <w:bottom w:type="dxa" w:w="22"/>
+              <w:right w:type="dxa" w:w="40"/>
+            </w:tcMar>
+            <w:vAlign w:val="center"/>
+          </w:tcPr>
+          <w:p>
+            <w:pPr>
+              <w:jc w:val="center"/>
+            </w:pPr>
+            <w:r>
+              <w:rPr>
+                <w:rFonts w:ascii="Malgun Gothic" w:cs="Malgun Gothic" w:eastAsia="Malgun Gothic" w:hAnsi="Malgun Gothic"/>
+                <w:b/>
+                <w:bCs/>
+                <w:color w:val="000000"/>
+                <w:sz w:val="15"/>
+                <w:szCs w:val="15"/>
+              </w:rPr>
+              <w:t xml:space="preserve">작성·발행</w:t>
+            </w:r>
+          </w:p>
+        </w:tc>
+        <w:tc>
+          <w:tcPr>
+            <w:tcW w:type="dxa" w:w="1100"/>
+            <w:tcBorders>
+              <w:top w:val="single" w:color="000000" w:sz="6"/>
+              <w:left w:val="single" w:color="000000" w:sz="6"/>
+              <w:bottom w:val="single" w:color="000000" w:sz="6"/>
+              <w:right w:val="single" w:color="000000" w:sz="6"/>
+            </w:tcBorders>
+            <w:shd w:fill="EFEFEF" w:color="auto" w:val="clear"/>
+            <w:tcMar>
+              <w:top w:type="dxa" w:w="22"/>
+              <w:left w:type="dxa" w:w="40"/>
+              <w:bottom w:type="dxa" w:w="22"/>
+              <w:right w:type="dxa" w:w="40"/>
+            </w:tcMar>
+            <w:vAlign w:val="center"/>
+          </w:tcPr>
+          <w:p>
+            <w:pPr>
+              <w:jc w:val="center"/>
+            </w:pPr>
+            <w:r>
+              <w:rPr>
+                <w:rFonts w:ascii="Malgun Gothic" w:cs="Malgun Gothic" w:eastAsia="Malgun Gothic" w:hAnsi="Malgun Gothic"/>
+                <w:b/>
+                <w:bCs/>
+                <w:color w:val="000000"/>
+                <w:sz w:val="15"/>
+                <w:szCs w:val="15"/>
+              </w:rPr>
+              <w:t xml:space="preserve">분량</w:t>
+            </w:r>
+          </w:p>
+        </w:tc>
+        <w:tc>
+          <w:tcPr>
+            <w:tcW w:type="dxa" w:w="5300"/>
+            <w:tcBorders>
+              <w:top w:val="single" w:color="000000" w:sz="6"/>
+              <w:left w:val="single" w:color="000000" w:sz="6"/>
+              <w:bottom w:val="single" w:color="000000" w:sz="6"/>
+              <w:right w:val="single" w:color="000000" w:sz="6"/>
+            </w:tcBorders>
+            <w:shd w:fill="EFEFEF" w:color="auto" w:val="clear"/>
+            <w:tcMar>
+              <w:top w:type="dxa" w:w="22"/>
+              <w:left w:type="dxa" w:w="40"/>
+              <w:bottom w:type="dxa" w:w="22"/>
+              <w:right w:type="dxa" w:w="40"/>
+            </w:tcMar>
+            <w:vAlign w:val="center"/>
+          </w:tcPr>
+          <w:p>
+            <w:pPr>
+              <w:jc w:val="center"/>
+            </w:pPr>
+            <w:r>
+              <w:rPr>
+                <w:rFonts w:ascii="Malgun Gothic" w:cs="Malgun Gothic" w:eastAsia="Malgun Gothic" w:hAnsi="Malgun Gothic"/>
+                <w:b/>
+                <w:bCs/>
+                <w:color w:val="000000"/>
+                <w:sz w:val="15"/>
+                <w:szCs w:val="15"/>
+              </w:rPr>
+              <w:t xml:space="preserve">확인 내용</w:t>
+            </w:r>
+          </w:p>
+        </w:tc>
+      </w:tr>
+      <w:tr>
+        <w:tc>
+          <w:tcPr>
+            <w:tcW w:type="dxa" w:w="2700"/>
+            <w:tcBorders>
+              <w:top w:val="single" w:color="000000" w:sz="6"/>
+              <w:left w:val="single" w:color="000000" w:sz="6"/>
+              <w:bottom w:val="single" w:color="000000" w:sz="6"/>
+              <w:right w:val="single" w:color="000000" w:sz="6"/>
+            </w:tcBorders>
+            <w:tcMar>
+              <w:top w:type="dxa" w:w="22"/>
+              <w:left w:type="dxa" w:w="40"/>
+              <w:bottom w:type="dxa" w:w="22"/>
+              <w:right w:type="dxa" w:w="40"/>
+            </w:tcMar>
+            <w:vAlign w:val="center"/>
+          </w:tcPr>
+          <w:p>
+            <w:pPr>
+              <w:jc w:val="left"/>
+            </w:pPr>
+            <w:r>
+              <w:rPr>
+                <w:rFonts w:ascii="Malgun Gothic" w:cs="Malgun Gothic" w:eastAsia="Malgun Gothic" w:hAnsi="Malgun Gothic"/>
+                <w:b w:val="false"/>
+                <w:bCs w:val="false"/>
+                <w:color w:val="000000"/>
+                <w:sz w:val="15"/>
+                <w:szCs w:val="15"/>
+              </w:rPr>
+              <w:t xml:space="preserve">판매관리대장(급이로봇 시트)</w:t>
+            </w:r>
+          </w:p>
+        </w:tc>
+        <w:tc>
+          <w:tcPr>
+            <w:tcW w:type="dxa" w:w="1500"/>
+            <w:tcBorders>
+              <w:top w:val="single" w:color="000000" w:sz="6"/>
+              <w:left w:val="single" w:color="000000" w:sz="6"/>
+              <w:bottom w:val="single" w:color="000000" w:sz="6"/>
+              <w:right w:val="single" w:color="000000" w:sz="6"/>
+            </w:tcBorders>
+            <w:tcMar>
+              <w:top w:type="dxa" w:w="22"/>
+              <w:left w:type="dxa" w:w="40"/>
+              <w:bottom w:type="dxa" w:w="22"/>
+              <w:right w:type="dxa" w:w="40"/>
+            </w:tcMar>
+            <w:vAlign w:val="center"/>
+          </w:tcPr>
+          <w:p>
+            <w:pPr>
+              <w:jc w:val="center"/>
+            </w:pPr>
+            <w:r>
+              <w:rPr>
+                <w:rFonts w:ascii="Malgun Gothic" w:cs="Malgun Gothic" w:eastAsia="Malgun Gothic" w:hAnsi="Malgun Gothic"/>
+                <w:b w:val="false"/>
+                <w:bCs w:val="false"/>
+                <w:color w:val="000000"/>
+                <w:sz w:val="15"/>
+                <w:szCs w:val="15"/>
+              </w:rPr>
+              <w:t xml:space="preserve">㈜다운</w:t>
+            </w:r>
+          </w:p>
+        </w:tc>
+        <w:tc>
+          <w:tcPr>
+            <w:tcW w:type="dxa" w:w="1100"/>
+            <w:tcBorders>
+              <w:top w:val="single" w:color="000000" w:sz="6"/>
+              <w:left w:val="single" w:color="000000" w:sz="6"/>
+              <w:bottom w:val="single" w:color="000000" w:sz="6"/>
+              <w:right w:val="single" w:color="000000" w:sz="6"/>
+            </w:tcBorders>
+            <w:tcMar>
+              <w:top w:type="dxa" w:w="22"/>
+              <w:left w:type="dxa" w:w="40"/>
+              <w:bottom w:type="dxa" w:w="22"/>
+              <w:right w:type="dxa" w:w="40"/>
+            </w:tcMar>
+            <w:vAlign w:val="center"/>
+          </w:tcPr>
+          <w:p>
+            <w:pPr>
+              <w:jc w:val="center"/>
+            </w:pPr>
+            <w:r>
+              <w:rPr>
+                <w:rFonts w:ascii="Malgun Gothic" w:cs="Malgun Gothic" w:eastAsia="Malgun Gothic" w:hAnsi="Malgun Gothic"/>
+                <w:b w:val="false"/>
+                <w:bCs w:val="false"/>
+                <w:color w:val="000000"/>
+                <w:sz w:val="15"/>
+                <w:szCs w:val="15"/>
+              </w:rPr>
+              <w:t xml:space="preserve">1시트</w:t>
+            </w:r>
+          </w:p>
+        </w:tc>
+        <w:tc>
+          <w:tcPr>
+            <w:tcW w:type="dxa" w:w="5300"/>
+            <w:tcBorders>
+              <w:top w:val="single" w:color="000000" w:sz="6"/>
+              <w:left w:val="single" w:color="000000" w:sz="6"/>
+              <w:bottom w:val="single" w:color="000000" w:sz="6"/>
+              <w:right w:val="single" w:color="000000" w:sz="6"/>
+            </w:tcBorders>
+            <w:tcMar>
+              <w:top w:type="dxa" w:w="22"/>
+              <w:left w:type="dxa" w:w="40"/>
+              <w:bottom w:type="dxa" w:w="22"/>
+              <w:right w:type="dxa" w:w="40"/>
+            </w:tcMar>
+            <w:vAlign w:val="center"/>
+          </w:tcPr>
+          <w:p>
+            <w:pPr>
+              <w:jc w:val="left"/>
+            </w:pPr>
+            <w:r>
+              <w:rPr>
+                <w:rFonts w:ascii="Malgun Gothic" w:cs="Malgun Gothic" w:eastAsia="Malgun Gothic" w:hAnsi="Malgun Gothic"/>
+                <w:b w:val="false"/>
+                <w:bCs w:val="false"/>
+                <w:color w:val="000000"/>
+                <w:sz w:val="15"/>
+                <w:szCs w:val="15"/>
+              </w:rPr>
+              <w:t xml:space="preserve">2017~2024년 보급 농가·수량·공급금액 전건</w:t>
+            </w:r>
+          </w:p>
+        </w:tc>
+      </w:tr>
+      <w:tr>
+        <w:tc>
+          <w:tcPr>
+            <w:tcW w:type="dxa" w:w="2700"/>
+            <w:tcBorders>
+              <w:top w:val="single" w:color="000000" w:sz="6"/>
+              <w:left w:val="single" w:color="000000" w:sz="6"/>
+              <w:bottom w:val="single" w:color="000000" w:sz="6"/>
+              <w:right w:val="single" w:color="000000" w:sz="6"/>
+            </w:tcBorders>
+            <w:tcMar>
+              <w:top w:type="dxa" w:w="22"/>
+              <w:left w:type="dxa" w:w="40"/>
+              <w:bottom w:type="dxa" w:w="22"/>
+              <w:right w:type="dxa" w:w="40"/>
+            </w:tcMar>
+            <w:vAlign w:val="center"/>
+          </w:tcPr>
+          <w:p>
+            <w:pPr>
+              <w:jc w:val="left"/>
+            </w:pPr>
+            <w:r>
+              <w:rPr>
+                <w:rFonts w:ascii="Malgun Gothic" w:cs="Malgun Gothic" w:eastAsia="Malgun Gothic" w:hAnsi="Malgun Gothic"/>
+                <w:b w:val="false"/>
+                <w:bCs w:val="false"/>
+                <w:color w:val="000000"/>
+                <w:sz w:val="15"/>
+                <w:szCs w:val="15"/>
+              </w:rPr>
+              <w:t xml:space="preserve">전자세금계산서 모음</w:t>
+            </w:r>
+          </w:p>
+        </w:tc>
+        <w:tc>
+          <w:tcPr>
+            <w:tcW w:type="dxa" w:w="1500"/>
+            <w:tcBorders>
+              <w:top w:val="single" w:color="000000" w:sz="6"/>
+              <w:left w:val="single" w:color="000000" w:sz="6"/>
+              <w:bottom w:val="single" w:color="000000" w:sz="6"/>
+              <w:right w:val="single" w:color="000000" w:sz="6"/>
+            </w:tcBorders>
+            <w:tcMar>
+              <w:top w:type="dxa" w:w="22"/>
+              <w:left w:type="dxa" w:w="40"/>
+              <w:bottom w:type="dxa" w:w="22"/>
+              <w:right w:type="dxa" w:w="40"/>
+            </w:tcMar>
+            <w:vAlign w:val="center"/>
+          </w:tcPr>
+          <w:p>
+            <w:pPr>
+              <w:jc w:val="center"/>
+            </w:pPr>
+            <w:r>
+              <w:rPr>
+                <w:rFonts w:ascii="Malgun Gothic" w:cs="Malgun Gothic" w:eastAsia="Malgun Gothic" w:hAnsi="Malgun Gothic"/>
+                <w:b w:val="false"/>
+                <w:bCs w:val="false"/>
+                <w:color w:val="000000"/>
+                <w:sz w:val="15"/>
+                <w:szCs w:val="15"/>
+              </w:rPr>
+              <w:t xml:space="preserve">㈜다운(국세청 발행)</w:t>
+            </w:r>
+          </w:p>
+        </w:tc>
+        <w:tc>
+          <w:tcPr>
+            <w:tcW w:type="dxa" w:w="1100"/>
+            <w:tcBorders>
+              <w:top w:val="single" w:color="000000" w:sz="6"/>
+              <w:left w:val="single" w:color="000000" w:sz="6"/>
+              <w:bottom w:val="single" w:color="000000" w:sz="6"/>
+              <w:right w:val="single" w:color="000000" w:sz="6"/>
+            </w:tcBorders>
+            <w:tcMar>
+              <w:top w:type="dxa" w:w="22"/>
+              <w:left w:type="dxa" w:w="40"/>
+              <w:bottom w:type="dxa" w:w="22"/>
+              <w:right w:type="dxa" w:w="40"/>
+            </w:tcMar>
+            <w:vAlign w:val="center"/>
+          </w:tcPr>
+          <w:p>
+            <w:pPr>
+              <w:jc w:val="center"/>
+            </w:pPr>
+            <w:r>
+              <w:rPr>
+                <w:rFonts w:ascii="Malgun Gothic" w:cs="Malgun Gothic" w:eastAsia="Malgun Gothic" w:hAnsi="Malgun Gothic"/>
+                <w:b w:val="false"/>
+                <w:bCs w:val="false"/>
+                <w:color w:val="000000"/>
+                <w:sz w:val="15"/>
+                <w:szCs w:val="15"/>
+              </w:rPr>
+              <w:t xml:space="preserve">46면</w:t>
+            </w:r>
+          </w:p>
+        </w:tc>
+        <w:tc>
+          <w:tcPr>
+            <w:tcW w:type="dxa" w:w="5300"/>
+            <w:tcBorders>
+              <w:top w:val="single" w:color="000000" w:sz="6"/>
+              <w:left w:val="single" w:color="000000" w:sz="6"/>
+              <w:bottom w:val="single" w:color="000000" w:sz="6"/>
+              <w:right w:val="single" w:color="000000" w:sz="6"/>
+            </w:tcBorders>
+            <w:tcMar>
+              <w:top w:type="dxa" w:w="22"/>
+              <w:left w:type="dxa" w:w="40"/>
+              <w:bottom w:type="dxa" w:w="22"/>
+              <w:right w:type="dxa" w:w="40"/>
+            </w:tcMar>
+            <w:vAlign w:val="center"/>
+          </w:tcPr>
+          <w:p>
+            <w:pPr>
+              <w:jc w:val="left"/>
+            </w:pPr>
+            <w:r>
+              <w:rPr>
+                <w:rFonts w:ascii="Malgun Gothic" w:cs="Malgun Gothic" w:eastAsia="Malgun Gothic" w:hAnsi="Malgun Gothic"/>
+                <w:b w:val="false"/>
+                <w:bCs w:val="false"/>
+                <w:color w:val="000000"/>
+                <w:sz w:val="15"/>
+                <w:szCs w:val="15"/>
+              </w:rPr>
+              <w:t xml:space="preserve">대장 각 행에 대응하는 실거래 증빙</w:t>
+            </w:r>
+          </w:p>
+        </w:tc>
+      </w:tr>
+      <w:tr>
+        <w:tc>
+          <w:tcPr>
+            <w:tcW w:type="dxa" w:w="2700"/>
+            <w:tcBorders>
+              <w:top w:val="single" w:color="000000" w:sz="6"/>
+              <w:left w:val="single" w:color="000000" w:sz="6"/>
+              <w:bottom w:val="single" w:color="000000" w:sz="6"/>
+              <w:right w:val="single" w:color="000000" w:sz="6"/>
+            </w:tcBorders>
+            <w:tcMar>
+              <w:top w:type="dxa" w:w="22"/>
+              <w:left w:type="dxa" w:w="40"/>
+              <w:bottom w:type="dxa" w:w="22"/>
+              <w:right w:type="dxa" w:w="40"/>
+            </w:tcMar>
+            <w:vAlign w:val="center"/>
+          </w:tcPr>
+          <w:p>
+            <w:pPr>
+              <w:jc w:val="left"/>
+            </w:pPr>
+            <w:r>
+              <w:rPr>
+                <w:rFonts w:ascii="Malgun Gothic" w:cs="Malgun Gothic" w:eastAsia="Malgun Gothic" w:hAnsi="Malgun Gothic"/>
+                <w:b w:val="false"/>
+                <w:bCs w:val="false"/>
+                <w:color w:val="000000"/>
+                <w:sz w:val="15"/>
+                <w:szCs w:val="15"/>
+              </w:rPr>
+              <w:t xml:space="preserve">부가가치세 신고서</w:t>
+            </w:r>
+          </w:p>
+        </w:tc>
+        <w:tc>
+          <w:tcPr>
+            <w:tcW w:type="dxa" w:w="1500"/>
+            <w:tcBorders>
+              <w:top w:val="single" w:color="000000" w:sz="6"/>
+              <w:left w:val="single" w:color="000000" w:sz="6"/>
+              <w:bottom w:val="single" w:color="000000" w:sz="6"/>
+              <w:right w:val="single" w:color="000000" w:sz="6"/>
+            </w:tcBorders>
+            <w:tcMar>
+              <w:top w:type="dxa" w:w="22"/>
+              <w:left w:type="dxa" w:w="40"/>
+              <w:bottom w:type="dxa" w:w="22"/>
+              <w:right w:type="dxa" w:w="40"/>
+            </w:tcMar>
+            <w:vAlign w:val="center"/>
+          </w:tcPr>
+          <w:p>
+            <w:pPr>
+              <w:jc w:val="center"/>
+            </w:pPr>
+            <w:r>
+              <w:rPr>
+                <w:rFonts w:ascii="Malgun Gothic" w:cs="Malgun Gothic" w:eastAsia="Malgun Gothic" w:hAnsi="Malgun Gothic"/>
+                <w:b w:val="false"/>
+                <w:bCs w:val="false"/>
+                <w:color w:val="000000"/>
+                <w:sz w:val="15"/>
+                <w:szCs w:val="15"/>
+              </w:rPr>
+              <w:t xml:space="preserve">㈜다운(’20년 2기)</w:t>
+            </w:r>
+          </w:p>
+        </w:tc>
+        <w:tc>
+          <w:tcPr>
+            <w:tcW w:type="dxa" w:w="1100"/>
+            <w:tcBorders>
+              <w:top w:val="single" w:color="000000" w:sz="6"/>
+              <w:left w:val="single" w:color="000000" w:sz="6"/>
+              <w:bottom w:val="single" w:color="000000" w:sz="6"/>
+              <w:right w:val="single" w:color="000000" w:sz="6"/>
+            </w:tcBorders>
+            <w:tcMar>
+              <w:top w:type="dxa" w:w="22"/>
+              <w:left w:type="dxa" w:w="40"/>
+              <w:bottom w:type="dxa" w:w="22"/>
+              <w:right w:type="dxa" w:w="40"/>
+            </w:tcMar>
+            <w:vAlign w:val="center"/>
+          </w:tcPr>
+          <w:p>
+            <w:pPr>
+              <w:jc w:val="center"/>
+            </w:pPr>
+            <w:r>
+              <w:rPr>
+                <w:rFonts w:ascii="Malgun Gothic" w:cs="Malgun Gothic" w:eastAsia="Malgun Gothic" w:hAnsi="Malgun Gothic"/>
+                <w:b w:val="false"/>
+                <w:bCs w:val="false"/>
+                <w:color w:val="000000"/>
+                <w:sz w:val="15"/>
+                <w:szCs w:val="15"/>
+              </w:rPr>
+              <w:t xml:space="preserve">1부</w:t>
+            </w:r>
+          </w:p>
+        </w:tc>
+        <w:tc>
+          <w:tcPr>
+            <w:tcW w:type="dxa" w:w="5300"/>
+            <w:tcBorders>
+              <w:top w:val="single" w:color="000000" w:sz="6"/>
+              <w:left w:val="single" w:color="000000" w:sz="6"/>
+              <w:bottom w:val="single" w:color="000000" w:sz="6"/>
+              <w:right w:val="single" w:color="000000" w:sz="6"/>
+            </w:tcBorders>
+            <w:tcMar>
+              <w:top w:type="dxa" w:w="22"/>
+              <w:left w:type="dxa" w:w="40"/>
+              <w:bottom w:type="dxa" w:w="22"/>
+              <w:right w:type="dxa" w:w="40"/>
+            </w:tcMar>
+            <w:vAlign w:val="center"/>
+          </w:tcPr>
+          <w:p>
+            <w:pPr>
+              <w:jc w:val="left"/>
+            </w:pPr>
+            <w:r>
+              <w:rPr>
+                <w:rFonts w:ascii="Malgun Gothic" w:cs="Malgun Gothic" w:eastAsia="Malgun Gothic" w:hAnsi="Malgun Gothic"/>
+                <w:b w:val="false"/>
+                <w:bCs w:val="false"/>
+                <w:color w:val="000000"/>
+                <w:sz w:val="15"/>
+                <w:szCs w:val="15"/>
+              </w:rPr>
+              <w:t xml:space="preserve">세금계산서 대신 카드로 결제된 4건(1.5억)의 매출 증빙</w:t>
+            </w:r>
+          </w:p>
+        </w:tc>
+      </w:tr>
+    </w:tbl>
+    <w:p>
+      <w:pPr>
+        <w:spacing w:after="70" w:before="200"/>
+      </w:pPr>
+      <w:r>
+        <w:rPr>
+          <w:rFonts w:ascii="Malgun Gothic" w:cs="Malgun Gothic" w:eastAsia="Malgun Gothic" w:hAnsi="Malgun Gothic"/>
+          <w:b/>
+          <w:bCs/>
+          <w:color w:val="000000"/>
+          <w:sz w:val="22"/>
+          <w:szCs w:val="22"/>
+        </w:rPr>
+        <w:t xml:space="preserve">□ 대장 집계 결과</w:t>
+      </w:r>
+    </w:p>
+    <w:tbl>
+      <w:tblPr>
+        <w:tblW w:type="dxa" w:w="10600"/>
+        <w:tblBorders>
+          <w:top w:val="single" w:color="auto" w:sz="4"/>
+          <w:left w:val="single" w:color="auto" w:sz="4"/>
+          <w:bottom w:val="single" w:color="auto" w:sz="4"/>
+          <w:right w:val="single" w:color="auto" w:sz="4"/>
+          <w:insideH w:val="single" w:color="auto" w:sz="4"/>
+          <w:insideV w:val="single" w:color="auto" w:sz="4"/>
+        </w:tblBorders>
+      </w:tblPr>
+      <w:tblGrid>
+        <w:gridCol w:w="2700"/>
+        <w:gridCol w:w="2700"/>
+        <w:gridCol w:w="5200"/>
+      </w:tblGrid>
+      <w:tr>
+        <w:tc>
+          <w:tcPr>
+            <w:tcW w:type="dxa" w:w="2700"/>
+            <w:tcBorders>
+              <w:top w:val="single" w:color="000000" w:sz="6"/>
+              <w:left w:val="single" w:color="000000" w:sz="6"/>
+              <w:bottom w:val="single" w:color="000000" w:sz="6"/>
+              <w:right w:val="single" w:color="000000" w:sz="6"/>
+            </w:tcBorders>
+            <w:shd w:fill="EFEFEF" w:color="auto" w:val="clear"/>
+            <w:tcMar>
+              <w:top w:type="dxa" w:w="22"/>
+              <w:left w:type="dxa" w:w="40"/>
+              <w:bottom w:type="dxa" w:w="22"/>
+              <w:right w:type="dxa" w:w="40"/>
+            </w:tcMar>
+            <w:vAlign w:val="center"/>
+          </w:tcPr>
+          <w:p>
+            <w:pPr>
+              <w:jc w:val="center"/>
+            </w:pPr>
+            <w:r>
+              <w:rPr>
+                <w:rFonts w:ascii="Malgun Gothic" w:cs="Malgun Gothic" w:eastAsia="Malgun Gothic" w:hAnsi="Malgun Gothic"/>
+                <w:b/>
+                <w:bCs/>
+                <w:color w:val="000000"/>
+                <w:sz w:val="15"/>
+                <w:szCs w:val="15"/>
+              </w:rPr>
+              <w:t xml:space="preserve">항목</w:t>
+            </w:r>
+          </w:p>
+        </w:tc>
+        <w:tc>
+          <w:tcPr>
+            <w:tcW w:type="dxa" w:w="2700"/>
+            <w:tcBorders>
+              <w:top w:val="single" w:color="000000" w:sz="6"/>
+              <w:left w:val="single" w:color="000000" w:sz="6"/>
+              <w:bottom w:val="single" w:color="000000" w:sz="6"/>
+              <w:right w:val="single" w:color="000000" w:sz="6"/>
+            </w:tcBorders>
+            <w:shd w:fill="EFEFEF" w:color="auto" w:val="clear"/>
+            <w:tcMar>
+              <w:top w:type="dxa" w:w="22"/>
+              <w:left w:type="dxa" w:w="40"/>
+              <w:bottom w:type="dxa" w:w="22"/>
+              <w:right w:type="dxa" w:w="40"/>
+            </w:tcMar>
+            <w:vAlign w:val="center"/>
+          </w:tcPr>
+          <w:p>
+            <w:pPr>
+              <w:jc w:val="center"/>
+            </w:pPr>
+            <w:r>
+              <w:rPr>
+                <w:rFonts w:ascii="Malgun Gothic" w:cs="Malgun Gothic" w:eastAsia="Malgun Gothic" w:hAnsi="Malgun Gothic"/>
+                <w:b/>
+                <w:bCs/>
+                <w:color w:val="000000"/>
+                <w:sz w:val="15"/>
+                <w:szCs w:val="15"/>
+              </w:rPr>
+              <w:t xml:space="preserve">수치</w:t>
+            </w:r>
+          </w:p>
+        </w:tc>
+        <w:tc>
+          <w:tcPr>
+            <w:tcW w:type="dxa" w:w="5200"/>
+            <w:tcBorders>
+              <w:top w:val="single" w:color="000000" w:sz="6"/>
+              <w:left w:val="single" w:color="000000" w:sz="6"/>
+              <w:bottom w:val="single" w:color="000000" w:sz="6"/>
+              <w:right w:val="single" w:color="000000" w:sz="6"/>
+            </w:tcBorders>
+            <w:shd w:fill="EFEFEF" w:color="auto" w:val="clear"/>
+            <w:tcMar>
+              <w:top w:type="dxa" w:w="22"/>
+              <w:left w:type="dxa" w:w="40"/>
+              <w:bottom w:type="dxa" w:w="22"/>
+              <w:right w:type="dxa" w:w="40"/>
+            </w:tcMar>
+            <w:vAlign w:val="center"/>
+          </w:tcPr>
+          <w:p>
+            <w:pPr>
+              <w:jc w:val="center"/>
+            </w:pPr>
+            <w:r>
+              <w:rPr>
+                <w:rFonts w:ascii="Malgun Gothic" w:cs="Malgun Gothic" w:eastAsia="Malgun Gothic" w:hAnsi="Malgun Gothic"/>
+                <w:b/>
+                <w:bCs/>
+                <w:color w:val="000000"/>
+                <w:sz w:val="15"/>
+                <w:szCs w:val="15"/>
+              </w:rPr>
+              <w:t xml:space="preserve">내용</w:t>
+            </w:r>
+          </w:p>
+        </w:tc>
+      </w:tr>
+      <w:tr>
+        <w:tc>
+          <w:tcPr>
+            <w:tcW w:type="dxa" w:w="2700"/>
+            <w:tcBorders>
+              <w:top w:val="single" w:color="000000" w:sz="6"/>
+              <w:left w:val="single" w:color="000000" w:sz="6"/>
+              <w:bottom w:val="single" w:color="000000" w:sz="6"/>
+              <w:right w:val="single" w:color="000000" w:sz="6"/>
+            </w:tcBorders>
+            <w:tcMar>
+              <w:top w:type="dxa" w:w="22"/>
+              <w:left w:type="dxa" w:w="40"/>
+              <w:bottom w:type="dxa" w:w="22"/>
+              <w:right w:type="dxa" w:w="40"/>
+            </w:tcMar>
+            <w:vAlign w:val="center"/>
+          </w:tcPr>
+          <w:p>
+            <w:pPr>
+              <w:jc w:val="left"/>
+            </w:pPr>
+            <w:r>
+              <w:rPr>
+                <w:rFonts w:ascii="Malgun Gothic" w:cs="Malgun Gothic" w:eastAsia="Malgun Gothic" w:hAnsi="Malgun Gothic"/>
+                <w:b w:val="false"/>
+                <w:bCs w:val="false"/>
+                <w:color w:val="000000"/>
+                <w:sz w:val="15"/>
+                <w:szCs w:val="15"/>
+              </w:rPr>
+              <w:t xml:space="preserve">국내 보급</w:t>
+            </w:r>
+          </w:p>
+        </w:tc>
+        <w:tc>
+          <w:tcPr>
+            <w:tcW w:type="dxa" w:w="2700"/>
+            <w:tcBorders>
+              <w:top w:val="single" w:color="000000" w:sz="6"/>
+              <w:left w:val="single" w:color="000000" w:sz="6"/>
+              <w:bottom w:val="single" w:color="000000" w:sz="6"/>
+              <w:right w:val="single" w:color="000000" w:sz="6"/>
+            </w:tcBorders>
+            <w:tcMar>
+              <w:top w:type="dxa" w:w="22"/>
+              <w:left w:type="dxa" w:w="40"/>
+              <w:bottom w:type="dxa" w:w="22"/>
+              <w:right w:type="dxa" w:w="40"/>
+            </w:tcMar>
+            <w:vAlign w:val="center"/>
+          </w:tcPr>
+          <w:p>
+            <w:pPr>
+              <w:jc w:val="center"/>
+            </w:pPr>
+            <w:r>
+              <w:rPr>
+                <w:rFonts w:ascii="Malgun Gothic" w:cs="Malgun Gothic" w:eastAsia="Malgun Gothic" w:hAnsi="Malgun Gothic"/>
+                <w:b w:val="false"/>
+                <w:bCs w:val="false"/>
+                <w:color w:val="000000"/>
+                <w:sz w:val="15"/>
+                <w:szCs w:val="15"/>
+              </w:rPr>
+              <w:t xml:space="preserve">50개소</w:t>
+            </w:r>
+          </w:p>
+        </w:tc>
+        <w:tc>
+          <w:tcPr>
+            <w:tcW w:type="dxa" w:w="5200"/>
+            <w:tcBorders>
+              <w:top w:val="single" w:color="000000" w:sz="6"/>
+              <w:left w:val="single" w:color="000000" w:sz="6"/>
+              <w:bottom w:val="single" w:color="000000" w:sz="6"/>
+              <w:right w:val="single" w:color="000000" w:sz="6"/>
+            </w:tcBorders>
+            <w:tcMar>
+              <w:top w:type="dxa" w:w="22"/>
+              <w:left w:type="dxa" w:w="40"/>
+              <w:bottom w:type="dxa" w:w="22"/>
+              <w:right w:type="dxa" w:w="40"/>
+            </w:tcMar>
+            <w:vAlign w:val="center"/>
+          </w:tcPr>
+          <w:p>
+            <w:pPr>
+              <w:jc w:val="left"/>
+            </w:pPr>
+            <w:r>
+              <w:rPr>
+                <w:rFonts w:ascii="Malgun Gothic" w:cs="Malgun Gothic" w:eastAsia="Malgun Gothic" w:hAnsi="Malgun Gothic"/>
+                <w:b w:val="false"/>
+                <w:bCs w:val="false"/>
+                <w:color w:val="000000"/>
+                <w:sz w:val="15"/>
+                <w:szCs w:val="15"/>
+              </w:rPr>
+              <w:t xml:space="preserve">2017 ~ 2024년 · 2019~2020년 30개소로 정점</w:t>
+            </w:r>
+          </w:p>
+        </w:tc>
+      </w:tr>
+      <w:tr>
+        <w:tc>
+          <w:tcPr>
+            <w:tcW w:type="dxa" w:w="2700"/>
+            <w:tcBorders>
+              <w:top w:val="single" w:color="000000" w:sz="6"/>
+              <w:left w:val="single" w:color="000000" w:sz="6"/>
+              <w:bottom w:val="single" w:color="000000" w:sz="6"/>
+              <w:right w:val="single" w:color="000000" w:sz="6"/>
+            </w:tcBorders>
+            <w:tcMar>
+              <w:top w:type="dxa" w:w="22"/>
+              <w:left w:type="dxa" w:w="40"/>
+              <w:bottom w:type="dxa" w:w="22"/>
+              <w:right w:type="dxa" w:w="40"/>
+            </w:tcMar>
+            <w:vAlign w:val="center"/>
+          </w:tcPr>
+          <w:p>
+            <w:pPr>
+              <w:jc w:val="left"/>
+            </w:pPr>
+            <w:r>
+              <w:rPr>
+                <w:rFonts w:ascii="Malgun Gothic" w:cs="Malgun Gothic" w:eastAsia="Malgun Gothic" w:hAnsi="Malgun Gothic"/>
+                <w:b w:val="false"/>
+                <w:bCs w:val="false"/>
+                <w:color w:val="000000"/>
+                <w:sz w:val="15"/>
+                <w:szCs w:val="15"/>
+              </w:rPr>
+              <w:t xml:space="preserve">공급금액 합계</w:t>
+            </w:r>
+          </w:p>
+        </w:tc>
+        <w:tc>
+          <w:tcPr>
+            <w:tcW w:type="dxa" w:w="2700"/>
+            <w:tcBorders>
+              <w:top w:val="single" w:color="000000" w:sz="6"/>
+              <w:left w:val="single" w:color="000000" w:sz="6"/>
+              <w:bottom w:val="single" w:color="000000" w:sz="6"/>
+              <w:right w:val="single" w:color="000000" w:sz="6"/>
+            </w:tcBorders>
+            <w:tcMar>
+              <w:top w:type="dxa" w:w="22"/>
+              <w:left w:type="dxa" w:w="40"/>
+              <w:bottom w:type="dxa" w:w="22"/>
+              <w:right w:type="dxa" w:w="40"/>
+            </w:tcMar>
+            <w:vAlign w:val="center"/>
+          </w:tcPr>
+          <w:p>
+            <w:pPr>
+              <w:jc w:val="center"/>
+            </w:pPr>
+            <w:r>
+              <w:rPr>
+                <w:rFonts w:ascii="Malgun Gothic" w:cs="Malgun Gothic" w:eastAsia="Malgun Gothic" w:hAnsi="Malgun Gothic"/>
+                <w:b w:val="false"/>
+                <w:bCs w:val="false"/>
+                <w:color w:val="000000"/>
+                <w:sz w:val="15"/>
+                <w:szCs w:val="15"/>
+              </w:rPr>
+              <w:t xml:space="preserve">약 27억원</w:t>
+            </w:r>
+          </w:p>
+        </w:tc>
+        <w:tc>
+          <w:tcPr>
+            <w:tcW w:type="dxa" w:w="5200"/>
+            <w:tcBorders>
+              <w:top w:val="single" w:color="000000" w:sz="6"/>
+              <w:left w:val="single" w:color="000000" w:sz="6"/>
+              <w:bottom w:val="single" w:color="000000" w:sz="6"/>
+              <w:right w:val="single" w:color="000000" w:sz="6"/>
+            </w:tcBorders>
+            <w:tcMar>
+              <w:top w:type="dxa" w:w="22"/>
+              <w:left w:type="dxa" w:w="40"/>
+              <w:bottom w:type="dxa" w:w="22"/>
+              <w:right w:type="dxa" w:w="40"/>
+            </w:tcMar>
+            <w:vAlign w:val="center"/>
+          </w:tcPr>
+          <w:p>
+            <w:pPr>
+              <w:jc w:val="left"/>
+            </w:pPr>
+            <w:r>
+              <w:rPr>
+                <w:rFonts w:ascii="Malgun Gothic" w:cs="Malgun Gothic" w:eastAsia="Malgun Gothic" w:hAnsi="Malgun Gothic"/>
+                <w:b w:val="false"/>
+                <w:bCs w:val="false"/>
+                <w:color w:val="000000"/>
+                <w:sz w:val="15"/>
+                <w:szCs w:val="15"/>
+              </w:rPr>
+              <w:t xml:space="preserve">2,703,563,636원</w:t>
+            </w:r>
+          </w:p>
+        </w:tc>
+      </w:tr>
+      <w:tr>
+        <w:tc>
+          <w:tcPr>
+            <w:tcW w:type="dxa" w:w="2700"/>
+            <w:tcBorders>
+              <w:top w:val="single" w:color="000000" w:sz="6"/>
+              <w:left w:val="single" w:color="000000" w:sz="6"/>
+              <w:bottom w:val="single" w:color="000000" w:sz="6"/>
+              <w:right w:val="single" w:color="000000" w:sz="6"/>
+            </w:tcBorders>
+            <w:tcMar>
+              <w:top w:type="dxa" w:w="22"/>
+              <w:left w:type="dxa" w:w="40"/>
+              <w:bottom w:type="dxa" w:w="22"/>
+              <w:right w:type="dxa" w:w="40"/>
+            </w:tcMar>
+            <w:vAlign w:val="center"/>
+          </w:tcPr>
+          <w:p>
+            <w:pPr>
+              <w:jc w:val="left"/>
+            </w:pPr>
+            <w:r>
+              <w:rPr>
+                <w:rFonts w:ascii="Malgun Gothic" w:cs="Malgun Gothic" w:eastAsia="Malgun Gothic" w:hAnsi="Malgun Gothic"/>
+                <w:b w:val="false"/>
+                <w:bCs w:val="false"/>
+                <w:color w:val="000000"/>
+                <w:sz w:val="15"/>
+                <w:szCs w:val="15"/>
+              </w:rPr>
+              <w:t xml:space="preserve">공동 구매</w:t>
+            </w:r>
+          </w:p>
+        </w:tc>
+        <w:tc>
+          <w:tcPr>
+            <w:tcW w:type="dxa" w:w="2700"/>
+            <w:tcBorders>
+              <w:top w:val="single" w:color="000000" w:sz="6"/>
+              <w:left w:val="single" w:color="000000" w:sz="6"/>
+              <w:bottom w:val="single" w:color="000000" w:sz="6"/>
+              <w:right w:val="single" w:color="000000" w:sz="6"/>
+            </w:tcBorders>
+            <w:tcMar>
+              <w:top w:type="dxa" w:w="22"/>
+              <w:left w:type="dxa" w:w="40"/>
+              <w:bottom w:type="dxa" w:w="22"/>
+              <w:right w:type="dxa" w:w="40"/>
+            </w:tcMar>
+            <w:vAlign w:val="center"/>
+          </w:tcPr>
+          <w:p>
+            <w:pPr>
+              <w:jc w:val="center"/>
+            </w:pPr>
+            <w:r>
+              <w:rPr>
+                <w:rFonts w:ascii="Malgun Gothic" w:cs="Malgun Gothic" w:eastAsia="Malgun Gothic" w:hAnsi="Malgun Gothic"/>
+                <w:b w:val="false"/>
+                <w:bCs w:val="false"/>
+                <w:color w:val="000000"/>
+                <w:sz w:val="15"/>
+                <w:szCs w:val="15"/>
+              </w:rPr>
+              <w:t xml:space="preserve">1건 2개소</w:t>
+            </w:r>
+          </w:p>
+        </w:tc>
+        <w:tc>
+          <w:tcPr>
+            <w:tcW w:type="dxa" w:w="5200"/>
+            <w:tcBorders>
+              <w:top w:val="single" w:color="000000" w:sz="6"/>
+              <w:left w:val="single" w:color="000000" w:sz="6"/>
+              <w:bottom w:val="single" w:color="000000" w:sz="6"/>
+              <w:right w:val="single" w:color="000000" w:sz="6"/>
+            </w:tcBorders>
+            <w:tcMar>
+              <w:top w:type="dxa" w:w="22"/>
+              <w:left w:type="dxa" w:w="40"/>
+              <w:bottom w:type="dxa" w:w="22"/>
+              <w:right w:type="dxa" w:w="40"/>
+            </w:tcMar>
+            <w:vAlign w:val="center"/>
+          </w:tcPr>
+          <w:p>
+            <w:pPr>
+              <w:jc w:val="left"/>
+            </w:pPr>
+            <w:r>
+              <w:rPr>
+                <w:rFonts w:ascii="Malgun Gothic" w:cs="Malgun Gothic" w:eastAsia="Malgun Gothic" w:hAnsi="Malgun Gothic"/>
+                <w:b w:val="false"/>
+                <w:bCs w:val="false"/>
+                <w:color w:val="000000"/>
+                <w:sz w:val="15"/>
+                <w:szCs w:val="15"/>
+              </w:rPr>
+              <w:t xml:space="preserve">2017년 이종숙 외 1명 — 2개 농가가 공동으로 도입</w:t>
+            </w:r>
+          </w:p>
+        </w:tc>
+      </w:tr>
+      <w:tr>
+        <w:tc>
+          <w:tcPr>
+            <w:tcW w:type="dxa" w:w="2700"/>
+            <w:tcBorders>
+              <w:top w:val="single" w:color="000000" w:sz="6"/>
+              <w:left w:val="single" w:color="000000" w:sz="6"/>
+              <w:bottom w:val="single" w:color="000000" w:sz="6"/>
+              <w:right w:val="single" w:color="000000" w:sz="6"/>
+            </w:tcBorders>
+            <w:tcMar>
+              <w:top w:type="dxa" w:w="22"/>
+              <w:left w:type="dxa" w:w="40"/>
+              <w:bottom w:type="dxa" w:w="22"/>
+              <w:right w:type="dxa" w:w="40"/>
+            </w:tcMar>
+            <w:vAlign w:val="center"/>
+          </w:tcPr>
+          <w:p>
+            <w:pPr>
+              <w:jc w:val="left"/>
+            </w:pPr>
+            <w:r>
+              <w:rPr>
+                <w:rFonts w:ascii="Malgun Gothic" w:cs="Malgun Gothic" w:eastAsia="Malgun Gothic" w:hAnsi="Malgun Gothic"/>
+                <w:b w:val="false"/>
+                <w:bCs w:val="false"/>
+                <w:color w:val="000000"/>
+                <w:sz w:val="15"/>
+                <w:szCs w:val="15"/>
+              </w:rPr>
+              <w:t xml:space="preserve">수출</w:t>
+            </w:r>
+          </w:p>
+        </w:tc>
+        <w:tc>
+          <w:tcPr>
+            <w:tcW w:type="dxa" w:w="2700"/>
+            <w:tcBorders>
+              <w:top w:val="single" w:color="000000" w:sz="6"/>
+              <w:left w:val="single" w:color="000000" w:sz="6"/>
+              <w:bottom w:val="single" w:color="000000" w:sz="6"/>
+              <w:right w:val="single" w:color="000000" w:sz="6"/>
+            </w:tcBorders>
+            <w:tcMar>
+              <w:top w:type="dxa" w:w="22"/>
+              <w:left w:type="dxa" w:w="40"/>
+              <w:bottom w:type="dxa" w:w="22"/>
+              <w:right w:type="dxa" w:w="40"/>
+            </w:tcMar>
+            <w:vAlign w:val="center"/>
+          </w:tcPr>
+          <w:p>
+            <w:pPr>
+              <w:jc w:val="center"/>
+            </w:pPr>
+            <w:r>
+              <w:rPr>
+                <w:rFonts w:ascii="Malgun Gothic" w:cs="Malgun Gothic" w:eastAsia="Malgun Gothic" w:hAnsi="Malgun Gothic"/>
+                <w:b w:val="false"/>
+                <w:bCs w:val="false"/>
+                <w:color w:val="000000"/>
+                <w:sz w:val="15"/>
+                <w:szCs w:val="15"/>
+              </w:rPr>
+              <w:t xml:space="preserve">동반 선적</w:t>
+            </w:r>
+          </w:p>
+        </w:tc>
+        <w:tc>
+          <w:tcPr>
+            <w:tcW w:type="dxa" w:w="5200"/>
+            <w:tcBorders>
+              <w:top w:val="single" w:color="000000" w:sz="6"/>
+              <w:left w:val="single" w:color="000000" w:sz="6"/>
+              <w:bottom w:val="single" w:color="000000" w:sz="6"/>
+              <w:right w:val="single" w:color="000000" w:sz="6"/>
+            </w:tcBorders>
+            <w:tcMar>
+              <w:top w:type="dxa" w:w="22"/>
+              <w:left w:type="dxa" w:w="40"/>
+              <w:bottom w:type="dxa" w:w="22"/>
+              <w:right w:type="dxa" w:w="40"/>
+            </w:tcMar>
+            <w:vAlign w:val="center"/>
+          </w:tcPr>
+          <w:p>
+            <w:pPr>
+              <w:jc w:val="left"/>
+            </w:pPr>
+            <w:r>
+              <w:rPr>
+                <w:rFonts w:ascii="Malgun Gothic" w:cs="Malgun Gothic" w:eastAsia="Malgun Gothic" w:hAnsi="Malgun Gothic"/>
+                <w:b w:val="false"/>
+                <w:bCs w:val="false"/>
+                <w:color w:val="000000"/>
+                <w:sz w:val="15"/>
+                <w:szCs w:val="15"/>
+              </w:rPr>
+              <w:t xml:space="preserve">Cow feed pusher ‘Mileo’ 1대, 로봇착유기와 함께 러시아 선적(’25. 11.)</w:t>
+            </w:r>
+          </w:p>
+        </w:tc>
+      </w:tr>
+    </w:tbl>
+    <w:p>
+      <w:pPr>
+        <w:spacing w:after="70" w:before="200"/>
+      </w:pPr>
+      <w:r>
+        <w:rPr>
+          <w:rFonts w:ascii="Malgun Gothic" w:cs="Malgun Gothic" w:eastAsia="Malgun Gothic" w:hAnsi="Malgun Gothic"/>
+          <w:b/>
+          <w:bCs/>
+          <w:color w:val="000000"/>
+          <w:sz w:val="22"/>
+          <w:szCs w:val="22"/>
+        </w:rPr>
+        <w:t xml:space="preserve">□ 특기 사항</w:t>
+      </w:r>
+    </w:p>
+    <w:tbl>
+      <w:tblPr>
+        <w:tblW w:type="dxa" w:w="10600"/>
+        <w:tblBorders>
+          <w:top w:val="single" w:color="auto" w:sz="4"/>
+          <w:left w:val="single" w:color="auto" w:sz="4"/>
+          <w:bottom w:val="single" w:color="auto" w:sz="4"/>
+          <w:right w:val="single" w:color="auto" w:sz="4"/>
+          <w:insideH w:val="single" w:color="auto" w:sz="4"/>
+          <w:insideV w:val="single" w:color="auto" w:sz="4"/>
+        </w:tblBorders>
+      </w:tblPr>
+      <w:tblGrid>
+        <w:gridCol w:w="2200"/>
+        <w:gridCol w:w="8400"/>
+      </w:tblGrid>
+      <w:tr>
+        <w:tc>
+          <w:tcPr>
+            <w:tcW w:type="dxa" w:w="2200"/>
+            <w:tcBorders>
+              <w:top w:val="single" w:color="000000" w:sz="6"/>
+              <w:left w:val="single" w:color="000000" w:sz="6"/>
+              <w:bottom w:val="single" w:color="000000" w:sz="6"/>
+              <w:right w:val="single" w:color="000000" w:sz="6"/>
+            </w:tcBorders>
+            <w:shd w:fill="EFEFEF" w:color="auto" w:val="clear"/>
+            <w:tcMar>
+              <w:top w:type="dxa" w:w="22"/>
+              <w:left w:type="dxa" w:w="40"/>
+              <w:bottom w:type="dxa" w:w="22"/>
+              <w:right w:type="dxa" w:w="40"/>
+            </w:tcMar>
+            <w:vAlign w:val="center"/>
+          </w:tcPr>
+          <w:p>
+            <w:pPr>
+              <w:jc w:val="center"/>
+            </w:pPr>
+            <w:r>
+              <w:rPr>
+                <w:rFonts w:ascii="Malgun Gothic" w:cs="Malgun Gothic" w:eastAsia="Malgun Gothic" w:hAnsi="Malgun Gothic"/>
+                <w:b/>
+                <w:bCs/>
+                <w:color w:val="000000"/>
+                <w:sz w:val="15"/>
+                <w:szCs w:val="15"/>
+              </w:rPr>
+              <w:t xml:space="preserve">구분</w:t>
+            </w:r>
+          </w:p>
+        </w:tc>
+        <w:tc>
+          <w:tcPr>
+            <w:tcW w:type="dxa" w:w="8400"/>
+            <w:tcBorders>
+              <w:top w:val="single" w:color="000000" w:sz="6"/>
+              <w:left w:val="single" w:color="000000" w:sz="6"/>
+              <w:bottom w:val="single" w:color="000000" w:sz="6"/>
+              <w:right w:val="single" w:color="000000" w:sz="6"/>
+            </w:tcBorders>
+            <w:shd w:fill="EFEFEF" w:color="auto" w:val="clear"/>
+            <w:tcMar>
+              <w:top w:type="dxa" w:w="22"/>
+              <w:left w:type="dxa" w:w="40"/>
+              <w:bottom w:type="dxa" w:w="22"/>
+              <w:right w:type="dxa" w:w="40"/>
+            </w:tcMar>
+            <w:vAlign w:val="center"/>
+          </w:tcPr>
+          <w:p>
+            <w:pPr>
+              <w:jc w:val="center"/>
+            </w:pPr>
+            <w:r>
+              <w:rPr>
+                <w:rFonts w:ascii="Malgun Gothic" w:cs="Malgun Gothic" w:eastAsia="Malgun Gothic" w:hAnsi="Malgun Gothic"/>
+                <w:b/>
+                <w:bCs/>
+                <w:color w:val="000000"/>
+                <w:sz w:val="15"/>
+                <w:szCs w:val="15"/>
+              </w:rPr>
+              <w:t xml:space="preserve">내용</w:t>
+            </w:r>
+          </w:p>
+        </w:tc>
+      </w:tr>
+      <w:tr>
+        <w:tc>
+          <w:tcPr>
+            <w:tcW w:type="dxa" w:w="2200"/>
+            <w:tcBorders>
+              <w:top w:val="single" w:color="000000" w:sz="6"/>
+              <w:left w:val="single" w:color="000000" w:sz="6"/>
+              <w:bottom w:val="single" w:color="000000" w:sz="6"/>
+              <w:right w:val="single" w:color="000000" w:sz="6"/>
+            </w:tcBorders>
+            <w:tcMar>
+              <w:top w:type="dxa" w:w="22"/>
+              <w:left w:type="dxa" w:w="40"/>
+              <w:bottom w:type="dxa" w:w="22"/>
+              <w:right w:type="dxa" w:w="40"/>
+            </w:tcMar>
+            <w:vAlign w:val="center"/>
+          </w:tcPr>
+          <w:p>
+            <w:pPr>
+              <w:jc w:val="left"/>
+            </w:pPr>
+            <w:r>
+              <w:rPr>
+                <w:rFonts w:ascii="Malgun Gothic" w:cs="Malgun Gothic" w:eastAsia="Malgun Gothic" w:hAnsi="Malgun Gothic"/>
+                <w:b w:val="false"/>
+                <w:bCs w:val="false"/>
+                <w:color w:val="000000"/>
+                <w:sz w:val="15"/>
+                <w:szCs w:val="15"/>
+              </w:rPr>
+              <w:t xml:space="preserve">교차 도입 농가</w:t>
+            </w:r>
+          </w:p>
+        </w:tc>
+        <w:tc>
+          <w:tcPr>
+            <w:tcW w:type="dxa" w:w="8400"/>
+            <w:tcBorders>
+              <w:top w:val="single" w:color="000000" w:sz="6"/>
+              <w:left w:val="single" w:color="000000" w:sz="6"/>
+              <w:bottom w:val="single" w:color="000000" w:sz="6"/>
+              <w:right w:val="single" w:color="000000" w:sz="6"/>
+            </w:tcBorders>
+            <w:tcMar>
+              <w:top w:type="dxa" w:w="22"/>
+              <w:left w:type="dxa" w:w="40"/>
+              <w:bottom w:type="dxa" w:w="22"/>
+              <w:right w:type="dxa" w:w="40"/>
+            </w:tcMar>
+            <w:vAlign w:val="center"/>
+          </w:tcPr>
+          <w:p>
+            <w:pPr>
+              <w:jc w:val="left"/>
+            </w:pPr>
+            <w:r>
+              <w:rPr>
+                <w:rFonts w:ascii="Malgun Gothic" w:cs="Malgun Gothic" w:eastAsia="Malgun Gothic" w:hAnsi="Malgun Gothic"/>
+                <w:b w:val="false"/>
+                <w:bCs w:val="false"/>
+                <w:color w:val="000000"/>
+                <w:sz w:val="15"/>
+                <w:szCs w:val="15"/>
+              </w:rPr>
+              <w:t xml:space="preserve">이레목장(권택만) 등 — 급이로봇과 로봇착유기를 함께 도입. 기술분야가 다르므로 각 분야에 각각 계상</w:t>
+            </w:r>
+          </w:p>
+        </w:tc>
+      </w:tr>
+      <w:tr>
+        <w:tc>
+          <w:tcPr>
+            <w:tcW w:type="dxa" w:w="2200"/>
+            <w:tcBorders>
+              <w:top w:val="single" w:color="000000" w:sz="6"/>
+              <w:left w:val="single" w:color="000000" w:sz="6"/>
+              <w:bottom w:val="single" w:color="000000" w:sz="6"/>
+              <w:right w:val="single" w:color="000000" w:sz="6"/>
+            </w:tcBorders>
+            <w:tcMar>
+              <w:top w:type="dxa" w:w="22"/>
+              <w:left w:type="dxa" w:w="40"/>
+              <w:bottom w:type="dxa" w:w="22"/>
+              <w:right w:type="dxa" w:w="40"/>
+            </w:tcMar>
+            <w:vAlign w:val="center"/>
+          </w:tcPr>
+          <w:p>
+            <w:pPr>
+              <w:jc w:val="left"/>
+            </w:pPr>
+            <w:r>
+              <w:rPr>
+                <w:rFonts w:ascii="Malgun Gothic" w:cs="Malgun Gothic" w:eastAsia="Malgun Gothic" w:hAnsi="Malgun Gothic"/>
+                <w:b w:val="false"/>
+                <w:bCs w:val="false"/>
+                <w:color w:val="000000"/>
+                <w:sz w:val="15"/>
+                <w:szCs w:val="15"/>
+              </w:rPr>
+              <w:t xml:space="preserve">재구매 농가</w:t>
+            </w:r>
+          </w:p>
+        </w:tc>
+        <w:tc>
+          <w:tcPr>
+            <w:tcW w:type="dxa" w:w="8400"/>
+            <w:tcBorders>
+              <w:top w:val="single" w:color="000000" w:sz="6"/>
+              <w:left w:val="single" w:color="000000" w:sz="6"/>
+              <w:bottom w:val="single" w:color="000000" w:sz="6"/>
+              <w:right w:val="single" w:color="000000" w:sz="6"/>
+            </w:tcBorders>
+            <w:tcMar>
+              <w:top w:type="dxa" w:w="22"/>
+              <w:left w:type="dxa" w:w="40"/>
+              <w:bottom w:type="dxa" w:w="22"/>
+              <w:right w:type="dxa" w:w="40"/>
+            </w:tcMar>
+            <w:vAlign w:val="center"/>
+          </w:tcPr>
+          <w:p>
+            <w:pPr>
+              <w:jc w:val="left"/>
+            </w:pPr>
+            <w:r>
+              <w:rPr>
+                <w:rFonts w:ascii="Malgun Gothic" w:cs="Malgun Gothic" w:eastAsia="Malgun Gothic" w:hAnsi="Malgun Gothic"/>
+                <w:b w:val="false"/>
+                <w:bCs w:val="false"/>
+                <w:color w:val="000000"/>
+                <w:sz w:val="15"/>
+                <w:szCs w:val="15"/>
+              </w:rPr>
+              <w:t xml:space="preserve">2020년 도입 농가 1개소가 2024년 추가 구매 — 대수는 2대이나 개소로는 1개소</w:t>
+            </w:r>
+          </w:p>
+        </w:tc>
+      </w:tr>
+      <w:tr>
+        <w:tc>
+          <w:tcPr>
+            <w:tcW w:type="dxa" w:w="2200"/>
+            <w:tcBorders>
+              <w:top w:val="single" w:color="000000" w:sz="6"/>
+              <w:left w:val="single" w:color="000000" w:sz="6"/>
+              <w:bottom w:val="single" w:color="000000" w:sz="6"/>
+              <w:right w:val="single" w:color="000000" w:sz="6"/>
+            </w:tcBorders>
+            <w:tcMar>
+              <w:top w:type="dxa" w:w="22"/>
+              <w:left w:type="dxa" w:w="40"/>
+              <w:bottom w:type="dxa" w:w="22"/>
+              <w:right w:type="dxa" w:w="40"/>
+            </w:tcMar>
+            <w:vAlign w:val="center"/>
+          </w:tcPr>
+          <w:p>
+            <w:pPr>
+              <w:jc w:val="left"/>
+            </w:pPr>
+            <w:r>
+              <w:rPr>
+                <w:rFonts w:ascii="Malgun Gothic" w:cs="Malgun Gothic" w:eastAsia="Malgun Gothic" w:hAnsi="Malgun Gothic"/>
+                <w:b w:val="false"/>
+                <w:bCs w:val="false"/>
+                <w:color w:val="000000"/>
+                <w:sz w:val="15"/>
+                <w:szCs w:val="15"/>
+              </w:rPr>
+              <w:t xml:space="preserve">카드 결제 건</w:t>
+            </w:r>
+          </w:p>
+        </w:tc>
+        <w:tc>
+          <w:tcPr>
+            <w:tcW w:type="dxa" w:w="8400"/>
+            <w:tcBorders>
+              <w:top w:val="single" w:color="000000" w:sz="6"/>
+              <w:left w:val="single" w:color="000000" w:sz="6"/>
+              <w:bottom w:val="single" w:color="000000" w:sz="6"/>
+              <w:right w:val="single" w:color="000000" w:sz="6"/>
+            </w:tcBorders>
+            <w:tcMar>
+              <w:top w:type="dxa" w:w="22"/>
+              <w:left w:type="dxa" w:w="40"/>
+              <w:bottom w:type="dxa" w:w="22"/>
+              <w:right w:type="dxa" w:w="40"/>
+            </w:tcMar>
+            <w:vAlign w:val="center"/>
+          </w:tcPr>
+          <w:p>
+            <w:pPr>
+              <w:jc w:val="left"/>
+            </w:pPr>
+            <w:r>
+              <w:rPr>
+                <w:rFonts w:ascii="Malgun Gothic" w:cs="Malgun Gothic" w:eastAsia="Malgun Gothic" w:hAnsi="Malgun Gothic"/>
+                <w:b w:val="false"/>
+                <w:bCs w:val="false"/>
+                <w:color w:val="000000"/>
+                <w:sz w:val="15"/>
+                <w:szCs w:val="15"/>
+              </w:rPr>
+              <w:t xml:space="preserve">4건(1.5억)은 세금계산서가 아닌 카드 매출로 처리되어 부가세 신고서로 증빙</w:t>
+            </w:r>
+          </w:p>
+        </w:tc>
+      </w:tr>
+    </w:tbl>
+    <w:p>
+      <w:pPr>
+        <w:spacing w:before="50"/>
+      </w:pPr>
+      <w:r>
+        <w:rPr>
+          <w:rFonts w:ascii="Malgun Gothic" w:cs="Malgun Gothic" w:eastAsia="Malgun Gothic" w:hAnsi="Malgun Gothic"/>
+          <w:b w:val="false"/>
+          <w:bCs w:val="false"/>
+          <w:color w:val="000000"/>
+          <w:sz w:val="14"/>
+          <w:szCs w:val="14"/>
+        </w:rPr>
+        <w:t xml:space="preserve">＊대장 건수와 세금계산서 면수가 일치하지 않는 것은 위 카드 결제분 때문이며, 부가세 신고서로 전 건 확인 가능함.</w:t>
+      </w:r>
+    </w:p>
+    <w:p>
+      <w:pPr>
+        <w:pageBreakBefore/>
+      </w:pPr>
+    </w:p>
+    <w:p>
+      <w:pPr>
+        <w:pBdr>
+          <w:bottom w:val="single" w:color="000000" w:sz="10" w:space="8"/>
+        </w:pBdr>
+        <w:spacing w:after="200"/>
+        <w:jc w:val="center"/>
+      </w:pPr>
+      <w:r>
+        <w:rPr>
+          <w:rFonts w:ascii="Malgun Gothic" w:cs="Malgun Gothic" w:eastAsia="Malgun Gothic" w:hAnsi="Malgun Gothic"/>
+          <w:b/>
+          <w:bCs/>
+          <w:color w:val="000000"/>
+          <w:sz w:val="25"/>
+          <w:szCs w:val="25"/>
+        </w:rPr>
+        <w:t xml:space="preserve">붙임 4. ICT 생체정보센서 보급 증빙 요약</w:t>
+      </w:r>
+    </w:p>
+    <w:p>
+      <w:pPr>
+        <w:spacing w:after="70" w:before="200"/>
+      </w:pPr>
+      <w:r>
+        <w:rPr>
+          <w:rFonts w:ascii="Malgun Gothic" w:cs="Malgun Gothic" w:eastAsia="Malgun Gothic" w:hAnsi="Malgun Gothic"/>
+          <w:b/>
+          <w:bCs/>
+          <w:color w:val="000000"/>
+          <w:sz w:val="22"/>
+          <w:szCs w:val="22"/>
+        </w:rPr>
+        <w:t xml:space="preserve">□ 증빙 자료 개요</w:t>
+      </w:r>
+    </w:p>
+    <w:tbl>
+      <w:tblPr>
+        <w:tblW w:type="dxa" w:w="10600"/>
+        <w:tblBorders>
+          <w:top w:val="single" w:color="auto" w:sz="4"/>
+          <w:left w:val="single" w:color="auto" w:sz="4"/>
+          <w:bottom w:val="single" w:color="auto" w:sz="4"/>
+          <w:right w:val="single" w:color="auto" w:sz="4"/>
+          <w:insideH w:val="single" w:color="auto" w:sz="4"/>
+          <w:insideV w:val="single" w:color="auto" w:sz="4"/>
+        </w:tblBorders>
+      </w:tblPr>
+      <w:tblGrid>
+        <w:gridCol w:w="2700"/>
+        <w:gridCol w:w="1500"/>
+        <w:gridCol w:w="1100"/>
+        <w:gridCol w:w="5300"/>
+      </w:tblGrid>
+      <w:tr>
+        <w:tc>
+          <w:tcPr>
+            <w:tcW w:type="dxa" w:w="2700"/>
+            <w:tcBorders>
+              <w:top w:val="single" w:color="000000" w:sz="6"/>
+              <w:left w:val="single" w:color="000000" w:sz="6"/>
+              <w:bottom w:val="single" w:color="000000" w:sz="6"/>
+              <w:right w:val="single" w:color="000000" w:sz="6"/>
+            </w:tcBorders>
+            <w:shd w:fill="EFEFEF" w:color="auto" w:val="clear"/>
+            <w:tcMar>
+              <w:top w:type="dxa" w:w="22"/>
+              <w:left w:type="dxa" w:w="40"/>
+              <w:bottom w:type="dxa" w:w="22"/>
+              <w:right w:type="dxa" w:w="40"/>
+            </w:tcMar>
+            <w:vAlign w:val="center"/>
+          </w:tcPr>
+          <w:p>
+            <w:pPr>
+              <w:jc w:val="center"/>
+            </w:pPr>
+            <w:r>
+              <w:rPr>
+                <w:rFonts w:ascii="Malgun Gothic" w:cs="Malgun Gothic" w:eastAsia="Malgun Gothic" w:hAnsi="Malgun Gothic"/>
+                <w:b/>
+                <w:bCs/>
+                <w:color w:val="000000"/>
+                <w:sz w:val="15"/>
+                <w:szCs w:val="15"/>
+              </w:rPr>
+              <w:t xml:space="preserve">자료명</w:t>
+            </w:r>
+          </w:p>
+        </w:tc>
+        <w:tc>
+          <w:tcPr>
+            <w:tcW w:type="dxa" w:w="1500"/>
+            <w:tcBorders>
+              <w:top w:val="single" w:color="000000" w:sz="6"/>
+              <w:left w:val="single" w:color="000000" w:sz="6"/>
+              <w:bottom w:val="single" w:color="000000" w:sz="6"/>
+              <w:right w:val="single" w:color="000000" w:sz="6"/>
+            </w:tcBorders>
+            <w:shd w:fill="EFEFEF" w:color="auto" w:val="clear"/>
+            <w:tcMar>
+              <w:top w:type="dxa" w:w="22"/>
+              <w:left w:type="dxa" w:w="40"/>
+              <w:bottom w:type="dxa" w:w="22"/>
+              <w:right w:type="dxa" w:w="40"/>
+            </w:tcMar>
+            <w:vAlign w:val="center"/>
+          </w:tcPr>
+          <w:p>
+            <w:pPr>
+              <w:jc w:val="center"/>
+            </w:pPr>
+            <w:r>
+              <w:rPr>
+                <w:rFonts w:ascii="Malgun Gothic" w:cs="Malgun Gothic" w:eastAsia="Malgun Gothic" w:hAnsi="Malgun Gothic"/>
+                <w:b/>
+                <w:bCs/>
+                <w:color w:val="000000"/>
+                <w:sz w:val="15"/>
+                <w:szCs w:val="15"/>
+              </w:rPr>
+              <w:t xml:space="preserve">작성·발행</w:t>
+            </w:r>
+          </w:p>
+        </w:tc>
+        <w:tc>
+          <w:tcPr>
+            <w:tcW w:type="dxa" w:w="1100"/>
+            <w:tcBorders>
+              <w:top w:val="single" w:color="000000" w:sz="6"/>
+              <w:left w:val="single" w:color="000000" w:sz="6"/>
+              <w:bottom w:val="single" w:color="000000" w:sz="6"/>
+              <w:right w:val="single" w:color="000000" w:sz="6"/>
+            </w:tcBorders>
+            <w:shd w:fill="EFEFEF" w:color="auto" w:val="clear"/>
+            <w:tcMar>
+              <w:top w:type="dxa" w:w="22"/>
+              <w:left w:type="dxa" w:w="40"/>
+              <w:bottom w:type="dxa" w:w="22"/>
+              <w:right w:type="dxa" w:w="40"/>
+            </w:tcMar>
+            <w:vAlign w:val="center"/>
+          </w:tcPr>
+          <w:p>
+            <w:pPr>
+              <w:jc w:val="center"/>
+            </w:pPr>
+            <w:r>
+              <w:rPr>
+                <w:rFonts w:ascii="Malgun Gothic" w:cs="Malgun Gothic" w:eastAsia="Malgun Gothic" w:hAnsi="Malgun Gothic"/>
+                <w:b/>
+                <w:bCs/>
+                <w:color w:val="000000"/>
+                <w:sz w:val="15"/>
+                <w:szCs w:val="15"/>
+              </w:rPr>
+              <w:t xml:space="preserve">분량</w:t>
+            </w:r>
+          </w:p>
+        </w:tc>
+        <w:tc>
+          <w:tcPr>
+            <w:tcW w:type="dxa" w:w="5300"/>
+            <w:tcBorders>
+              <w:top w:val="single" w:color="000000" w:sz="6"/>
+              <w:left w:val="single" w:color="000000" w:sz="6"/>
+              <w:bottom w:val="single" w:color="000000" w:sz="6"/>
+              <w:right w:val="single" w:color="000000" w:sz="6"/>
+            </w:tcBorders>
+            <w:shd w:fill="EFEFEF" w:color="auto" w:val="clear"/>
+            <w:tcMar>
+              <w:top w:type="dxa" w:w="22"/>
+              <w:left w:type="dxa" w:w="40"/>
+              <w:bottom w:type="dxa" w:w="22"/>
+              <w:right w:type="dxa" w:w="40"/>
+            </w:tcMar>
+            <w:vAlign w:val="center"/>
+          </w:tcPr>
+          <w:p>
+            <w:pPr>
+              <w:jc w:val="center"/>
+            </w:pPr>
+            <w:r>
+              <w:rPr>
+                <w:rFonts w:ascii="Malgun Gothic" w:cs="Malgun Gothic" w:eastAsia="Malgun Gothic" w:hAnsi="Malgun Gothic"/>
+                <w:b/>
+                <w:bCs/>
+                <w:color w:val="000000"/>
+                <w:sz w:val="15"/>
+                <w:szCs w:val="15"/>
+              </w:rPr>
+              <w:t xml:space="preserve">확인 내용</w:t>
+            </w:r>
+          </w:p>
+        </w:tc>
+      </w:tr>
+      <w:tr>
+        <w:tc>
+          <w:tcPr>
+            <w:tcW w:type="dxa" w:w="2700"/>
+            <w:tcBorders>
+              <w:top w:val="single" w:color="000000" w:sz="6"/>
+              <w:left w:val="single" w:color="000000" w:sz="6"/>
+              <w:bottom w:val="single" w:color="000000" w:sz="6"/>
+              <w:right w:val="single" w:color="000000" w:sz="6"/>
+            </w:tcBorders>
+            <w:tcMar>
+              <w:top w:type="dxa" w:w="22"/>
+              <w:left w:type="dxa" w:w="40"/>
+              <w:bottom w:type="dxa" w:w="22"/>
+              <w:right w:type="dxa" w:w="40"/>
+            </w:tcMar>
+            <w:vAlign w:val="center"/>
+          </w:tcPr>
+          <w:p>
+            <w:pPr>
+              <w:jc w:val="left"/>
+            </w:pPr>
+            <w:r>
+              <w:rPr>
+                <w:rFonts w:ascii="Malgun Gothic" w:cs="Malgun Gothic" w:eastAsia="Malgun Gothic" w:hAnsi="Malgun Gothic"/>
+                <w:b w:val="false"/>
+                <w:bCs w:val="false"/>
+                <w:color w:val="000000"/>
+                <w:sz w:val="15"/>
+                <w:szCs w:val="15"/>
+              </w:rPr>
+              <w:t xml:space="preserve">축산농가 사용자 관리시스템</w:t>
+            </w:r>
+          </w:p>
+        </w:tc>
+        <w:tc>
+          <w:tcPr>
+            <w:tcW w:type="dxa" w:w="1500"/>
+            <w:tcBorders>
+              <w:top w:val="single" w:color="000000" w:sz="6"/>
+              <w:left w:val="single" w:color="000000" w:sz="6"/>
+              <w:bottom w:val="single" w:color="000000" w:sz="6"/>
+              <w:right w:val="single" w:color="000000" w:sz="6"/>
+            </w:tcBorders>
+            <w:tcMar>
+              <w:top w:type="dxa" w:w="22"/>
+              <w:left w:type="dxa" w:w="40"/>
+              <w:bottom w:type="dxa" w:w="22"/>
+              <w:right w:type="dxa" w:w="40"/>
+            </w:tcMar>
+            <w:vAlign w:val="center"/>
+          </w:tcPr>
+          <w:p>
+            <w:pPr>
+              <w:jc w:val="center"/>
+            </w:pPr>
+            <w:r>
+              <w:rPr>
+                <w:rFonts w:ascii="Malgun Gothic" w:cs="Malgun Gothic" w:eastAsia="Malgun Gothic" w:hAnsi="Malgun Gothic"/>
+                <w:b w:val="false"/>
+                <w:bCs w:val="false"/>
+                <w:color w:val="000000"/>
+                <w:sz w:val="15"/>
+                <w:szCs w:val="15"/>
+              </w:rPr>
+              <w:t xml:space="preserve">한국IoT㈜</w:t>
+            </w:r>
+          </w:p>
+        </w:tc>
+        <w:tc>
+          <w:tcPr>
+            <w:tcW w:type="dxa" w:w="1100"/>
+            <w:tcBorders>
+              <w:top w:val="single" w:color="000000" w:sz="6"/>
+              <w:left w:val="single" w:color="000000" w:sz="6"/>
+              <w:bottom w:val="single" w:color="000000" w:sz="6"/>
+              <w:right w:val="single" w:color="000000" w:sz="6"/>
+            </w:tcBorders>
+            <w:tcMar>
+              <w:top w:type="dxa" w:w="22"/>
+              <w:left w:type="dxa" w:w="40"/>
+              <w:bottom w:type="dxa" w:w="22"/>
+              <w:right w:type="dxa" w:w="40"/>
+            </w:tcMar>
+            <w:vAlign w:val="center"/>
+          </w:tcPr>
+          <w:p>
+            <w:pPr>
+              <w:jc w:val="center"/>
+            </w:pPr>
+            <w:r>
+              <w:rPr>
+                <w:rFonts w:ascii="Malgun Gothic" w:cs="Malgun Gothic" w:eastAsia="Malgun Gothic" w:hAnsi="Malgun Gothic"/>
+                <w:b w:val="false"/>
+                <w:bCs w:val="false"/>
+                <w:color w:val="000000"/>
+                <w:sz w:val="15"/>
+                <w:szCs w:val="15"/>
+              </w:rPr>
+              <w:t xml:space="preserve">29면</w:t>
+            </w:r>
+          </w:p>
+        </w:tc>
+        <w:tc>
+          <w:tcPr>
+            <w:tcW w:type="dxa" w:w="5300"/>
+            <w:tcBorders>
+              <w:top w:val="single" w:color="000000" w:sz="6"/>
+              <w:left w:val="single" w:color="000000" w:sz="6"/>
+              <w:bottom w:val="single" w:color="000000" w:sz="6"/>
+              <w:right w:val="single" w:color="000000" w:sz="6"/>
+            </w:tcBorders>
+            <w:tcMar>
+              <w:top w:type="dxa" w:w="22"/>
+              <w:left w:type="dxa" w:w="40"/>
+              <w:bottom w:type="dxa" w:w="22"/>
+              <w:right w:type="dxa" w:w="40"/>
+            </w:tcMar>
+            <w:vAlign w:val="center"/>
+          </w:tcPr>
+          <w:p>
+            <w:pPr>
+              <w:jc w:val="left"/>
+            </w:pPr>
+            <w:r>
+              <w:rPr>
+                <w:rFonts w:ascii="Malgun Gothic" w:cs="Malgun Gothic" w:eastAsia="Malgun Gothic" w:hAnsi="Malgun Gothic"/>
+                <w:b w:val="false"/>
+                <w:bCs w:val="false"/>
+                <w:color w:val="000000"/>
+                <w:sz w:val="15"/>
+                <w:szCs w:val="15"/>
+              </w:rPr>
+              <w:t xml:space="preserve">농장별 등록 현황·소재지·센서 장착 두수(COW 수)</w:t>
+            </w:r>
+          </w:p>
+        </w:tc>
+      </w:tr>
+      <w:tr>
+        <w:tc>
+          <w:tcPr>
+            <w:tcW w:type="dxa" w:w="2700"/>
+            <w:tcBorders>
+              <w:top w:val="single" w:color="000000" w:sz="6"/>
+              <w:left w:val="single" w:color="000000" w:sz="6"/>
+              <w:bottom w:val="single" w:color="000000" w:sz="6"/>
+              <w:right w:val="single" w:color="000000" w:sz="6"/>
+            </w:tcBorders>
+            <w:tcMar>
+              <w:top w:type="dxa" w:w="22"/>
+              <w:left w:type="dxa" w:w="40"/>
+              <w:bottom w:type="dxa" w:w="22"/>
+              <w:right w:type="dxa" w:w="40"/>
+            </w:tcMar>
+            <w:vAlign w:val="center"/>
+          </w:tcPr>
+          <w:p>
+            <w:pPr>
+              <w:jc w:val="left"/>
+            </w:pPr>
+            <w:r>
+              <w:rPr>
+                <w:rFonts w:ascii="Malgun Gothic" w:cs="Malgun Gothic" w:eastAsia="Malgun Gothic" w:hAnsi="Malgun Gothic"/>
+                <w:b w:val="false"/>
+                <w:bCs w:val="false"/>
+                <w:color w:val="000000"/>
+                <w:sz w:val="15"/>
+                <w:szCs w:val="15"/>
+              </w:rPr>
+              <w:t xml:space="preserve">기술실시계약서</w:t>
+            </w:r>
+          </w:p>
+        </w:tc>
+        <w:tc>
+          <w:tcPr>
+            <w:tcW w:type="dxa" w:w="1500"/>
+            <w:tcBorders>
+              <w:top w:val="single" w:color="000000" w:sz="6"/>
+              <w:left w:val="single" w:color="000000" w:sz="6"/>
+              <w:bottom w:val="single" w:color="000000" w:sz="6"/>
+              <w:right w:val="single" w:color="000000" w:sz="6"/>
+            </w:tcBorders>
+            <w:tcMar>
+              <w:top w:type="dxa" w:w="22"/>
+              <w:left w:type="dxa" w:w="40"/>
+              <w:bottom w:type="dxa" w:w="22"/>
+              <w:right w:type="dxa" w:w="40"/>
+            </w:tcMar>
+            <w:vAlign w:val="center"/>
+          </w:tcPr>
+          <w:p>
+            <w:pPr>
+              <w:jc w:val="center"/>
+            </w:pPr>
+            <w:r>
+              <w:rPr>
+                <w:rFonts w:ascii="Malgun Gothic" w:cs="Malgun Gothic" w:eastAsia="Malgun Gothic" w:hAnsi="Malgun Gothic"/>
+                <w:b w:val="false"/>
+                <w:bCs w:val="false"/>
+                <w:color w:val="000000"/>
+                <w:sz w:val="15"/>
+                <w:szCs w:val="15"/>
+              </w:rPr>
+              <w:t xml:space="preserve">농촌진흥청 ↔ 업체</w:t>
+            </w:r>
+          </w:p>
+        </w:tc>
+        <w:tc>
+          <w:tcPr>
+            <w:tcW w:type="dxa" w:w="1100"/>
+            <w:tcBorders>
+              <w:top w:val="single" w:color="000000" w:sz="6"/>
+              <w:left w:val="single" w:color="000000" w:sz="6"/>
+              <w:bottom w:val="single" w:color="000000" w:sz="6"/>
+              <w:right w:val="single" w:color="000000" w:sz="6"/>
+            </w:tcBorders>
+            <w:tcMar>
+              <w:top w:type="dxa" w:w="22"/>
+              <w:left w:type="dxa" w:w="40"/>
+              <w:bottom w:type="dxa" w:w="22"/>
+              <w:right w:type="dxa" w:w="40"/>
+            </w:tcMar>
+            <w:vAlign w:val="center"/>
+          </w:tcPr>
+          <w:p>
+            <w:pPr>
+              <w:jc w:val="center"/>
+            </w:pPr>
+            <w:r>
+              <w:rPr>
+                <w:rFonts w:ascii="Malgun Gothic" w:cs="Malgun Gothic" w:eastAsia="Malgun Gothic" w:hAnsi="Malgun Gothic"/>
+                <w:b w:val="false"/>
+                <w:bCs w:val="false"/>
+                <w:color w:val="000000"/>
+                <w:sz w:val="15"/>
+                <w:szCs w:val="15"/>
+              </w:rPr>
+              <w:t xml:space="preserve">계약별</w:t>
+            </w:r>
+          </w:p>
+        </w:tc>
+        <w:tc>
+          <w:tcPr>
+            <w:tcW w:type="dxa" w:w="5300"/>
+            <w:tcBorders>
+              <w:top w:val="single" w:color="000000" w:sz="6"/>
+              <w:left w:val="single" w:color="000000" w:sz="6"/>
+              <w:bottom w:val="single" w:color="000000" w:sz="6"/>
+              <w:right w:val="single" w:color="000000" w:sz="6"/>
+            </w:tcBorders>
+            <w:tcMar>
+              <w:top w:type="dxa" w:w="22"/>
+              <w:left w:type="dxa" w:w="40"/>
+              <w:bottom w:type="dxa" w:w="22"/>
+              <w:right w:type="dxa" w:w="40"/>
+            </w:tcMar>
+            <w:vAlign w:val="center"/>
+          </w:tcPr>
+          <w:p>
+            <w:pPr>
+              <w:jc w:val="left"/>
+            </w:pPr>
+            <w:r>
+              <w:rPr>
+                <w:rFonts w:ascii="Malgun Gothic" w:cs="Malgun Gothic" w:eastAsia="Malgun Gothic" w:hAnsi="Malgun Gothic"/>
+                <w:b w:val="false"/>
+                <w:bCs w:val="false"/>
+                <w:color w:val="000000"/>
+                <w:sz w:val="15"/>
+                <w:szCs w:val="15"/>
+              </w:rPr>
+              <w:t xml:space="preserve">센서 기술의 산업체 이전 — 상용화의 법적 근거</w:t>
+            </w:r>
+          </w:p>
+        </w:tc>
+      </w:tr>
+    </w:tbl>
+    <w:p>
+      <w:pPr>
+        <w:spacing w:before="50"/>
+      </w:pPr>
+      <w:r>
+        <w:rPr>
+          <w:rFonts w:ascii="Malgun Gothic" w:cs="Malgun Gothic" w:eastAsia="Malgun Gothic" w:hAnsi="Malgun Gothic"/>
+          <w:b w:val="false"/>
+          <w:bCs w:val="false"/>
+          <w:color w:val="000000"/>
+          <w:sz w:val="14"/>
+          <w:szCs w:val="14"/>
+        </w:rPr>
+        <w:t xml:space="preserve">＊관리시스템 원본 화면에는 농가 연락처·계정정보 등 개인정보가 포함되어 있어, 원본 대신 본 요약표만 편철함(원본은 업체 보유, 필요 시 열람 가능).</w:t>
+      </w:r>
+    </w:p>
+    <w:p>
+      <w:pPr>
+        <w:spacing w:after="70" w:before="200"/>
+      </w:pPr>
+      <w:r>
+        <w:rPr>
+          <w:rFonts w:ascii="Malgun Gothic" w:cs="Malgun Gothic" w:eastAsia="Malgun Gothic" w:hAnsi="Malgun Gothic"/>
+          <w:b/>
+          <w:bCs/>
+          <w:color w:val="000000"/>
+          <w:sz w:val="22"/>
+          <w:szCs w:val="22"/>
+        </w:rPr>
+        <w:t xml:space="preserve">□ 판독·산정 방법</w:t>
+      </w:r>
+    </w:p>
+    <w:tbl>
+      <w:tblPr>
+        <w:tblW w:type="dxa" w:w="10600"/>
+        <w:tblBorders>
+          <w:top w:val="single" w:color="auto" w:sz="4"/>
+          <w:left w:val="single" w:color="auto" w:sz="4"/>
+          <w:bottom w:val="single" w:color="auto" w:sz="4"/>
+          <w:right w:val="single" w:color="auto" w:sz="4"/>
+          <w:insideH w:val="single" w:color="auto" w:sz="4"/>
+          <w:insideV w:val="single" w:color="auto" w:sz="4"/>
+        </w:tblBorders>
+      </w:tblPr>
+      <w:tblGrid>
+        <w:gridCol w:w="2300"/>
+        <w:gridCol w:w="8300"/>
+      </w:tblGrid>
+      <w:tr>
+        <w:tc>
+          <w:tcPr>
+            <w:tcW w:type="dxa" w:w="2300"/>
+            <w:tcBorders>
+              <w:top w:val="single" w:color="000000" w:sz="6"/>
+              <w:left w:val="single" w:color="000000" w:sz="6"/>
+              <w:bottom w:val="single" w:color="000000" w:sz="6"/>
+              <w:right w:val="single" w:color="000000" w:sz="6"/>
+            </w:tcBorders>
+            <w:shd w:fill="EFEFEF" w:color="auto" w:val="clear"/>
+            <w:tcMar>
+              <w:top w:type="dxa" w:w="22"/>
+              <w:left w:type="dxa" w:w="40"/>
+              <w:bottom w:type="dxa" w:w="22"/>
+              <w:right w:type="dxa" w:w="40"/>
+            </w:tcMar>
+            <w:vAlign w:val="center"/>
+          </w:tcPr>
+          <w:p>
+            <w:pPr>
+              <w:jc w:val="center"/>
+            </w:pPr>
+            <w:r>
+              <w:rPr>
+                <w:rFonts w:ascii="Malgun Gothic" w:cs="Malgun Gothic" w:eastAsia="Malgun Gothic" w:hAnsi="Malgun Gothic"/>
+                <w:b/>
+                <w:bCs/>
+                <w:color w:val="000000"/>
+                <w:sz w:val="15"/>
+                <w:szCs w:val="15"/>
+              </w:rPr>
+              <w:t xml:space="preserve">단계</w:t>
+            </w:r>
+          </w:p>
+        </w:tc>
+        <w:tc>
+          <w:tcPr>
+            <w:tcW w:type="dxa" w:w="8300"/>
+            <w:tcBorders>
+              <w:top w:val="single" w:color="000000" w:sz="6"/>
+              <w:left w:val="single" w:color="000000" w:sz="6"/>
+              <w:bottom w:val="single" w:color="000000" w:sz="6"/>
+              <w:right w:val="single" w:color="000000" w:sz="6"/>
+            </w:tcBorders>
+            <w:shd w:fill="EFEFEF" w:color="auto" w:val="clear"/>
+            <w:tcMar>
+              <w:top w:type="dxa" w:w="22"/>
+              <w:left w:type="dxa" w:w="40"/>
+              <w:bottom w:type="dxa" w:w="22"/>
+              <w:right w:type="dxa" w:w="40"/>
+            </w:tcMar>
+            <w:vAlign w:val="center"/>
+          </w:tcPr>
+          <w:p>
+            <w:pPr>
+              <w:jc w:val="center"/>
+            </w:pPr>
+            <w:r>
+              <w:rPr>
+                <w:rFonts w:ascii="Malgun Gothic" w:cs="Malgun Gothic" w:eastAsia="Malgun Gothic" w:hAnsi="Malgun Gothic"/>
+                <w:b/>
+                <w:bCs/>
+                <w:color w:val="000000"/>
+                <w:sz w:val="15"/>
+                <w:szCs w:val="15"/>
+              </w:rPr>
+              <w:t xml:space="preserve">내용</w:t>
+            </w:r>
+          </w:p>
+        </w:tc>
+      </w:tr>
+      <w:tr>
+        <w:tc>
+          <w:tcPr>
+            <w:tcW w:type="dxa" w:w="2300"/>
+            <w:tcBorders>
+              <w:top w:val="single" w:color="000000" w:sz="6"/>
+              <w:left w:val="single" w:color="000000" w:sz="6"/>
+              <w:bottom w:val="single" w:color="000000" w:sz="6"/>
+              <w:right w:val="single" w:color="000000" w:sz="6"/>
+            </w:tcBorders>
+            <w:tcMar>
+              <w:top w:type="dxa" w:w="22"/>
+              <w:left w:type="dxa" w:w="40"/>
+              <w:bottom w:type="dxa" w:w="22"/>
+              <w:right w:type="dxa" w:w="40"/>
+            </w:tcMar>
+            <w:vAlign w:val="center"/>
+          </w:tcPr>
+          <w:p>
+            <w:pPr>
+              <w:jc w:val="left"/>
+            </w:pPr>
+            <w:r>
+              <w:rPr>
+                <w:rFonts w:ascii="Malgun Gothic" w:cs="Malgun Gothic" w:eastAsia="Malgun Gothic" w:hAnsi="Malgun Gothic"/>
+                <w:b w:val="false"/>
+                <w:bCs w:val="false"/>
+                <w:color w:val="000000"/>
+                <w:sz w:val="15"/>
+                <w:szCs w:val="15"/>
+              </w:rPr>
+              <w:t xml:space="preserve">① 전체 등록</w:t>
+            </w:r>
+          </w:p>
+        </w:tc>
+        <w:tc>
+          <w:tcPr>
+            <w:tcW w:type="dxa" w:w="8300"/>
+            <w:tcBorders>
+              <w:top w:val="single" w:color="000000" w:sz="6"/>
+              <w:left w:val="single" w:color="000000" w:sz="6"/>
+              <w:bottom w:val="single" w:color="000000" w:sz="6"/>
+              <w:right w:val="single" w:color="000000" w:sz="6"/>
+            </w:tcBorders>
+            <w:tcMar>
+              <w:top w:type="dxa" w:w="22"/>
+              <w:left w:type="dxa" w:w="40"/>
+              <w:bottom w:type="dxa" w:w="22"/>
+              <w:right w:type="dxa" w:w="40"/>
+            </w:tcMar>
+            <w:vAlign w:val="center"/>
+          </w:tcPr>
+          <w:p>
+            <w:pPr>
+              <w:jc w:val="left"/>
+            </w:pPr>
+            <w:r>
+              <w:rPr>
+                <w:rFonts w:ascii="Malgun Gothic" w:cs="Malgun Gothic" w:eastAsia="Malgun Gothic" w:hAnsi="Malgun Gothic"/>
+                <w:b w:val="false"/>
+                <w:bCs w:val="false"/>
+                <w:color w:val="000000"/>
+                <w:sz w:val="15"/>
+                <w:szCs w:val="15"/>
+              </w:rPr>
+              <w:t xml:space="preserve">시스템 등록 563건(관리자·사용자 계정 합산, 29면)</w:t>
+            </w:r>
+          </w:p>
+        </w:tc>
+      </w:tr>
+      <w:tr>
+        <w:tc>
+          <w:tcPr>
+            <w:tcW w:type="dxa" w:w="2300"/>
+            <w:tcBorders>
+              <w:top w:val="single" w:color="000000" w:sz="6"/>
+              <w:left w:val="single" w:color="000000" w:sz="6"/>
+              <w:bottom w:val="single" w:color="000000" w:sz="6"/>
+              <w:right w:val="single" w:color="000000" w:sz="6"/>
+            </w:tcBorders>
+            <w:tcMar>
+              <w:top w:type="dxa" w:w="22"/>
+              <w:left w:type="dxa" w:w="40"/>
+              <w:bottom w:type="dxa" w:w="22"/>
+              <w:right w:type="dxa" w:w="40"/>
+            </w:tcMar>
+            <w:vAlign w:val="center"/>
+          </w:tcPr>
+          <w:p>
+            <w:pPr>
+              <w:jc w:val="left"/>
+            </w:pPr>
+            <w:r>
+              <w:rPr>
+                <w:rFonts w:ascii="Malgun Gothic" w:cs="Malgun Gothic" w:eastAsia="Malgun Gothic" w:hAnsi="Malgun Gothic"/>
+                <w:b w:val="false"/>
+                <w:bCs w:val="false"/>
+                <w:color w:val="000000"/>
+                <w:sz w:val="15"/>
+                <w:szCs w:val="15"/>
+              </w:rPr>
+              <w:t xml:space="preserve">② 판독 범위</w:t>
+            </w:r>
+          </w:p>
+        </w:tc>
+        <w:tc>
+          <w:tcPr>
+            <w:tcW w:type="dxa" w:w="8300"/>
+            <w:tcBorders>
+              <w:top w:val="single" w:color="000000" w:sz="6"/>
+              <w:left w:val="single" w:color="000000" w:sz="6"/>
+              <w:bottom w:val="single" w:color="000000" w:sz="6"/>
+              <w:right w:val="single" w:color="000000" w:sz="6"/>
+            </w:tcBorders>
+            <w:tcMar>
+              <w:top w:type="dxa" w:w="22"/>
+              <w:left w:type="dxa" w:w="40"/>
+              <w:bottom w:type="dxa" w:w="22"/>
+              <w:right w:type="dxa" w:w="40"/>
+            </w:tcMar>
+            <w:vAlign w:val="center"/>
+          </w:tcPr>
+          <w:p>
+            <w:pPr>
+              <w:jc w:val="left"/>
+            </w:pPr>
+            <w:r>
+              <w:rPr>
+                <w:rFonts w:ascii="Malgun Gothic" w:cs="Malgun Gothic" w:eastAsia="Malgun Gothic" w:hAnsi="Malgun Gothic"/>
+                <w:b w:val="false"/>
+                <w:bCs w:val="false"/>
+                <w:color w:val="000000"/>
+                <w:sz w:val="15"/>
+                <w:szCs w:val="15"/>
+              </w:rPr>
+              <w:t xml:space="preserve">화면 판독이 가능한 24면만 집계(5면은 미확인분으로 제외)</w:t>
+            </w:r>
+          </w:p>
+        </w:tc>
+      </w:tr>
+      <w:tr>
+        <w:tc>
+          <w:tcPr>
+            <w:tcW w:type="dxa" w:w="2300"/>
+            <w:tcBorders>
+              <w:top w:val="single" w:color="000000" w:sz="6"/>
+              <w:left w:val="single" w:color="000000" w:sz="6"/>
+              <w:bottom w:val="single" w:color="000000" w:sz="6"/>
+              <w:right w:val="single" w:color="000000" w:sz="6"/>
+            </w:tcBorders>
+            <w:tcMar>
+              <w:top w:type="dxa" w:w="22"/>
+              <w:left w:type="dxa" w:w="40"/>
+              <w:bottom w:type="dxa" w:w="22"/>
+              <w:right w:type="dxa" w:w="40"/>
+            </w:tcMar>
+            <w:vAlign w:val="center"/>
+          </w:tcPr>
+          <w:p>
+            <w:pPr>
+              <w:jc w:val="left"/>
+            </w:pPr>
+            <w:r>
+              <w:rPr>
+                <w:rFonts w:ascii="Malgun Gothic" w:cs="Malgun Gothic" w:eastAsia="Malgun Gothic" w:hAnsi="Malgun Gothic"/>
+                <w:b w:val="false"/>
+                <w:bCs w:val="false"/>
+                <w:color w:val="000000"/>
+                <w:sz w:val="15"/>
+                <w:szCs w:val="15"/>
+              </w:rPr>
+              <w:t xml:space="preserve">③ 중복 정리</w:t>
+            </w:r>
+          </w:p>
+        </w:tc>
+        <w:tc>
+          <w:tcPr>
+            <w:tcW w:type="dxa" w:w="8300"/>
+            <w:tcBorders>
+              <w:top w:val="single" w:color="000000" w:sz="6"/>
+              <w:left w:val="single" w:color="000000" w:sz="6"/>
+              <w:bottom w:val="single" w:color="000000" w:sz="6"/>
+              <w:right w:val="single" w:color="000000" w:sz="6"/>
+            </w:tcBorders>
+            <w:tcMar>
+              <w:top w:type="dxa" w:w="22"/>
+              <w:left w:type="dxa" w:w="40"/>
+              <w:bottom w:type="dxa" w:w="22"/>
+              <w:right w:type="dxa" w:w="40"/>
+            </w:tcMar>
+            <w:vAlign w:val="center"/>
+          </w:tcPr>
+          <w:p>
+            <w:pPr>
+              <w:jc w:val="left"/>
+            </w:pPr>
+            <w:r>
+              <w:rPr>
+                <w:rFonts w:ascii="Malgun Gothic" w:cs="Malgun Gothic" w:eastAsia="Malgun Gothic" w:hAnsi="Malgun Gothic"/>
+                <w:b w:val="false"/>
+                <w:bCs w:val="false"/>
+                <w:color w:val="000000"/>
+                <w:sz w:val="15"/>
+                <w:szCs w:val="15"/>
+              </w:rPr>
+              <w:t xml:space="preserve">동일 농장번호의 복수 계정(가족·부계정 33건 이상)은 1개 농가로 통합</w:t>
+            </w:r>
+          </w:p>
+        </w:tc>
+      </w:tr>
+      <w:tr>
+        <w:tc>
+          <w:tcPr>
+            <w:tcW w:type="dxa" w:w="2300"/>
+            <w:tcBorders>
+              <w:top w:val="single" w:color="000000" w:sz="6"/>
+              <w:left w:val="single" w:color="000000" w:sz="6"/>
+              <w:bottom w:val="single" w:color="000000" w:sz="6"/>
+              <w:right w:val="single" w:color="000000" w:sz="6"/>
+            </w:tcBorders>
+            <w:tcMar>
+              <w:top w:type="dxa" w:w="22"/>
+              <w:left w:type="dxa" w:w="40"/>
+              <w:bottom w:type="dxa" w:w="22"/>
+              <w:right w:type="dxa" w:w="40"/>
+            </w:tcMar>
+            <w:vAlign w:val="center"/>
+          </w:tcPr>
+          <w:p>
+            <w:pPr>
+              <w:jc w:val="left"/>
+            </w:pPr>
+            <w:r>
+              <w:rPr>
+                <w:rFonts w:ascii="Malgun Gothic" w:cs="Malgun Gothic" w:eastAsia="Malgun Gothic" w:hAnsi="Malgun Gothic"/>
+                <w:b w:val="false"/>
+                <w:bCs w:val="false"/>
+                <w:color w:val="000000"/>
+                <w:sz w:val="15"/>
+                <w:szCs w:val="15"/>
+              </w:rPr>
+              <w:t xml:space="preserve">④ 비농가 제외</w:t>
+            </w:r>
+          </w:p>
+        </w:tc>
+        <w:tc>
+          <w:tcPr>
+            <w:tcW w:type="dxa" w:w="8300"/>
+            <w:tcBorders>
+              <w:top w:val="single" w:color="000000" w:sz="6"/>
+              <w:left w:val="single" w:color="000000" w:sz="6"/>
+              <w:bottom w:val="single" w:color="000000" w:sz="6"/>
+              <w:right w:val="single" w:color="000000" w:sz="6"/>
+            </w:tcBorders>
+            <w:tcMar>
+              <w:top w:type="dxa" w:w="22"/>
+              <w:left w:type="dxa" w:w="40"/>
+              <w:bottom w:type="dxa" w:w="22"/>
+              <w:right w:type="dxa" w:w="40"/>
+            </w:tcMar>
+            <w:vAlign w:val="center"/>
+          </w:tcPr>
+          <w:p>
+            <w:pPr>
+              <w:jc w:val="left"/>
+            </w:pPr>
+            <w:r>
+              <w:rPr>
+                <w:rFonts w:ascii="Malgun Gothic" w:cs="Malgun Gothic" w:eastAsia="Malgun Gothic" w:hAnsi="Malgun Gothic"/>
+                <w:b w:val="false"/>
+                <w:bCs w:val="false"/>
+                <w:color w:val="000000"/>
+                <w:sz w:val="15"/>
+                <w:szCs w:val="15"/>
+              </w:rPr>
+              <w:t xml:space="preserve">시스템·업체 계정, 테스트·해외 계정, 농업기술센터, 일반 기업 계정 제외</w:t>
+            </w:r>
+          </w:p>
+        </w:tc>
+      </w:tr>
+      <w:tr>
+        <w:tc>
+          <w:tcPr>
+            <w:tcW w:type="dxa" w:w="2300"/>
+            <w:tcBorders>
+              <w:top w:val="single" w:color="000000" w:sz="6"/>
+              <w:left w:val="single" w:color="000000" w:sz="6"/>
+              <w:bottom w:val="single" w:color="000000" w:sz="6"/>
+              <w:right w:val="single" w:color="000000" w:sz="6"/>
+            </w:tcBorders>
+            <w:shd w:fill="EFEFEF" w:color="auto" w:val="clear"/>
+            <w:tcMar>
+              <w:top w:type="dxa" w:w="22"/>
+              <w:left w:type="dxa" w:w="40"/>
+              <w:bottom w:type="dxa" w:w="22"/>
+              <w:right w:type="dxa" w:w="40"/>
+            </w:tcMar>
+            <w:vAlign w:val="center"/>
+          </w:tcPr>
+          <w:p>
+            <w:pPr>
+              <w:jc w:val="left"/>
+            </w:pPr>
+            <w:r>
+              <w:rPr>
+                <w:rFonts w:ascii="Malgun Gothic" w:cs="Malgun Gothic" w:eastAsia="Malgun Gothic" w:hAnsi="Malgun Gothic"/>
+                <w:b w:val="false"/>
+                <w:bCs w:val="false"/>
+                <w:color w:val="000000"/>
+                <w:sz w:val="15"/>
+                <w:szCs w:val="15"/>
+              </w:rPr>
+              <w:t xml:space="preserve">⑤ 결과</w:t>
+            </w:r>
+          </w:p>
+        </w:tc>
+        <w:tc>
+          <w:tcPr>
+            <w:tcW w:type="dxa" w:w="8300"/>
+            <w:tcBorders>
+              <w:top w:val="single" w:color="000000" w:sz="6"/>
+              <w:left w:val="single" w:color="000000" w:sz="6"/>
+              <w:bottom w:val="single" w:color="000000" w:sz="6"/>
+              <w:right w:val="single" w:color="000000" w:sz="6"/>
+            </w:tcBorders>
+            <w:shd w:fill="EFEFEF" w:color="auto" w:val="clear"/>
+            <w:tcMar>
+              <w:top w:type="dxa" w:w="22"/>
+              <w:left w:type="dxa" w:w="40"/>
+              <w:bottom w:type="dxa" w:w="22"/>
+              <w:right w:type="dxa" w:w="40"/>
+            </w:tcMar>
+            <w:vAlign w:val="center"/>
+          </w:tcPr>
+          <w:p>
+            <w:pPr>
+              <w:jc w:val="left"/>
+            </w:pPr>
+            <w:r>
+              <w:rPr>
+                <w:rFonts w:ascii="Malgun Gothic" w:cs="Malgun Gothic" w:eastAsia="Malgun Gothic" w:hAnsi="Malgun Gothic"/>
+                <w:b w:val="false"/>
+                <w:bCs w:val="false"/>
+                <w:color w:val="000000"/>
+                <w:sz w:val="15"/>
+                <w:szCs w:val="15"/>
+              </w:rPr>
+              <w:t xml:space="preserve">순 보급 404농가(9개 시·도) · 센서 장착 122농가 2,392두 — 보수적 하한값</w:t>
+            </w:r>
+          </w:p>
+        </w:tc>
+      </w:tr>
+    </w:tbl>
+    <w:p>
+      <w:pPr>
+        <w:spacing w:after="70" w:before="200"/>
+      </w:pPr>
+      <w:r>
+        <w:rPr>
+          <w:rFonts w:ascii="Malgun Gothic" w:cs="Malgun Gothic" w:eastAsia="Malgun Gothic" w:hAnsi="Malgun Gothic"/>
+          <w:b/>
+          <w:bCs/>
+          <w:color w:val="000000"/>
+          <w:sz w:val="22"/>
+          <w:szCs w:val="22"/>
+        </w:rPr>
+        <w:t xml:space="preserve">□ 보급 채널 및 규모</w:t>
+      </w:r>
+    </w:p>
+    <w:tbl>
+      <w:tblPr>
+        <w:tblW w:type="dxa" w:w="10600"/>
+        <w:tblBorders>
+          <w:top w:val="single" w:color="auto" w:sz="4"/>
+          <w:left w:val="single" w:color="auto" w:sz="4"/>
+          <w:bottom w:val="single" w:color="auto" w:sz="4"/>
+          <w:right w:val="single" w:color="auto" w:sz="4"/>
+          <w:insideH w:val="single" w:color="auto" w:sz="4"/>
+          <w:insideV w:val="single" w:color="auto" w:sz="4"/>
+        </w:tblBorders>
+      </w:tblPr>
+      <w:tblGrid>
+        <w:gridCol w:w="2600"/>
+        <w:gridCol w:w="2400"/>
+        <w:gridCol w:w="5600"/>
+      </w:tblGrid>
+      <w:tr>
+        <w:tc>
+          <w:tcPr>
+            <w:tcW w:type="dxa" w:w="2600"/>
+            <w:tcBorders>
+              <w:top w:val="single" w:color="000000" w:sz="6"/>
+              <w:left w:val="single" w:color="000000" w:sz="6"/>
+              <w:bottom w:val="single" w:color="000000" w:sz="6"/>
+              <w:right w:val="single" w:color="000000" w:sz="6"/>
+            </w:tcBorders>
+            <w:shd w:fill="EFEFEF" w:color="auto" w:val="clear"/>
+            <w:tcMar>
+              <w:top w:type="dxa" w:w="22"/>
+              <w:left w:type="dxa" w:w="40"/>
+              <w:bottom w:type="dxa" w:w="22"/>
+              <w:right w:type="dxa" w:w="40"/>
+            </w:tcMar>
+            <w:vAlign w:val="center"/>
+          </w:tcPr>
+          <w:p>
+            <w:pPr>
+              <w:jc w:val="center"/>
+            </w:pPr>
+            <w:r>
+              <w:rPr>
+                <w:rFonts w:ascii="Malgun Gothic" w:cs="Malgun Gothic" w:eastAsia="Malgun Gothic" w:hAnsi="Malgun Gothic"/>
+                <w:b/>
+                <w:bCs/>
+                <w:color w:val="000000"/>
+                <w:sz w:val="15"/>
+                <w:szCs w:val="15"/>
+              </w:rPr>
+              <w:t xml:space="preserve">구분</w:t>
+            </w:r>
+          </w:p>
+        </w:tc>
+        <w:tc>
+          <w:tcPr>
+            <w:tcW w:type="dxa" w:w="2400"/>
+            <w:tcBorders>
+              <w:top w:val="single" w:color="000000" w:sz="6"/>
+              <w:left w:val="single" w:color="000000" w:sz="6"/>
+              <w:bottom w:val="single" w:color="000000" w:sz="6"/>
+              <w:right w:val="single" w:color="000000" w:sz="6"/>
+            </w:tcBorders>
+            <w:shd w:fill="EFEFEF" w:color="auto" w:val="clear"/>
+            <w:tcMar>
+              <w:top w:type="dxa" w:w="22"/>
+              <w:left w:type="dxa" w:w="40"/>
+              <w:bottom w:type="dxa" w:w="22"/>
+              <w:right w:type="dxa" w:w="40"/>
+            </w:tcMar>
+            <w:vAlign w:val="center"/>
+          </w:tcPr>
+          <w:p>
+            <w:pPr>
+              <w:jc w:val="center"/>
+            </w:pPr>
+            <w:r>
+              <w:rPr>
+                <w:rFonts w:ascii="Malgun Gothic" w:cs="Malgun Gothic" w:eastAsia="Malgun Gothic" w:hAnsi="Malgun Gothic"/>
+                <w:b/>
+                <w:bCs/>
+                <w:color w:val="000000"/>
+                <w:sz w:val="15"/>
+                <w:szCs w:val="15"/>
+              </w:rPr>
+              <w:t xml:space="preserve">수치</w:t>
+            </w:r>
+          </w:p>
+        </w:tc>
+        <w:tc>
+          <w:tcPr>
+            <w:tcW w:type="dxa" w:w="5600"/>
+            <w:tcBorders>
+              <w:top w:val="single" w:color="000000" w:sz="6"/>
+              <w:left w:val="single" w:color="000000" w:sz="6"/>
+              <w:bottom w:val="single" w:color="000000" w:sz="6"/>
+              <w:right w:val="single" w:color="000000" w:sz="6"/>
+            </w:tcBorders>
+            <w:shd w:fill="EFEFEF" w:color="auto" w:val="clear"/>
+            <w:tcMar>
+              <w:top w:type="dxa" w:w="22"/>
+              <w:left w:type="dxa" w:w="40"/>
+              <w:bottom w:type="dxa" w:w="22"/>
+              <w:right w:type="dxa" w:w="40"/>
+            </w:tcMar>
+            <w:vAlign w:val="center"/>
+          </w:tcPr>
+          <w:p>
+            <w:pPr>
+              <w:jc w:val="center"/>
+            </w:pPr>
+            <w:r>
+              <w:rPr>
+                <w:rFonts w:ascii="Malgun Gothic" w:cs="Malgun Gothic" w:eastAsia="Malgun Gothic" w:hAnsi="Malgun Gothic"/>
+                <w:b/>
+                <w:bCs/>
+                <w:color w:val="000000"/>
+                <w:sz w:val="15"/>
+                <w:szCs w:val="15"/>
+              </w:rPr>
+              <w:t xml:space="preserve">내용</w:t>
+            </w:r>
+          </w:p>
+        </w:tc>
+      </w:tr>
+      <w:tr>
+        <w:tc>
+          <w:tcPr>
+            <w:tcW w:type="dxa" w:w="2600"/>
+            <w:tcBorders>
+              <w:top w:val="single" w:color="000000" w:sz="6"/>
+              <w:left w:val="single" w:color="000000" w:sz="6"/>
+              <w:bottom w:val="single" w:color="000000" w:sz="6"/>
+              <w:right w:val="single" w:color="000000" w:sz="6"/>
+            </w:tcBorders>
+            <w:tcMar>
+              <w:top w:type="dxa" w:w="22"/>
+              <w:left w:type="dxa" w:w="40"/>
+              <w:bottom w:type="dxa" w:w="22"/>
+              <w:right w:type="dxa" w:w="40"/>
+            </w:tcMar>
+            <w:vAlign w:val="center"/>
+          </w:tcPr>
+          <w:p>
+            <w:pPr>
+              <w:jc w:val="left"/>
+            </w:pPr>
+            <w:r>
+              <w:rPr>
+                <w:rFonts w:ascii="Malgun Gothic" w:cs="Malgun Gothic" w:eastAsia="Malgun Gothic" w:hAnsi="Malgun Gothic"/>
+                <w:b w:val="false"/>
+                <w:bCs w:val="false"/>
+                <w:color w:val="000000"/>
+                <w:sz w:val="15"/>
+                <w:szCs w:val="15"/>
+              </w:rPr>
+              <w:t xml:space="preserve">시스템 1호 등록 농장</w:t>
+            </w:r>
+          </w:p>
+        </w:tc>
+        <w:tc>
+          <w:tcPr>
+            <w:tcW w:type="dxa" w:w="2400"/>
+            <w:tcBorders>
+              <w:top w:val="single" w:color="000000" w:sz="6"/>
+              <w:left w:val="single" w:color="000000" w:sz="6"/>
+              <w:bottom w:val="single" w:color="000000" w:sz="6"/>
+              <w:right w:val="single" w:color="000000" w:sz="6"/>
+            </w:tcBorders>
+            <w:tcMar>
+              <w:top w:type="dxa" w:w="22"/>
+              <w:left w:type="dxa" w:w="40"/>
+              <w:bottom w:type="dxa" w:w="22"/>
+              <w:right w:type="dxa" w:w="40"/>
+            </w:tcMar>
+            <w:vAlign w:val="center"/>
+          </w:tcPr>
+          <w:p>
+            <w:pPr>
+              <w:jc w:val="center"/>
+            </w:pPr>
+            <w:r>
+              <w:rPr>
+                <w:rFonts w:ascii="Malgun Gothic" w:cs="Malgun Gothic" w:eastAsia="Malgun Gothic" w:hAnsi="Malgun Gothic"/>
+                <w:b w:val="false"/>
+                <w:bCs w:val="false"/>
+                <w:color w:val="000000"/>
+                <w:sz w:val="15"/>
+                <w:szCs w:val="15"/>
+              </w:rPr>
+              <w:t xml:space="preserve">국립축산과학원</w:t>
+            </w:r>
+          </w:p>
+        </w:tc>
+        <w:tc>
+          <w:tcPr>
+            <w:tcW w:type="dxa" w:w="5600"/>
+            <w:tcBorders>
+              <w:top w:val="single" w:color="000000" w:sz="6"/>
+              <w:left w:val="single" w:color="000000" w:sz="6"/>
+              <w:bottom w:val="single" w:color="000000" w:sz="6"/>
+              <w:right w:val="single" w:color="000000" w:sz="6"/>
+            </w:tcBorders>
+            <w:tcMar>
+              <w:top w:type="dxa" w:w="22"/>
+              <w:left w:type="dxa" w:w="40"/>
+              <w:bottom w:type="dxa" w:w="22"/>
+              <w:right w:type="dxa" w:w="40"/>
+            </w:tcMar>
+            <w:vAlign w:val="center"/>
+          </w:tcPr>
+          <w:p>
+            <w:pPr>
+              <w:jc w:val="left"/>
+            </w:pPr>
+            <w:r>
+              <w:rPr>
+                <w:rFonts w:ascii="Malgun Gothic" w:cs="Malgun Gothic" w:eastAsia="Malgun Gothic" w:hAnsi="Malgun Gothic"/>
+                <w:b w:val="false"/>
+                <w:bCs w:val="false"/>
+                <w:color w:val="000000"/>
+                <w:sz w:val="15"/>
+                <w:szCs w:val="15"/>
+              </w:rPr>
+              <w:t xml:space="preserve">본인 계정 · 108두 관리 — 원내 실증에서 전국 확산된 구조의 실물 근거</w:t>
+            </w:r>
+          </w:p>
+        </w:tc>
+      </w:tr>
+      <w:tr>
+        <w:tc>
+          <w:tcPr>
+            <w:tcW w:type="dxa" w:w="2600"/>
+            <w:tcBorders>
+              <w:top w:val="single" w:color="000000" w:sz="6"/>
+              <w:left w:val="single" w:color="000000" w:sz="6"/>
+              <w:bottom w:val="single" w:color="000000" w:sz="6"/>
+              <w:right w:val="single" w:color="000000" w:sz="6"/>
+            </w:tcBorders>
+            <w:tcMar>
+              <w:top w:type="dxa" w:w="22"/>
+              <w:left w:type="dxa" w:w="40"/>
+              <w:bottom w:type="dxa" w:w="22"/>
+              <w:right w:type="dxa" w:w="40"/>
+            </w:tcMar>
+            <w:vAlign w:val="center"/>
+          </w:tcPr>
+          <w:p>
+            <w:pPr>
+              <w:jc w:val="left"/>
+            </w:pPr>
+            <w:r>
+              <w:rPr>
+                <w:rFonts w:ascii="Malgun Gothic" w:cs="Malgun Gothic" w:eastAsia="Malgun Gothic" w:hAnsi="Malgun Gothic"/>
+                <w:b w:val="false"/>
+                <w:bCs w:val="false"/>
+                <w:color w:val="000000"/>
+                <w:sz w:val="15"/>
+                <w:szCs w:val="15"/>
+              </w:rPr>
+              <w:t xml:space="preserve">공공·교육 채널</w:t>
+            </w:r>
+          </w:p>
+        </w:tc>
+        <w:tc>
+          <w:tcPr>
+            <w:tcW w:type="dxa" w:w="2400"/>
+            <w:tcBorders>
+              <w:top w:val="single" w:color="000000" w:sz="6"/>
+              <w:left w:val="single" w:color="000000" w:sz="6"/>
+              <w:bottom w:val="single" w:color="000000" w:sz="6"/>
+              <w:right w:val="single" w:color="000000" w:sz="6"/>
+            </w:tcBorders>
+            <w:tcMar>
+              <w:top w:type="dxa" w:w="22"/>
+              <w:left w:type="dxa" w:w="40"/>
+              <w:bottom w:type="dxa" w:w="22"/>
+              <w:right w:type="dxa" w:w="40"/>
+            </w:tcMar>
+            <w:vAlign w:val="center"/>
+          </w:tcPr>
+          <w:p>
+            <w:pPr>
+              <w:jc w:val="center"/>
+            </w:pPr>
+            <w:r>
+              <w:rPr>
+                <w:rFonts w:ascii="Malgun Gothic" w:cs="Malgun Gothic" w:eastAsia="Malgun Gothic" w:hAnsi="Malgun Gothic"/>
+                <w:b w:val="false"/>
+                <w:bCs w:val="false"/>
+                <w:color w:val="000000"/>
+                <w:sz w:val="15"/>
+                <w:szCs w:val="15"/>
+              </w:rPr>
+              <w:t xml:space="preserve">20개소 이상</w:t>
+            </w:r>
+          </w:p>
+        </w:tc>
+        <w:tc>
+          <w:tcPr>
+            <w:tcW w:type="dxa" w:w="5600"/>
+            <w:tcBorders>
+              <w:top w:val="single" w:color="000000" w:sz="6"/>
+              <w:left w:val="single" w:color="000000" w:sz="6"/>
+              <w:bottom w:val="single" w:color="000000" w:sz="6"/>
+              <w:right w:val="single" w:color="000000" w:sz="6"/>
+            </w:tcBorders>
+            <w:tcMar>
+              <w:top w:type="dxa" w:w="22"/>
+              <w:left w:type="dxa" w:w="40"/>
+              <w:bottom w:type="dxa" w:w="22"/>
+              <w:right w:type="dxa" w:w="40"/>
+            </w:tcMar>
+            <w:vAlign w:val="center"/>
+          </w:tcPr>
+          <w:p>
+            <w:pPr>
+              <w:jc w:val="left"/>
+            </w:pPr>
+            <w:r>
+              <w:rPr>
+                <w:rFonts w:ascii="Malgun Gothic" w:cs="Malgun Gothic" w:eastAsia="Malgun Gothic" w:hAnsi="Malgun Gothic"/>
+                <w:b w:val="false"/>
+                <w:bCs w:val="false"/>
+                <w:color w:val="000000"/>
+                <w:sz w:val="15"/>
+                <w:szCs w:val="15"/>
+              </w:rPr>
+              <w:t xml:space="preserve">축협·생축장 15개소 이상, 대학 3개교, 도 시험장 1, 고등학교 1</w:t>
+            </w:r>
+          </w:p>
+        </w:tc>
+      </w:tr>
+      <w:tr>
+        <w:tc>
+          <w:tcPr>
+            <w:tcW w:type="dxa" w:w="2600"/>
+            <w:tcBorders>
+              <w:top w:val="single" w:color="000000" w:sz="6"/>
+              <w:left w:val="single" w:color="000000" w:sz="6"/>
+              <w:bottom w:val="single" w:color="000000" w:sz="6"/>
+              <w:right w:val="single" w:color="000000" w:sz="6"/>
+            </w:tcBorders>
+            <w:tcMar>
+              <w:top w:type="dxa" w:w="22"/>
+              <w:left w:type="dxa" w:w="40"/>
+              <w:bottom w:type="dxa" w:w="22"/>
+              <w:right w:type="dxa" w:w="40"/>
+            </w:tcMar>
+            <w:vAlign w:val="center"/>
+          </w:tcPr>
+          <w:p>
+            <w:pPr>
+              <w:jc w:val="left"/>
+            </w:pPr>
+            <w:r>
+              <w:rPr>
+                <w:rFonts w:ascii="Malgun Gothic" w:cs="Malgun Gothic" w:eastAsia="Malgun Gothic" w:hAnsi="Malgun Gothic"/>
+                <w:b w:val="false"/>
+                <w:bCs w:val="false"/>
+                <w:color w:val="000000"/>
+                <w:sz w:val="15"/>
+                <w:szCs w:val="15"/>
+              </w:rPr>
+              <w:t xml:space="preserve">대규모 장착 농가</w:t>
+            </w:r>
+          </w:p>
+        </w:tc>
+        <w:tc>
+          <w:tcPr>
+            <w:tcW w:type="dxa" w:w="2400"/>
+            <w:tcBorders>
+              <w:top w:val="single" w:color="000000" w:sz="6"/>
+              <w:left w:val="single" w:color="000000" w:sz="6"/>
+              <w:bottom w:val="single" w:color="000000" w:sz="6"/>
+              <w:right w:val="single" w:color="000000" w:sz="6"/>
+            </w:tcBorders>
+            <w:tcMar>
+              <w:top w:type="dxa" w:w="22"/>
+              <w:left w:type="dxa" w:w="40"/>
+              <w:bottom w:type="dxa" w:w="22"/>
+              <w:right w:type="dxa" w:w="40"/>
+            </w:tcMar>
+            <w:vAlign w:val="center"/>
+          </w:tcPr>
+          <w:p>
+            <w:pPr>
+              <w:jc w:val="center"/>
+            </w:pPr>
+            <w:r>
+              <w:rPr>
+                <w:rFonts w:ascii="Malgun Gothic" w:cs="Malgun Gothic" w:eastAsia="Malgun Gothic" w:hAnsi="Malgun Gothic"/>
+                <w:b w:val="false"/>
+                <w:bCs w:val="false"/>
+                <w:color w:val="000000"/>
+                <w:sz w:val="15"/>
+                <w:szCs w:val="15"/>
+              </w:rPr>
+              <w:t xml:space="preserve">50두 이상 11개소</w:t>
+            </w:r>
+          </w:p>
+        </w:tc>
+        <w:tc>
+          <w:tcPr>
+            <w:tcW w:type="dxa" w:w="5600"/>
+            <w:tcBorders>
+              <w:top w:val="single" w:color="000000" w:sz="6"/>
+              <w:left w:val="single" w:color="000000" w:sz="6"/>
+              <w:bottom w:val="single" w:color="000000" w:sz="6"/>
+              <w:right w:val="single" w:color="000000" w:sz="6"/>
+            </w:tcBorders>
+            <w:tcMar>
+              <w:top w:type="dxa" w:w="22"/>
+              <w:left w:type="dxa" w:w="40"/>
+              <w:bottom w:type="dxa" w:w="22"/>
+              <w:right w:type="dxa" w:w="40"/>
+            </w:tcMar>
+            <w:vAlign w:val="center"/>
+          </w:tcPr>
+          <w:p>
+            <w:pPr>
+              <w:jc w:val="left"/>
+            </w:pPr>
+            <w:r>
+              <w:rPr>
+                <w:rFonts w:ascii="Malgun Gothic" w:cs="Malgun Gothic" w:eastAsia="Malgun Gothic" w:hAnsi="Malgun Gothic"/>
+                <w:b w:val="false"/>
+                <w:bCs w:val="false"/>
+                <w:color w:val="000000"/>
+                <w:sz w:val="15"/>
+                <w:szCs w:val="15"/>
+              </w:rPr>
+              <w:t xml:space="preserve">여주 101두, 창녕 88두, 옥천 76두, 화순 60두 등</w:t>
+            </w:r>
+          </w:p>
+        </w:tc>
+      </w:tr>
+      <w:tr>
+        <w:tc>
+          <w:tcPr>
+            <w:tcW w:type="dxa" w:w="2600"/>
+            <w:tcBorders>
+              <w:top w:val="single" w:color="000000" w:sz="6"/>
+              <w:left w:val="single" w:color="000000" w:sz="6"/>
+              <w:bottom w:val="single" w:color="000000" w:sz="6"/>
+              <w:right w:val="single" w:color="000000" w:sz="6"/>
+            </w:tcBorders>
+            <w:tcMar>
+              <w:top w:type="dxa" w:w="22"/>
+              <w:left w:type="dxa" w:w="40"/>
+              <w:bottom w:type="dxa" w:w="22"/>
+              <w:right w:type="dxa" w:w="40"/>
+            </w:tcMar>
+            <w:vAlign w:val="center"/>
+          </w:tcPr>
+          <w:p>
+            <w:pPr>
+              <w:jc w:val="left"/>
+            </w:pPr>
+            <w:r>
+              <w:rPr>
+                <w:rFonts w:ascii="Malgun Gothic" w:cs="Malgun Gothic" w:eastAsia="Malgun Gothic" w:hAnsi="Malgun Gothic"/>
+                <w:b w:val="false"/>
+                <w:bCs w:val="false"/>
+                <w:color w:val="000000"/>
+                <w:sz w:val="15"/>
+                <w:szCs w:val="15"/>
+              </w:rPr>
+              <w:t xml:space="preserve">기술실시계약</w:t>
+            </w:r>
+          </w:p>
+        </w:tc>
+        <w:tc>
+          <w:tcPr>
+            <w:tcW w:type="dxa" w:w="2400"/>
+            <w:tcBorders>
+              <w:top w:val="single" w:color="000000" w:sz="6"/>
+              <w:left w:val="single" w:color="000000" w:sz="6"/>
+              <w:bottom w:val="single" w:color="000000" w:sz="6"/>
+              <w:right w:val="single" w:color="000000" w:sz="6"/>
+            </w:tcBorders>
+            <w:tcMar>
+              <w:top w:type="dxa" w:w="22"/>
+              <w:left w:type="dxa" w:w="40"/>
+              <w:bottom w:type="dxa" w:w="22"/>
+              <w:right w:type="dxa" w:w="40"/>
+            </w:tcMar>
+            <w:vAlign w:val="center"/>
+          </w:tcPr>
+          <w:p>
+            <w:pPr>
+              <w:jc w:val="center"/>
+            </w:pPr>
+            <w:r>
+              <w:rPr>
+                <w:rFonts w:ascii="Malgun Gothic" w:cs="Malgun Gothic" w:eastAsia="Malgun Gothic" w:hAnsi="Malgun Gothic"/>
+                <w:b w:val="false"/>
+                <w:bCs w:val="false"/>
+                <w:color w:val="000000"/>
+                <w:sz w:val="15"/>
+                <w:szCs w:val="15"/>
+              </w:rPr>
+              <w:t xml:space="preserve">43건 / 32건</w:t>
+            </w:r>
+          </w:p>
+        </w:tc>
+        <w:tc>
+          <w:tcPr>
+            <w:tcW w:type="dxa" w:w="5600"/>
+            <w:tcBorders>
+              <w:top w:val="single" w:color="000000" w:sz="6"/>
+              <w:left w:val="single" w:color="000000" w:sz="6"/>
+              <w:bottom w:val="single" w:color="000000" w:sz="6"/>
+              <w:right w:val="single" w:color="000000" w:sz="6"/>
+            </w:tcBorders>
+            <w:tcMar>
+              <w:top w:type="dxa" w:w="22"/>
+              <w:left w:type="dxa" w:w="40"/>
+              <w:bottom w:type="dxa" w:w="22"/>
+              <w:right w:type="dxa" w:w="40"/>
+            </w:tcMar>
+            <w:vAlign w:val="center"/>
+          </w:tcPr>
+          <w:p>
+            <w:pPr>
+              <w:jc w:val="left"/>
+            </w:pPr>
+            <w:r>
+              <w:rPr>
+                <w:rFonts w:ascii="Malgun Gothic" w:cs="Malgun Gothic" w:eastAsia="Malgun Gothic" w:hAnsi="Malgun Gothic"/>
+                <w:b w:val="false"/>
+                <w:bCs w:val="false"/>
+                <w:color w:val="000000"/>
+                <w:sz w:val="15"/>
+                <w:szCs w:val="15"/>
+              </w:rPr>
+              <w:t xml:space="preserve">43건 = 조서·NTIS 기술이전 누적, 32건 = 농진청 성과등록 기준(집계 대상·기간 차이)</w:t>
+            </w:r>
+          </w:p>
+        </w:tc>
+      </w:tr>
+    </w:tbl>
+    <w:p>
+      <w:pPr>
+        <w:spacing w:before="50"/>
+      </w:pPr>
+      <w:r>
+        <w:rPr>
+          <w:rFonts w:ascii="Malgun Gothic" w:cs="Malgun Gothic" w:eastAsia="Malgun Gothic" w:hAnsi="Malgun Gothic"/>
+          <w:b w:val="false"/>
+          <w:bCs w:val="false"/>
+          <w:color w:val="000000"/>
+          <w:sz w:val="14"/>
+          <w:szCs w:val="14"/>
+        </w:rPr>
+        <w:t xml:space="preserve">＊수치는 관리시스템 화면 판독에 따른 잠정 하한값으로, 업체 원자료(공식 집계) 대조 후 확정 예정. ＊해외는 남미 등 도입 논의 단계로 실적에 산입하지 않음.</w:t>
       </w:r>
     </w:p>
     <w:sectPr>
